--- a/data/outputs/v2/Biology/SS1.2_Chemicals_of_Life/Biology_Chemicals_of_Life_FinalExplanation.docx
+++ b/data/outputs/v2/Biology/SS1.2_Chemicals_of_Life/Biology_Chemicals_of_Life_FinalExplanation.docx
@@ -38,6 +38,177 @@
           <w:szCs w:val="22"/>
         </w:rPr>
         <w:t xml:space="preserve">Student Assessment Document</w:t>
+      </w:r>
+    </w:p>
+    <w:p>
+      <w:pPr>
+        <w:spacing w:after="80" w:before="120"/>
+      </w:pPr>
+      <w:r>
+        <w:rPr>
+          <w:rFonts w:ascii="Arial" w:cs="Arial" w:eastAsia="Arial" w:hAnsi="Arial"/>
+          <w:b/>
+          <w:bCs/>
+          <w:color w:val="1F3864"/>
+          <w:sz w:val="20"/>
+          <w:szCs w:val="20"/>
+        </w:rPr>
+        <w:t xml:space="preserve">ATTRIBUTION AND LICENSING</w:t>
+      </w:r>
+    </w:p>
+    <w:p>
+      <w:pPr>
+        <w:spacing w:after="60" w:before="0"/>
+      </w:pPr>
+      <w:r>
+        <w:rPr>
+          <w:rFonts w:ascii="Arial" w:cs="Arial" w:eastAsia="Arial" w:hAnsi="Arial"/>
+          <w:b/>
+          <w:bCs/>
+          <w:sz w:val="17"/>
+          <w:szCs w:val="17"/>
+        </w:rPr>
+        <w:t xml:space="preserve">Curriculum Alignment: </w:t>
+      </w:r>
+      <w:r>
+        <w:rPr>
+          <w:rFonts w:ascii="Arial" w:cs="Arial" w:eastAsia="Arial" w:hAnsi="Arial"/>
+          <w:sz w:val="17"/>
+          <w:szCs w:val="17"/>
+        </w:rPr>
+        <w:t xml:space="preserve">Structured in pedagogical alignment with the competence-based curriculum format and learning outcomes established by the Kenya Institute of Curriculum Development (KICD). This material is independently developed and is not officially endorsed or published by KICD.</w:t>
+      </w:r>
+    </w:p>
+    <w:p>
+      <w:pPr>
+        <w:spacing w:after="60" w:before="0"/>
+      </w:pPr>
+      <w:r>
+        <w:rPr>
+          <w:rFonts w:ascii="Arial" w:cs="Arial" w:eastAsia="Arial" w:hAnsi="Arial"/>
+          <w:b/>
+          <w:bCs/>
+          <w:sz w:val="17"/>
+          <w:szCs w:val="17"/>
+        </w:rPr>
+        <w:t xml:space="preserve">Content &amp; Pedagogy: </w:t>
+      </w:r>
+      <w:r>
+        <w:rPr>
+          <w:rFonts w:ascii="Arial" w:cs="Arial" w:eastAsia="Arial" w:hAnsi="Arial"/>
+          <w:sz w:val="17"/>
+          <w:szCs w:val="17"/>
+        </w:rPr>
+        <w:t xml:space="preserve">Developed and adapted by the educator team at SeaVuria (registered 501(c)(3) in the United States and registered NGO in Kenya, No. 872-850A-BF11), who designed the pedagogical framework, lesson templates and exemplar lessons on which this material is based.</w:t>
+      </w:r>
+    </w:p>
+    <w:p>
+      <w:pPr>
+        <w:spacing w:after="60" w:before="0"/>
+      </w:pPr>
+      <w:r>
+        <w:rPr>
+          <w:rFonts w:ascii="Arial" w:cs="Arial" w:eastAsia="Arial" w:hAnsi="Arial"/>
+          <w:b/>
+          <w:bCs/>
+          <w:sz w:val="17"/>
+          <w:szCs w:val="17"/>
+        </w:rPr>
+        <w:t xml:space="preserve">Production &amp; Layout: </w:t>
+      </w:r>
+      <w:r>
+        <w:rPr>
+          <w:rFonts w:ascii="Arial" w:cs="Arial" w:eastAsia="Arial" w:hAnsi="Arial"/>
+          <w:sz w:val="17"/>
+          <w:szCs w:val="17"/>
+        </w:rPr>
+        <w:t xml:space="preserve">Educational design and curriculum sequencing by SeaVuria. Technical layout, structural formatting, and digital optimization/implementation executed in partnership with ARES Education (registered 501(c)(3) in the United States and Canada (as Afretech Aid) and registered NGO in Kenya), with lesson drafting and compilation assisted by AI (Claude, Anthropic).</w:t>
+      </w:r>
+    </w:p>
+    <w:p>
+      <w:pPr>
+        <w:pBdr>
+          <w:bottom w:val="single" w:color="1F3864" w:sz="6" w:space="6"/>
+        </w:pBdr>
+        <w:spacing w:after="60" w:before="0"/>
+      </w:pPr>
+      <w:r>
+        <w:rPr>
+          <w:rFonts w:ascii="Arial" w:cs="Arial" w:eastAsia="Arial" w:hAnsi="Arial"/>
+          <w:b/>
+          <w:bCs/>
+          <w:sz w:val="17"/>
+          <w:szCs w:val="17"/>
+        </w:rPr>
+        <w:t xml:space="preserve">Licensing &amp; Copyright: </w:t>
+      </w:r>
+      <w:r>
+        <w:rPr>
+          <w:rFonts w:ascii="Arial" w:cs="Arial" w:eastAsia="Arial" w:hAnsi="Arial"/>
+          <w:sz w:val="17"/>
+          <w:szCs w:val="17"/>
+        </w:rPr>
+        <w:t xml:space="preserve">© 2026 SeaVuria and ARES. This work is licensed under a </w:t>
+      </w:r>
+      <w:hyperlink w:history="1" r:id="rIdbgezesoxu8n32hwqizoq6">
+        <w:r>
+          <w:rPr>
+            <w:rFonts w:ascii="Arial" w:cs="Arial" w:eastAsia="Arial" w:hAnsi="Arial"/>
+            <w:color w:val="1F6B75"/>
+            <w:sz w:val="17"/>
+            <w:szCs w:val="17"/>
+            <w:u w:val="single" w:color="1F6B75"/>
+          </w:rPr>
+          <w:t xml:space="preserve">Creative Commons Attribution-NonCommercial 4.0 International License</w:t>
+        </w:r>
+      </w:hyperlink>
+      <w:r>
+        <w:rPr>
+          <w:rFonts w:ascii="Arial" w:cs="Arial" w:eastAsia="Arial" w:hAnsi="Arial"/>
+          <w:sz w:val="17"/>
+          <w:szCs w:val="17"/>
+        </w:rPr>
+        <w:t xml:space="preserve"> (</w:t>
+      </w:r>
+      <w:hyperlink w:history="1" r:id="rIdnzgfbldtfy_jvf5nb3dhe">
+        <w:r>
+          <w:rPr>
+            <w:rFonts w:ascii="Arial" w:cs="Arial" w:eastAsia="Arial" w:hAnsi="Arial"/>
+            <w:color w:val="1F6B75"/>
+            <w:sz w:val="17"/>
+            <w:szCs w:val="17"/>
+            <w:u w:val="single" w:color="1F6B75"/>
+          </w:rPr>
+          <w:t xml:space="preserve">CC BY-NC 4.0</w:t>
+        </w:r>
+      </w:hyperlink>
+      <w:r>
+        <w:rPr>
+          <w:rFonts w:ascii="Arial" w:cs="Arial" w:eastAsia="Arial" w:hAnsi="Arial"/>
+          <w:sz w:val="17"/>
+          <w:szCs w:val="17"/>
+        </w:rPr>
+        <w:t xml:space="preserve">). To view a copy of this license, visit </w:t>
+      </w:r>
+      <w:hyperlink w:history="1" r:id="rId3fvutx1o-zas3c-_boav9">
+        <w:r>
+          <w:rPr>
+            <w:rFonts w:ascii="Arial" w:cs="Arial" w:eastAsia="Arial" w:hAnsi="Arial"/>
+            <w:color w:val="1F6B75"/>
+            <w:sz w:val="17"/>
+            <w:szCs w:val="17"/>
+            <w:u w:val="single" w:color="1F6B75"/>
+          </w:rPr>
+          <w:t xml:space="preserve">https://creativecommons.org/licenses/by-nc/4.0/</w:t>
+        </w:r>
+      </w:hyperlink>
+      <w:r>
+        <w:rPr>
+          <w:rFonts w:ascii="Arial" w:cs="Arial" w:eastAsia="Arial" w:hAnsi="Arial"/>
+          <w:sz w:val="17"/>
+          <w:szCs w:val="17"/>
+        </w:rPr>
+        <w:t xml:space="preserve">. You are free to copy, redistribute, and adapt this material in any medium or format, provided appropriate credit is given and the material is not used for commercial purposes. KICD learning outcomes and curriculum designations reproduced here for alignment purposes remain the property of KICD and are not covered by this license. Linked external resources (e.g. CK-12, Khan Academy, PhET) are subject to their own licenses.</w:t>
       </w:r>
     </w:p>
     <w:p>

--- a/data/outputs/v2/Biology/SS1.2_Chemicals_of_Life/Biology_Chemicals_of_Life_FinalExplanation.docx
+++ b/data/outputs/v2/Biology/SS1.2_Chemicals_of_Life/Biology_Chemicals_of_Life_FinalExplanation.docx
@@ -150,7 +150,7 @@
         </w:rPr>
         <w:t xml:space="preserve">© 2026 SeaVuria and ARES. This work is licensed under a </w:t>
       </w:r>
-      <w:hyperlink w:history="1" r:id="rIdbgezesoxu8n32hwqizoq6">
+      <w:hyperlink w:history="1" r:id="rIdlfjp47awppo6s8cbpkngq">
         <w:r>
           <w:rPr>
             <w:rFonts w:ascii="Arial" w:cs="Arial" w:eastAsia="Arial" w:hAnsi="Arial"/>
@@ -170,7 +170,7 @@
         </w:rPr>
         <w:t xml:space="preserve"> (</w:t>
       </w:r>
-      <w:hyperlink w:history="1" r:id="rIdnzgfbldtfy_jvf5nb3dhe">
+      <w:hyperlink w:history="1" r:id="rIdtn_obccee7zra7yhv--fs">
         <w:r>
           <w:rPr>
             <w:rFonts w:ascii="Arial" w:cs="Arial" w:eastAsia="Arial" w:hAnsi="Arial"/>
@@ -190,7 +190,7 @@
         </w:rPr>
         <w:t xml:space="preserve">). To view a copy of this license, visit </w:t>
       </w:r>
-      <w:hyperlink w:history="1" r:id="rId3fvutx1o-zas3c-_boav9">
+      <w:hyperlink w:history="1" r:id="rId_b-tt5obgxr7kjy8ntvw0">
         <w:r>
           <w:rPr>
             <w:rFonts w:ascii="Arial" w:cs="Arial" w:eastAsia="Arial" w:hAnsi="Arial"/>

--- a/data/outputs/v2/Biology/SS1.2_Chemicals_of_Life/Biology_Chemicals_of_Life_FinalExplanation.docx
+++ b/data/outputs/v2/Biology/SS1.2_Chemicals_of_Life/Biology_Chemicals_of_Life_FinalExplanation.docx
@@ -2061,7 +2061,7 @@
         </w:rPr>
         <w:t xml:space="preserve">© 2026 SeaVuria and ARES. This work is licensed under a </w:t>
       </w:r>
-      <w:hyperlink w:history="1" r:id="rId3tv2gfa4gmj9n7qgyj-w4">
+      <w:hyperlink w:history="1" r:id="rIdw68yzutjpffzcpz77kjfo">
         <w:r>
           <w:rPr>
             <w:rFonts w:ascii="Arial" w:cs="Arial" w:eastAsia="Arial" w:hAnsi="Arial"/>
@@ -2081,7 +2081,7 @@
         </w:rPr>
         <w:t xml:space="preserve"> (</w:t>
       </w:r>
-      <w:hyperlink w:history="1" r:id="rIde8ch0sfnu2uwzs7vkg-bg">
+      <w:hyperlink w:history="1" r:id="rIduet2vhlqjn0otto8dxzxr">
         <w:r>
           <w:rPr>
             <w:rFonts w:ascii="Arial" w:cs="Arial" w:eastAsia="Arial" w:hAnsi="Arial"/>
@@ -2101,7 +2101,7 @@
         </w:rPr>
         <w:t xml:space="preserve">). To view a copy of this license, visit </w:t>
       </w:r>
-      <w:hyperlink w:history="1" r:id="rIdgy46-mskwhe8tlcdh1hzi">
+      <w:hyperlink w:history="1" r:id="rIdhhb5idq21wm8odzxvdxi6">
         <w:r>
           <w:rPr>
             <w:rFonts w:ascii="Arial" w:cs="Arial" w:eastAsia="Arial" w:hAnsi="Arial"/>

--- a/data/outputs/v2/Biology/SS1.2_Chemicals_of_Life/Biology_Chemicals_of_Life_FinalExplanation.docx
+++ b/data/outputs/v2/Biology/SS1.2_Chemicals_of_Life/Biology_Chemicals_of_Life_FinalExplanation.docx
@@ -2061,7 +2061,7 @@
         </w:rPr>
         <w:t xml:space="preserve">© 2026 SeaVuria and ARES. This work is licensed under a </w:t>
       </w:r>
-      <w:hyperlink w:history="1" r:id="rIdw68yzutjpffzcpz77kjfo">
+      <w:hyperlink w:history="1" r:id="rIdhbutuxw05rlqroqumjomn">
         <w:r>
           <w:rPr>
             <w:rFonts w:ascii="Arial" w:cs="Arial" w:eastAsia="Arial" w:hAnsi="Arial"/>
@@ -2081,7 +2081,7 @@
         </w:rPr>
         <w:t xml:space="preserve"> (</w:t>
       </w:r>
-      <w:hyperlink w:history="1" r:id="rIduet2vhlqjn0otto8dxzxr">
+      <w:hyperlink w:history="1" r:id="rIdl_j8yqqnclm_fe-c-vyes">
         <w:r>
           <w:rPr>
             <w:rFonts w:ascii="Arial" w:cs="Arial" w:eastAsia="Arial" w:hAnsi="Arial"/>
@@ -2101,7 +2101,7 @@
         </w:rPr>
         <w:t xml:space="preserve">). To view a copy of this license, visit </w:t>
       </w:r>
-      <w:hyperlink w:history="1" r:id="rIdhhb5idq21wm8odzxvdxi6">
+      <w:hyperlink w:history="1" r:id="rIdzghduw_jyjcwzv7sccvqq">
         <w:r>
           <w:rPr>
             <w:rFonts w:ascii="Arial" w:cs="Arial" w:eastAsia="Arial" w:hAnsi="Arial"/>

--- a/data/outputs/v2/Biology/SS1.2_Chemicals_of_Life/Biology_Chemicals_of_Life_FinalExplanation.docx
+++ b/data/outputs/v2/Biology/SS1.2_Chemicals_of_Life/Biology_Chemicals_of_Life_FinalExplanation.docx
@@ -95,7 +95,7 @@
                 <w:sz w:val="22"/>
                 <w:szCs w:val="22"/>
               </w:rPr>
-              <w:t xml:space="preserve">FINAL EXPLANATION: BIOLOGY GRADE 10 - CHEMICALS OF LIFE: FINAL EXPLANATION</w:t>
+              <w:t xml:space="preserve">FINAL EXPLANATION: BIOLOGY GRADE 10: CHEMICALS OF LIFE (FINAL EXPLANATION)</w:t>
             </w:r>
           </w:p>
         </w:tc>
@@ -422,159 +422,7 @@
                 <w:sz w:val="18"/>
                 <w:szCs w:val="18"/>
               </w:rPr>
-              <w:t xml:space="preserve">You have finished all 6 lessons of the Chemicals of Life unit. Now write your COMPLETE EXPLANATION of the two children in Kisumu. Child A is a Standard 5 pupil who eats ugali every day and has a swollen belly, thin limbs, discoloured hair and extreme tiredness (kwashiorkor). Child B lives in the same village, eats githeri regularly and is healthy and energetic. Both children eat a similar quantity of food.</w:t>
-            </w:r>
-          </w:p>
-          <w:p>
-            <w:pPr>
-              <w:spacing w:after="40" w:before="0"/>
-              <w:jc w:val="left"/>
-            </w:pPr>
-            <w:r>
-              <w:rPr>
-                <w:rFonts w:ascii="Arial" w:cs="Arial" w:eastAsia="Arial" w:hAnsi="Arial"/>
-                <w:b w:val="false"/>
-                <w:bCs w:val="false"/>
-                <w:i w:val="false"/>
-                <w:iCs w:val="false"/>
-                <w:color w:val="000000"/>
-                <w:sz w:val="18"/>
-                <w:szCs w:val="18"/>
-              </w:rPr>
-              <w:t xml:space="preserve"/>
-            </w:r>
-          </w:p>
-          <w:p>
-            <w:pPr>
-              <w:spacing w:after="40" w:before="0"/>
-              <w:jc w:val="left"/>
-            </w:pPr>
-            <w:r>
-              <w:rPr>
-                <w:rFonts w:ascii="Arial" w:cs="Arial" w:eastAsia="Arial" w:hAnsi="Arial"/>
-                <w:b w:val="false"/>
-                <w:bCs w:val="false"/>
-                <w:i w:val="false"/>
-                <w:iCs w:val="false"/>
-                <w:color w:val="000000"/>
-                <w:sz w:val="18"/>
-                <w:szCs w:val="18"/>
-              </w:rPr>
-              <w:t xml:space="preserve">DRIVING QUESTION: Why do two children in Kisumu eating the same amount of food every day end up with completely different bodies, and what does that tell us about what food is really made of?</w:t>
-            </w:r>
-          </w:p>
-          <w:p>
-            <w:pPr>
-              <w:spacing w:after="40" w:before="0"/>
-              <w:jc w:val="left"/>
-            </w:pPr>
-            <w:r>
-              <w:rPr>
-                <w:rFonts w:ascii="Arial" w:cs="Arial" w:eastAsia="Arial" w:hAnsi="Arial"/>
-                <w:b w:val="false"/>
-                <w:bCs w:val="false"/>
-                <w:i w:val="false"/>
-                <w:iCs w:val="false"/>
-                <w:color w:val="000000"/>
-                <w:sz w:val="18"/>
-                <w:szCs w:val="18"/>
-              </w:rPr>
-              <w:t xml:space="preserve"/>
-            </w:r>
-          </w:p>
-          <w:p>
-            <w:pPr>
-              <w:spacing w:after="40" w:before="0"/>
-              <w:jc w:val="left"/>
-            </w:pPr>
-            <w:r>
-              <w:rPr>
-                <w:rFonts w:ascii="Arial" w:cs="Arial" w:eastAsia="Arial" w:hAnsi="Arial"/>
-                <w:b w:val="false"/>
-                <w:bCs w:val="false"/>
-                <w:i w:val="false"/>
-                <w:iCs w:val="false"/>
-                <w:color w:val="000000"/>
-                <w:sz w:val="18"/>
-                <w:szCs w:val="18"/>
-              </w:rPr>
-              <w:t xml:space="preserve">What to use: your notebook, your Lesson 1 prediction and first model, your food test results table, your molecular models from Lesson 4, your Driving Question Board cards and your final group poster.</w:t>
-            </w:r>
-          </w:p>
-          <w:p>
-            <w:pPr>
-              <w:spacing w:after="40" w:before="0"/>
-              <w:jc w:val="left"/>
-            </w:pPr>
-            <w:r>
-              <w:rPr>
-                <w:rFonts w:ascii="Arial" w:cs="Arial" w:eastAsia="Arial" w:hAnsi="Arial"/>
-                <w:b w:val="false"/>
-                <w:bCs w:val="false"/>
-                <w:i w:val="false"/>
-                <w:iCs w:val="false"/>
-                <w:color w:val="000000"/>
-                <w:sz w:val="18"/>
-                <w:szCs w:val="18"/>
-              </w:rPr>
-              <w:t xml:space="preserve"/>
-            </w:r>
-          </w:p>
-          <w:p>
-            <w:pPr>
-              <w:spacing w:after="40" w:before="0"/>
-              <w:jc w:val="left"/>
-            </w:pPr>
-            <w:r>
-              <w:rPr>
-                <w:rFonts w:ascii="Arial" w:cs="Arial" w:eastAsia="Arial" w:hAnsi="Arial"/>
-                <w:b w:val="false"/>
-                <w:bCs w:val="false"/>
-                <w:i w:val="false"/>
-                <w:iCs w:val="false"/>
-                <w:color w:val="000000"/>
-                <w:sz w:val="18"/>
-                <w:szCs w:val="18"/>
-              </w:rPr>
-              <w:t xml:space="preserve">Write in your own words in the space under each prompt. Use specific evidence from your lessons (what you saw in the tests and what you built), and give reasons (because...) that link each idea back to the two children. Answer in full sentences. You may add labelled diagrams. Write a focused answer to each part; about 3-4 typed pages or 4-5 handwritten pages in total is enough.</w:t>
-            </w:r>
-          </w:p>
-          <w:p>
-            <w:pPr>
-              <w:spacing w:after="40" w:before="0"/>
-              <w:jc w:val="left"/>
-            </w:pPr>
-            <w:r>
-              <w:rPr>
-                <w:rFonts w:ascii="Arial" w:cs="Arial" w:eastAsia="Arial" w:hAnsi="Arial"/>
-                <w:b w:val="false"/>
-                <w:bCs w:val="false"/>
-                <w:i w:val="false"/>
-                <w:iCs w:val="false"/>
-                <w:color w:val="000000"/>
-                <w:sz w:val="18"/>
-                <w:szCs w:val="18"/>
-              </w:rPr>
-              <w:t xml:space="preserve"/>
-            </w:r>
-          </w:p>
-          <w:p>
-            <w:pPr>
-              <w:spacing w:after="40" w:before="0"/>
-              <w:jc w:val="left"/>
-            </w:pPr>
-            <w:r>
-              <w:rPr>
-                <w:rFonts w:ascii="Arial" w:cs="Arial" w:eastAsia="Arial" w:hAnsi="Arial"/>
-                <w:b w:val="false"/>
-                <w:bCs w:val="false"/>
-                <w:i w:val="false"/>
-                <w:iCs w:val="false"/>
-                <w:color w:val="000000"/>
-                <w:sz w:val="18"/>
-                <w:szCs w:val="18"/>
-              </w:rPr>
-              <w:t xml:space="preserve">You will be marked on: understanding of the chemicals of life, use of evidence from the food tests and models, explaining the phenomenon, scientific reasoning, and applying your ideas to a real Kenyan diet.</w:t>
+              <w:t xml:space="preserve">You have finished all 6 lessons on the Chemicals of Life. Now write your own COMPLETE EXPLANATION of this driving question: How do the simple foods Kenyan athletes eat, like ugali, githeri and beans, provide the chemicals their bodies need for energy, growth and repair? Think about Eliud Kipchoge, who trains near Iten in the Rift Valley and ran 42.195 km in 7,269 s (2:01:09) at Berlin 2022. Use your class model (Lesson 1 and final), your Driving Question Board, your food test results, the amylase data and the meal comparison. Write your answer in the space under each prompt. Use numbers from the tables whenever you make a claim. Do not call a meal 'best' without citing numbers. Remember safety: goggles and a hot water bath for Benedict's and HCl tests, and never taste lab samples. Use the words from the unit, such as reducing sugar, amino acids, fatty acids and glycerol, optimum and denatured. Write in full sentences in your own words.</w:t>
             </w:r>
           </w:p>
         </w:tc>
@@ -633,7 +481,7 @@
                 <w:sz w:val="22"/>
                 <w:szCs w:val="22"/>
               </w:rPr>
-              <w:t xml:space="preserve">Part 1: What Is Food Made Of?</w:t>
+              <w:t xml:space="preserve">Part 1: The plain plate and the marathon</w:t>
             </w:r>
           </w:p>
         </w:tc>
@@ -667,7 +515,7 @@
                 <w:sz w:val="18"/>
                 <w:szCs w:val="18"/>
               </w:rPr>
-              <w:t xml:space="preserve">Food is not just 'food'. (a) Name the six chemicals of life and give the main job of each in the body. (b) For each chemical, give one Kenyan food that is a good source. (c) Think about ugali and githeri. Using what you learned in Lessons 1 and 2, compare the main chemicals you would expect in each food and explain how this could matter for the two children.</w:t>
+              <w:t xml:space="preserve">Look at Table 1 and the Kipchoge figures. Kipchoge has a body mass of about 52 kg and uses about 1 kcal per kg per km. His marathon (42.195 km) takes 7,269 s. (a) Calculate his average pace in s per km and the energy cost of the marathon. (b) His stored glycogen is about 500 g. Using 4 kcal per g, calculate the energy it holds and compare it with the marathon cost. (c) Name the three main groups of chemicals of life taught in this unit, and give the one-line role of each in the body. (d) Explain why a plate of ugali, beans, sukuma wiki and milk is 'not plain'.</w:t>
             </w:r>
           </w:p>
         </w:tc>
@@ -763,7 +611,7 @@
                 <w:sz w:val="22"/>
                 <w:szCs w:val="22"/>
               </w:rPr>
-              <w:t xml:space="preserve">Part 2: Food Tests as Evidence</w:t>
+              <w:t xml:space="preserve">Part 2: Food tests as evidence</w:t>
             </w:r>
           </w:p>
         </w:tc>
@@ -797,7 +645,611 @@
                 <w:sz w:val="18"/>
                 <w:szCs w:val="18"/>
               </w:rPr>
-              <w:t xml:space="preserve">Describe the food tests whose results you used in this unit. (a) For starch, protein and lipids, which test gave the evidence and what positive result is seen for each? (b) What results were recorded for ugali, for beans or githeri, and for the lipid-rich foods you tested? (c) Why is a food test better evidence than simply looking at the food?</w:t>
+              <w:t xml:space="preserve">Use your test results from Lessons 2, 3 and 4. (a) Complete the table below by writing the reagent or test used and the colour or sign that shows a positive result for each chemical.</w:t>
+            </w:r>
+          </w:p>
+          <w:p>
+            <w:pPr>
+              <w:spacing w:after="40" w:before="0"/>
+              <w:jc w:val="left"/>
+            </w:pPr>
+            <w:r>
+              <w:rPr>
+                <w:rFonts w:ascii="Arial" w:cs="Arial" w:eastAsia="Arial" w:hAnsi="Arial"/>
+                <w:b/>
+                <w:bCs/>
+                <w:i w:val="false"/>
+                <w:iCs w:val="false"/>
+                <w:color w:val="000000"/>
+                <w:sz w:val="18"/>
+                <w:szCs w:val="18"/>
+              </w:rPr>
+              <w:t xml:space="preserve"/>
+            </w:r>
+          </w:p>
+          <w:tbl>
+            <w:tblPr>
+              <w:tblW w:type="dxa" w:w="13320"/>
+              <w:tblBorders>
+                <w:top w:val="single" w:color="AAAAAA" w:sz="4"/>
+                <w:left w:val="single" w:color="AAAAAA" w:sz="4"/>
+                <w:bottom w:val="single" w:color="AAAAAA" w:sz="4"/>
+                <w:right w:val="single" w:color="AAAAAA" w:sz="4"/>
+                <w:insideH w:val="single" w:color="auto" w:sz="4"/>
+                <w:insideV w:val="single" w:color="auto" w:sz="4"/>
+              </w:tblBorders>
+              <w:tblLayout w:type="fixed"/>
+            </w:tblPr>
+            <w:tblGrid>
+              <w:gridCol w:w="4440"/>
+              <w:gridCol w:w="4440"/>
+              <w:gridCol w:w="4440"/>
+            </w:tblGrid>
+            <w:tr>
+              <w:tc>
+                <w:tcPr>
+                  <w:tcW w:type="dxa" w:w="4440"/>
+                  <w:shd w:fill="D5E8F0" w:color="auto" w:val="clear"/>
+                  <w:tcMar>
+                    <w:top w:type="dxa" w:w="60"/>
+                    <w:left w:type="dxa" w:w="120"/>
+                    <w:bottom w:type="dxa" w:w="60"/>
+                    <w:right w:type="dxa" w:w="120"/>
+                  </w:tcMar>
+                  <w:vAlign w:val="top"/>
+                </w:tcPr>
+                <w:p>
+                  <w:pPr>
+                    <w:spacing w:after="40" w:before="0"/>
+                    <w:jc w:val="left"/>
+                  </w:pPr>
+                  <w:r>
+                    <w:rPr>
+                      <w:rFonts w:ascii="Arial" w:cs="Arial" w:eastAsia="Arial" w:hAnsi="Arial"/>
+                      <w:b/>
+                      <w:bCs/>
+                      <w:i w:val="false"/>
+                      <w:iCs w:val="false"/>
+                      <w:color w:val="000000"/>
+                      <w:sz w:val="18"/>
+                      <w:szCs w:val="18"/>
+                    </w:rPr>
+                    <w:t xml:space="preserve">Chemical</w:t>
+                  </w:r>
+                </w:p>
+              </w:tc>
+              <w:tc>
+                <w:tcPr>
+                  <w:tcW w:type="dxa" w:w="4440"/>
+                  <w:shd w:fill="D5E8F0" w:color="auto" w:val="clear"/>
+                  <w:tcMar>
+                    <w:top w:type="dxa" w:w="60"/>
+                    <w:left w:type="dxa" w:w="120"/>
+                    <w:bottom w:type="dxa" w:w="60"/>
+                    <w:right w:type="dxa" w:w="120"/>
+                  </w:tcMar>
+                  <w:vAlign w:val="top"/>
+                </w:tcPr>
+                <w:p>
+                  <w:pPr>
+                    <w:spacing w:after="40" w:before="0"/>
+                    <w:jc w:val="left"/>
+                  </w:pPr>
+                  <w:r>
+                    <w:rPr>
+                      <w:rFonts w:ascii="Arial" w:cs="Arial" w:eastAsia="Arial" w:hAnsi="Arial"/>
+                      <w:b/>
+                      <w:bCs/>
+                      <w:i w:val="false"/>
+                      <w:iCs w:val="false"/>
+                      <w:color w:val="000000"/>
+                      <w:sz w:val="18"/>
+                      <w:szCs w:val="18"/>
+                    </w:rPr>
+                    <w:t xml:space="preserve">Test or reagent</w:t>
+                  </w:r>
+                </w:p>
+              </w:tc>
+              <w:tc>
+                <w:tcPr>
+                  <w:tcW w:type="dxa" w:w="4440"/>
+                  <w:shd w:fill="D5E8F0" w:color="auto" w:val="clear"/>
+                  <w:tcMar>
+                    <w:top w:type="dxa" w:w="60"/>
+                    <w:left w:type="dxa" w:w="120"/>
+                    <w:bottom w:type="dxa" w:w="60"/>
+                    <w:right w:type="dxa" w:w="120"/>
+                  </w:tcMar>
+                  <w:vAlign w:val="top"/>
+                </w:tcPr>
+                <w:p>
+                  <w:pPr>
+                    <w:spacing w:after="40" w:before="0"/>
+                    <w:jc w:val="left"/>
+                  </w:pPr>
+                  <w:r>
+                    <w:rPr>
+                      <w:rFonts w:ascii="Arial" w:cs="Arial" w:eastAsia="Arial" w:hAnsi="Arial"/>
+                      <w:b/>
+                      <w:bCs/>
+                      <w:i w:val="false"/>
+                      <w:iCs w:val="false"/>
+                      <w:color w:val="000000"/>
+                      <w:sz w:val="18"/>
+                      <w:szCs w:val="18"/>
+                    </w:rPr>
+                    <w:t xml:space="preserve">Positive result</w:t>
+                  </w:r>
+                </w:p>
+              </w:tc>
+            </w:tr>
+            <w:tr>
+              <w:tc>
+                <w:tcPr>
+                  <w:tcW w:type="dxa" w:w="4440"/>
+                  <w:shd w:fill="FFFFFF" w:color="auto" w:val="clear"/>
+                  <w:tcMar>
+                    <w:top w:type="dxa" w:w="60"/>
+                    <w:left w:type="dxa" w:w="120"/>
+                    <w:bottom w:type="dxa" w:w="60"/>
+                    <w:right w:type="dxa" w:w="120"/>
+                  </w:tcMar>
+                  <w:vAlign w:val="top"/>
+                </w:tcPr>
+                <w:p>
+                  <w:pPr>
+                    <w:spacing w:after="40" w:before="0"/>
+                    <w:jc w:val="left"/>
+                  </w:pPr>
+                  <w:r>
+                    <w:rPr>
+                      <w:rFonts w:ascii="Arial" w:cs="Arial" w:eastAsia="Arial" w:hAnsi="Arial"/>
+                      <w:b w:val="false"/>
+                      <w:bCs w:val="false"/>
+                      <w:i w:val="false"/>
+                      <w:iCs w:val="false"/>
+                      <w:color w:val="000000"/>
+                      <w:sz w:val="18"/>
+                      <w:szCs w:val="18"/>
+                    </w:rPr>
+                    <w:t xml:space="preserve">Starch</w:t>
+                  </w:r>
+                </w:p>
+              </w:tc>
+              <w:tc>
+                <w:tcPr>
+                  <w:tcW w:type="dxa" w:w="4440"/>
+                  <w:shd w:fill="FFFFFF" w:color="auto" w:val="clear"/>
+                  <w:tcMar>
+                    <w:top w:type="dxa" w:w="60"/>
+                    <w:left w:type="dxa" w:w="120"/>
+                    <w:bottom w:type="dxa" w:w="60"/>
+                    <w:right w:type="dxa" w:w="120"/>
+                  </w:tcMar>
+                  <w:vAlign w:val="top"/>
+                </w:tcPr>
+                <w:p>
+                  <w:pPr>
+                    <w:spacing w:after="60" w:before="0"/>
+                    <w:jc w:val="left"/>
+                  </w:pPr>
+                  <w:r>
+                    <w:rPr>
+                      <w:rFonts w:ascii="Arial" w:cs="Arial" w:eastAsia="Arial" w:hAnsi="Arial"/>
+                      <w:b w:val="false"/>
+                      <w:bCs w:val="false"/>
+                      <w:i w:val="false"/>
+                      <w:iCs w:val="false"/>
+                      <w:color w:val="000000"/>
+                      <w:sz w:val="18"/>
+                      <w:szCs w:val="18"/>
+                    </w:rPr>
+                    <w:t xml:space="preserve"/>
+                  </w:r>
+                </w:p>
+              </w:tc>
+              <w:tc>
+                <w:tcPr>
+                  <w:tcW w:type="dxa" w:w="4440"/>
+                  <w:shd w:fill="FFFFFF" w:color="auto" w:val="clear"/>
+                  <w:tcMar>
+                    <w:top w:type="dxa" w:w="60"/>
+                    <w:left w:type="dxa" w:w="120"/>
+                    <w:bottom w:type="dxa" w:w="60"/>
+                    <w:right w:type="dxa" w:w="120"/>
+                  </w:tcMar>
+                  <w:vAlign w:val="top"/>
+                </w:tcPr>
+                <w:p>
+                  <w:pPr>
+                    <w:spacing w:after="60" w:before="0"/>
+                    <w:jc w:val="left"/>
+                  </w:pPr>
+                  <w:r>
+                    <w:rPr>
+                      <w:rFonts w:ascii="Arial" w:cs="Arial" w:eastAsia="Arial" w:hAnsi="Arial"/>
+                      <w:b w:val="false"/>
+                      <w:bCs w:val="false"/>
+                      <w:i w:val="false"/>
+                      <w:iCs w:val="false"/>
+                      <w:color w:val="000000"/>
+                      <w:sz w:val="18"/>
+                      <w:szCs w:val="18"/>
+                    </w:rPr>
+                    <w:t xml:space="preserve"/>
+                  </w:r>
+                </w:p>
+              </w:tc>
+            </w:tr>
+            <w:tr>
+              <w:tc>
+                <w:tcPr>
+                  <w:tcW w:type="dxa" w:w="4440"/>
+                  <w:shd w:fill="FFFFFF" w:color="auto" w:val="clear"/>
+                  <w:tcMar>
+                    <w:top w:type="dxa" w:w="60"/>
+                    <w:left w:type="dxa" w:w="120"/>
+                    <w:bottom w:type="dxa" w:w="60"/>
+                    <w:right w:type="dxa" w:w="120"/>
+                  </w:tcMar>
+                  <w:vAlign w:val="top"/>
+                </w:tcPr>
+                <w:p>
+                  <w:pPr>
+                    <w:spacing w:after="40" w:before="0"/>
+                    <w:jc w:val="left"/>
+                  </w:pPr>
+                  <w:r>
+                    <w:rPr>
+                      <w:rFonts w:ascii="Arial" w:cs="Arial" w:eastAsia="Arial" w:hAnsi="Arial"/>
+                      <w:b w:val="false"/>
+                      <w:bCs w:val="false"/>
+                      <w:i w:val="false"/>
+                      <w:iCs w:val="false"/>
+                      <w:color w:val="000000"/>
+                      <w:sz w:val="18"/>
+                      <w:szCs w:val="18"/>
+                    </w:rPr>
+                    <w:t xml:space="preserve">Reducing sugar</w:t>
+                  </w:r>
+                </w:p>
+              </w:tc>
+              <w:tc>
+                <w:tcPr>
+                  <w:tcW w:type="dxa" w:w="4440"/>
+                  <w:shd w:fill="FFFFFF" w:color="auto" w:val="clear"/>
+                  <w:tcMar>
+                    <w:top w:type="dxa" w:w="60"/>
+                    <w:left w:type="dxa" w:w="120"/>
+                    <w:bottom w:type="dxa" w:w="60"/>
+                    <w:right w:type="dxa" w:w="120"/>
+                  </w:tcMar>
+                  <w:vAlign w:val="top"/>
+                </w:tcPr>
+                <w:p>
+                  <w:pPr>
+                    <w:spacing w:after="60" w:before="0"/>
+                    <w:jc w:val="left"/>
+                  </w:pPr>
+                  <w:r>
+                    <w:rPr>
+                      <w:rFonts w:ascii="Arial" w:cs="Arial" w:eastAsia="Arial" w:hAnsi="Arial"/>
+                      <w:b w:val="false"/>
+                      <w:bCs w:val="false"/>
+                      <w:i w:val="false"/>
+                      <w:iCs w:val="false"/>
+                      <w:color w:val="000000"/>
+                      <w:sz w:val="18"/>
+                      <w:szCs w:val="18"/>
+                    </w:rPr>
+                    <w:t xml:space="preserve"/>
+                  </w:r>
+                </w:p>
+              </w:tc>
+              <w:tc>
+                <w:tcPr>
+                  <w:tcW w:type="dxa" w:w="4440"/>
+                  <w:shd w:fill="FFFFFF" w:color="auto" w:val="clear"/>
+                  <w:tcMar>
+                    <w:top w:type="dxa" w:w="60"/>
+                    <w:left w:type="dxa" w:w="120"/>
+                    <w:bottom w:type="dxa" w:w="60"/>
+                    <w:right w:type="dxa" w:w="120"/>
+                  </w:tcMar>
+                  <w:vAlign w:val="top"/>
+                </w:tcPr>
+                <w:p>
+                  <w:pPr>
+                    <w:spacing w:after="60" w:before="0"/>
+                    <w:jc w:val="left"/>
+                  </w:pPr>
+                  <w:r>
+                    <w:rPr>
+                      <w:rFonts w:ascii="Arial" w:cs="Arial" w:eastAsia="Arial" w:hAnsi="Arial"/>
+                      <w:b w:val="false"/>
+                      <w:bCs w:val="false"/>
+                      <w:i w:val="false"/>
+                      <w:iCs w:val="false"/>
+                      <w:color w:val="000000"/>
+                      <w:sz w:val="18"/>
+                      <w:szCs w:val="18"/>
+                    </w:rPr>
+                    <w:t xml:space="preserve"/>
+                  </w:r>
+                </w:p>
+              </w:tc>
+            </w:tr>
+            <w:tr>
+              <w:tc>
+                <w:tcPr>
+                  <w:tcW w:type="dxa" w:w="4440"/>
+                  <w:shd w:fill="FFFFFF" w:color="auto" w:val="clear"/>
+                  <w:tcMar>
+                    <w:top w:type="dxa" w:w="60"/>
+                    <w:left w:type="dxa" w:w="120"/>
+                    <w:bottom w:type="dxa" w:w="60"/>
+                    <w:right w:type="dxa" w:w="120"/>
+                  </w:tcMar>
+                  <w:vAlign w:val="top"/>
+                </w:tcPr>
+                <w:p>
+                  <w:pPr>
+                    <w:spacing w:after="40" w:before="0"/>
+                    <w:jc w:val="left"/>
+                  </w:pPr>
+                  <w:r>
+                    <w:rPr>
+                      <w:rFonts w:ascii="Arial" w:cs="Arial" w:eastAsia="Arial" w:hAnsi="Arial"/>
+                      <w:b w:val="false"/>
+                      <w:bCs w:val="false"/>
+                      <w:i w:val="false"/>
+                      <w:iCs w:val="false"/>
+                      <w:color w:val="000000"/>
+                      <w:sz w:val="18"/>
+                      <w:szCs w:val="18"/>
+                    </w:rPr>
+                    <w:t xml:space="preserve">Protein</w:t>
+                  </w:r>
+                </w:p>
+              </w:tc>
+              <w:tc>
+                <w:tcPr>
+                  <w:tcW w:type="dxa" w:w="4440"/>
+                  <w:shd w:fill="FFFFFF" w:color="auto" w:val="clear"/>
+                  <w:tcMar>
+                    <w:top w:type="dxa" w:w="60"/>
+                    <w:left w:type="dxa" w:w="120"/>
+                    <w:bottom w:type="dxa" w:w="60"/>
+                    <w:right w:type="dxa" w:w="120"/>
+                  </w:tcMar>
+                  <w:vAlign w:val="top"/>
+                </w:tcPr>
+                <w:p>
+                  <w:pPr>
+                    <w:spacing w:after="60" w:before="0"/>
+                    <w:jc w:val="left"/>
+                  </w:pPr>
+                  <w:r>
+                    <w:rPr>
+                      <w:rFonts w:ascii="Arial" w:cs="Arial" w:eastAsia="Arial" w:hAnsi="Arial"/>
+                      <w:b w:val="false"/>
+                      <w:bCs w:val="false"/>
+                      <w:i w:val="false"/>
+                      <w:iCs w:val="false"/>
+                      <w:color w:val="000000"/>
+                      <w:sz w:val="18"/>
+                      <w:szCs w:val="18"/>
+                    </w:rPr>
+                    <w:t xml:space="preserve"/>
+                  </w:r>
+                </w:p>
+              </w:tc>
+              <w:tc>
+                <w:tcPr>
+                  <w:tcW w:type="dxa" w:w="4440"/>
+                  <w:shd w:fill="FFFFFF" w:color="auto" w:val="clear"/>
+                  <w:tcMar>
+                    <w:top w:type="dxa" w:w="60"/>
+                    <w:left w:type="dxa" w:w="120"/>
+                    <w:bottom w:type="dxa" w:w="60"/>
+                    <w:right w:type="dxa" w:w="120"/>
+                  </w:tcMar>
+                  <w:vAlign w:val="top"/>
+                </w:tcPr>
+                <w:p>
+                  <w:pPr>
+                    <w:spacing w:after="60" w:before="0"/>
+                    <w:jc w:val="left"/>
+                  </w:pPr>
+                  <w:r>
+                    <w:rPr>
+                      <w:rFonts w:ascii="Arial" w:cs="Arial" w:eastAsia="Arial" w:hAnsi="Arial"/>
+                      <w:b w:val="false"/>
+                      <w:bCs w:val="false"/>
+                      <w:i w:val="false"/>
+                      <w:iCs w:val="false"/>
+                      <w:color w:val="000000"/>
+                      <w:sz w:val="18"/>
+                      <w:szCs w:val="18"/>
+                    </w:rPr>
+                    <w:t xml:space="preserve"/>
+                  </w:r>
+                </w:p>
+              </w:tc>
+            </w:tr>
+            <w:tr>
+              <w:tc>
+                <w:tcPr>
+                  <w:tcW w:type="dxa" w:w="4440"/>
+                  <w:shd w:fill="FFFFFF" w:color="auto" w:val="clear"/>
+                  <w:tcMar>
+                    <w:top w:type="dxa" w:w="60"/>
+                    <w:left w:type="dxa" w:w="120"/>
+                    <w:bottom w:type="dxa" w:w="60"/>
+                    <w:right w:type="dxa" w:w="120"/>
+                  </w:tcMar>
+                  <w:vAlign w:val="top"/>
+                </w:tcPr>
+                <w:p>
+                  <w:pPr>
+                    <w:spacing w:after="40" w:before="0"/>
+                    <w:jc w:val="left"/>
+                  </w:pPr>
+                  <w:r>
+                    <w:rPr>
+                      <w:rFonts w:ascii="Arial" w:cs="Arial" w:eastAsia="Arial" w:hAnsi="Arial"/>
+                      <w:b w:val="false"/>
+                      <w:bCs w:val="false"/>
+                      <w:i w:val="false"/>
+                      <w:iCs w:val="false"/>
+                      <w:color w:val="000000"/>
+                      <w:sz w:val="18"/>
+                      <w:szCs w:val="18"/>
+                    </w:rPr>
+                    <w:t xml:space="preserve">Lipid</w:t>
+                  </w:r>
+                </w:p>
+              </w:tc>
+              <w:tc>
+                <w:tcPr>
+                  <w:tcW w:type="dxa" w:w="4440"/>
+                  <w:shd w:fill="FFFFFF" w:color="auto" w:val="clear"/>
+                  <w:tcMar>
+                    <w:top w:type="dxa" w:w="60"/>
+                    <w:left w:type="dxa" w:w="120"/>
+                    <w:bottom w:type="dxa" w:w="60"/>
+                    <w:right w:type="dxa" w:w="120"/>
+                  </w:tcMar>
+                  <w:vAlign w:val="top"/>
+                </w:tcPr>
+                <w:p>
+                  <w:pPr>
+                    <w:spacing w:after="60" w:before="0"/>
+                    <w:jc w:val="left"/>
+                  </w:pPr>
+                  <w:r>
+                    <w:rPr>
+                      <w:rFonts w:ascii="Arial" w:cs="Arial" w:eastAsia="Arial" w:hAnsi="Arial"/>
+                      <w:b w:val="false"/>
+                      <w:bCs w:val="false"/>
+                      <w:i w:val="false"/>
+                      <w:iCs w:val="false"/>
+                      <w:color w:val="000000"/>
+                      <w:sz w:val="18"/>
+                      <w:szCs w:val="18"/>
+                    </w:rPr>
+                    <w:t xml:space="preserve"/>
+                  </w:r>
+                </w:p>
+              </w:tc>
+              <w:tc>
+                <w:tcPr>
+                  <w:tcW w:type="dxa" w:w="4440"/>
+                  <w:shd w:fill="FFFFFF" w:color="auto" w:val="clear"/>
+                  <w:tcMar>
+                    <w:top w:type="dxa" w:w="60"/>
+                    <w:left w:type="dxa" w:w="120"/>
+                    <w:bottom w:type="dxa" w:w="60"/>
+                    <w:right w:type="dxa" w:w="120"/>
+                  </w:tcMar>
+                  <w:vAlign w:val="top"/>
+                </w:tcPr>
+                <w:p>
+                  <w:pPr>
+                    <w:spacing w:after="60" w:before="0"/>
+                    <w:jc w:val="left"/>
+                  </w:pPr>
+                  <w:r>
+                    <w:rPr>
+                      <w:rFonts w:ascii="Arial" w:cs="Arial" w:eastAsia="Arial" w:hAnsi="Arial"/>
+                      <w:b w:val="false"/>
+                      <w:bCs w:val="false"/>
+                      <w:i w:val="false"/>
+                      <w:iCs w:val="false"/>
+                      <w:color w:val="000000"/>
+                      <w:sz w:val="18"/>
+                      <w:szCs w:val="18"/>
+                    </w:rPr>
+                    <w:t xml:space="preserve"/>
+                  </w:r>
+                </w:p>
+              </w:tc>
+            </w:tr>
+          </w:tbl>
+          <w:p>
+            <w:pPr>
+              <w:spacing w:after="60" w:before="0"/>
+              <w:jc w:val="left"/>
+            </w:pPr>
+            <w:r>
+              <w:rPr>
+                <w:rFonts w:ascii="Arial" w:cs="Arial" w:eastAsia="Arial" w:hAnsi="Arial"/>
+                <w:b w:val="false"/>
+                <w:bCs w:val="false"/>
+                <w:i w:val="false"/>
+                <w:iCs w:val="false"/>
+                <w:color w:val="000000"/>
+                <w:sz w:val="18"/>
+                <w:szCs w:val="18"/>
+              </w:rPr>
+              <w:t xml:space="preserve"/>
+            </w:r>
+          </w:p>
+          <w:p>
+            <w:pPr>
+              <w:spacing w:after="40" w:before="0"/>
+              <w:jc w:val="left"/>
+            </w:pPr>
+            <w:r>
+              <w:rPr>
+                <w:rFonts w:ascii="Arial" w:cs="Arial" w:eastAsia="Arial" w:hAnsi="Arial"/>
+                <w:b/>
+                <w:bCs/>
+                <w:i w:val="false"/>
+                <w:iCs w:val="false"/>
+                <w:color w:val="000000"/>
+                <w:sz w:val="18"/>
+                <w:szCs w:val="18"/>
+              </w:rPr>
+              <w:t xml:space="preserve"/>
+            </w:r>
+          </w:p>
+          <w:p>
+            <w:pPr>
+              <w:spacing w:after="40" w:before="0"/>
+              <w:jc w:val="left"/>
+            </w:pPr>
+            <w:r>
+              <w:rPr>
+                <w:rFonts w:ascii="Arial" w:cs="Arial" w:eastAsia="Arial" w:hAnsi="Arial"/>
+                <w:b/>
+                <w:bCs/>
+                <w:i w:val="false"/>
+                <w:iCs w:val="false"/>
+                <w:color w:val="000000"/>
+                <w:sz w:val="18"/>
+                <w:szCs w:val="18"/>
+              </w:rPr>
+              <w:t xml:space="preserve">(b) Sugarcane juice tastes very sweet but Benedict's solution stayed blue. Explain this result and describe what you did to get a positive result. (c) Ugali stayed blue with Biuret reagent, but beans turned violet. Explain what this tells you and what it does NOT tell you about ugali. (d) Give one food that tested positive for lipids and one test result that shows maize flour has no lipid.</w:t>
+            </w:r>
+          </w:p>
+          <w:p>
+            <w:pPr>
+              <w:spacing w:after="60" w:before="0"/>
+              <w:jc w:val="left"/>
+            </w:pPr>
+            <w:r>
+              <w:rPr>
+                <w:rFonts w:ascii="Arial" w:cs="Arial" w:eastAsia="Arial" w:hAnsi="Arial"/>
+                <w:b w:val="false"/>
+                <w:bCs w:val="false"/>
+                <w:i w:val="false"/>
+                <w:iCs w:val="false"/>
+                <w:color w:val="000000"/>
+                <w:sz w:val="18"/>
+                <w:szCs w:val="18"/>
+              </w:rPr>
+              <w:t xml:space="preserve"/>
             </w:r>
           </w:p>
         </w:tc>
@@ -893,7 +1345,7 @@
                 <w:sz w:val="22"/>
                 <w:szCs w:val="22"/>
               </w:rPr>
-              <w:t xml:space="preserve">Part 3: Structure and Function of Carbohydrates and Proteins</w:t>
+              <w:t xml:space="preserve">Part 3: Enzymes and digestion</w:t>
             </w:r>
           </w:p>
         </w:tc>
@@ -927,7 +1379,709 @@
                 <w:sz w:val="18"/>
                 <w:szCs w:val="18"/>
               </w:rPr>
-              <w:t xml:space="preserve">Use your Lesson 4 models. (a) Describe how starch is built up, starting from glucose. (b) Describe how a protein is built up, starting from amino acids, and name the bond that joins them. (c) Which element is found in amino acids but not in carbohydrates? (d) Explain why starch cannot do the jobs that protein does in the body.</w:t>
+              <w:t xml:space="preserve">Use the amylase data in Table 3 (1% starch solution plus saliva amylase; the time for iodine to stop turning blue-black).</w:t>
+            </w:r>
+          </w:p>
+          <w:p>
+            <w:pPr>
+              <w:spacing w:after="40" w:before="0"/>
+              <w:jc w:val="left"/>
+            </w:pPr>
+            <w:r>
+              <w:rPr>
+                <w:rFonts w:ascii="Arial" w:cs="Arial" w:eastAsia="Arial" w:hAnsi="Arial"/>
+                <w:b/>
+                <w:bCs/>
+                <w:i w:val="false"/>
+                <w:iCs w:val="false"/>
+                <w:color w:val="000000"/>
+                <w:sz w:val="18"/>
+                <w:szCs w:val="18"/>
+              </w:rPr>
+              <w:t xml:space="preserve"/>
+            </w:r>
+          </w:p>
+          <w:tbl>
+            <w:tblPr>
+              <w:tblW w:type="dxa" w:w="13320"/>
+              <w:tblBorders>
+                <w:top w:val="single" w:color="AAAAAA" w:sz="4"/>
+                <w:left w:val="single" w:color="AAAAAA" w:sz="4"/>
+                <w:bottom w:val="single" w:color="AAAAAA" w:sz="4"/>
+                <w:right w:val="single" w:color="AAAAAA" w:sz="4"/>
+                <w:insideH w:val="single" w:color="auto" w:sz="4"/>
+                <w:insideV w:val="single" w:color="auto" w:sz="4"/>
+              </w:tblBorders>
+              <w:tblLayout w:type="fixed"/>
+            </w:tblPr>
+            <w:tblGrid>
+              <w:gridCol w:w="4440"/>
+              <w:gridCol w:w="4440"/>
+              <w:gridCol w:w="4440"/>
+            </w:tblGrid>
+            <w:tr>
+              <w:tc>
+                <w:tcPr>
+                  <w:tcW w:type="dxa" w:w="4440"/>
+                  <w:shd w:fill="D5E8F0" w:color="auto" w:val="clear"/>
+                  <w:tcMar>
+                    <w:top w:type="dxa" w:w="60"/>
+                    <w:left w:type="dxa" w:w="120"/>
+                    <w:bottom w:type="dxa" w:w="60"/>
+                    <w:right w:type="dxa" w:w="120"/>
+                  </w:tcMar>
+                  <w:vAlign w:val="top"/>
+                </w:tcPr>
+                <w:p>
+                  <w:pPr>
+                    <w:spacing w:after="40" w:before="0"/>
+                    <w:jc w:val="left"/>
+                  </w:pPr>
+                  <w:r>
+                    <w:rPr>
+                      <w:rFonts w:ascii="Arial" w:cs="Arial" w:eastAsia="Arial" w:hAnsi="Arial"/>
+                      <w:b/>
+                      <w:bCs/>
+                      <w:i w:val="false"/>
+                      <w:iCs w:val="false"/>
+                      <w:color w:val="000000"/>
+                      <w:sz w:val="18"/>
+                      <w:szCs w:val="18"/>
+                    </w:rPr>
+                    <w:t xml:space="preserve">Temperature</w:t>
+                  </w:r>
+                </w:p>
+              </w:tc>
+              <w:tc>
+                <w:tcPr>
+                  <w:tcW w:type="dxa" w:w="4440"/>
+                  <w:shd w:fill="D5E8F0" w:color="auto" w:val="clear"/>
+                  <w:tcMar>
+                    <w:top w:type="dxa" w:w="60"/>
+                    <w:left w:type="dxa" w:w="120"/>
+                    <w:bottom w:type="dxa" w:w="60"/>
+                    <w:right w:type="dxa" w:w="120"/>
+                  </w:tcMar>
+                  <w:vAlign w:val="top"/>
+                </w:tcPr>
+                <w:p>
+                  <w:pPr>
+                    <w:spacing w:after="40" w:before="0"/>
+                    <w:jc w:val="left"/>
+                  </w:pPr>
+                  <w:r>
+                    <w:rPr>
+                      <w:rFonts w:ascii="Arial" w:cs="Arial" w:eastAsia="Arial" w:hAnsi="Arial"/>
+                      <w:b/>
+                      <w:bCs/>
+                      <w:i w:val="false"/>
+                      <w:iCs w:val="false"/>
+                      <w:color w:val="000000"/>
+                      <w:sz w:val="18"/>
+                      <w:szCs w:val="18"/>
+                    </w:rPr>
+                    <w:t xml:space="preserve">Time to clear starch</w:t>
+                  </w:r>
+                </w:p>
+              </w:tc>
+              <w:tc>
+                <w:tcPr>
+                  <w:tcW w:type="dxa" w:w="4440"/>
+                  <w:shd w:fill="D5E8F0" w:color="auto" w:val="clear"/>
+                  <w:tcMar>
+                    <w:top w:type="dxa" w:w="60"/>
+                    <w:left w:type="dxa" w:w="120"/>
+                    <w:bottom w:type="dxa" w:w="60"/>
+                    <w:right w:type="dxa" w:w="120"/>
+                  </w:tcMar>
+                  <w:vAlign w:val="top"/>
+                </w:tcPr>
+                <w:p>
+                  <w:pPr>
+                    <w:spacing w:after="40" w:before="0"/>
+                    <w:jc w:val="left"/>
+                  </w:pPr>
+                  <w:r>
+                    <w:rPr>
+                      <w:rFonts w:ascii="Arial" w:cs="Arial" w:eastAsia="Arial" w:hAnsi="Arial"/>
+                      <w:b/>
+                      <w:bCs/>
+                      <w:i w:val="false"/>
+                      <w:iCs w:val="false"/>
+                      <w:color w:val="000000"/>
+                      <w:sz w:val="18"/>
+                      <w:szCs w:val="18"/>
+                    </w:rPr>
+                    <w:t xml:space="preserve">Relative rate (60 / time)</w:t>
+                  </w:r>
+                </w:p>
+              </w:tc>
+            </w:tr>
+            <w:tr>
+              <w:tc>
+                <w:tcPr>
+                  <w:tcW w:type="dxa" w:w="4440"/>
+                  <w:shd w:fill="FFFFFF" w:color="auto" w:val="clear"/>
+                  <w:tcMar>
+                    <w:top w:type="dxa" w:w="60"/>
+                    <w:left w:type="dxa" w:w="120"/>
+                    <w:bottom w:type="dxa" w:w="60"/>
+                    <w:right w:type="dxa" w:w="120"/>
+                  </w:tcMar>
+                  <w:vAlign w:val="top"/>
+                </w:tcPr>
+                <w:p>
+                  <w:pPr>
+                    <w:spacing w:after="40" w:before="0"/>
+                    <w:jc w:val="left"/>
+                  </w:pPr>
+                  <w:r>
+                    <w:rPr>
+                      <w:rFonts w:ascii="Arial" w:cs="Arial" w:eastAsia="Arial" w:hAnsi="Arial"/>
+                      <w:b w:val="false"/>
+                      <w:bCs w:val="false"/>
+                      <w:i w:val="false"/>
+                      <w:iCs w:val="false"/>
+                      <w:color w:val="000000"/>
+                      <w:sz w:val="18"/>
+                      <w:szCs w:val="18"/>
+                    </w:rPr>
+                    <w:t xml:space="preserve">0 C</w:t>
+                  </w:r>
+                </w:p>
+              </w:tc>
+              <w:tc>
+                <w:tcPr>
+                  <w:tcW w:type="dxa" w:w="4440"/>
+                  <w:shd w:fill="FFFFFF" w:color="auto" w:val="clear"/>
+                  <w:tcMar>
+                    <w:top w:type="dxa" w:w="60"/>
+                    <w:left w:type="dxa" w:w="120"/>
+                    <w:bottom w:type="dxa" w:w="60"/>
+                    <w:right w:type="dxa" w:w="120"/>
+                  </w:tcMar>
+                  <w:vAlign w:val="top"/>
+                </w:tcPr>
+                <w:p>
+                  <w:pPr>
+                    <w:spacing w:after="40" w:before="0"/>
+                    <w:jc w:val="left"/>
+                  </w:pPr>
+                  <w:r>
+                    <w:rPr>
+                      <w:rFonts w:ascii="Arial" w:cs="Arial" w:eastAsia="Arial" w:hAnsi="Arial"/>
+                      <w:b w:val="false"/>
+                      <w:bCs w:val="false"/>
+                      <w:i w:val="false"/>
+                      <w:iCs w:val="false"/>
+                      <w:color w:val="000000"/>
+                      <w:sz w:val="18"/>
+                      <w:szCs w:val="18"/>
+                    </w:rPr>
+                    <w:t xml:space="preserve">not cleared in 600 s</w:t>
+                  </w:r>
+                </w:p>
+              </w:tc>
+              <w:tc>
+                <w:tcPr>
+                  <w:tcW w:type="dxa" w:w="4440"/>
+                  <w:shd w:fill="FFFFFF" w:color="auto" w:val="clear"/>
+                  <w:tcMar>
+                    <w:top w:type="dxa" w:w="60"/>
+                    <w:left w:type="dxa" w:w="120"/>
+                    <w:bottom w:type="dxa" w:w="60"/>
+                    <w:right w:type="dxa" w:w="120"/>
+                  </w:tcMar>
+                  <w:vAlign w:val="top"/>
+                </w:tcPr>
+                <w:p>
+                  <w:pPr>
+                    <w:spacing w:after="40" w:before="0"/>
+                    <w:jc w:val="left"/>
+                  </w:pPr>
+                  <w:r>
+                    <w:rPr>
+                      <w:rFonts w:ascii="Arial" w:cs="Arial" w:eastAsia="Arial" w:hAnsi="Arial"/>
+                      <w:b w:val="false"/>
+                      <w:bCs w:val="false"/>
+                      <w:i w:val="false"/>
+                      <w:iCs w:val="false"/>
+                      <w:color w:val="000000"/>
+                      <w:sz w:val="18"/>
+                      <w:szCs w:val="18"/>
+                    </w:rPr>
+                    <w:t xml:space="preserve">0</w:t>
+                  </w:r>
+                </w:p>
+              </w:tc>
+            </w:tr>
+            <w:tr>
+              <w:tc>
+                <w:tcPr>
+                  <w:tcW w:type="dxa" w:w="4440"/>
+                  <w:shd w:fill="FFFFFF" w:color="auto" w:val="clear"/>
+                  <w:tcMar>
+                    <w:top w:type="dxa" w:w="60"/>
+                    <w:left w:type="dxa" w:w="120"/>
+                    <w:bottom w:type="dxa" w:w="60"/>
+                    <w:right w:type="dxa" w:w="120"/>
+                  </w:tcMar>
+                  <w:vAlign w:val="top"/>
+                </w:tcPr>
+                <w:p>
+                  <w:pPr>
+                    <w:spacing w:after="40" w:before="0"/>
+                    <w:jc w:val="left"/>
+                  </w:pPr>
+                  <w:r>
+                    <w:rPr>
+                      <w:rFonts w:ascii="Arial" w:cs="Arial" w:eastAsia="Arial" w:hAnsi="Arial"/>
+                      <w:b w:val="false"/>
+                      <w:bCs w:val="false"/>
+                      <w:i w:val="false"/>
+                      <w:iCs w:val="false"/>
+                      <w:color w:val="000000"/>
+                      <w:sz w:val="18"/>
+                      <w:szCs w:val="18"/>
+                    </w:rPr>
+                    <w:t xml:space="preserve">20 C</w:t>
+                  </w:r>
+                </w:p>
+              </w:tc>
+              <w:tc>
+                <w:tcPr>
+                  <w:tcW w:type="dxa" w:w="4440"/>
+                  <w:shd w:fill="FFFFFF" w:color="auto" w:val="clear"/>
+                  <w:tcMar>
+                    <w:top w:type="dxa" w:w="60"/>
+                    <w:left w:type="dxa" w:w="120"/>
+                    <w:bottom w:type="dxa" w:w="60"/>
+                    <w:right w:type="dxa" w:w="120"/>
+                  </w:tcMar>
+                  <w:vAlign w:val="top"/>
+                </w:tcPr>
+                <w:p>
+                  <w:pPr>
+                    <w:spacing w:after="40" w:before="0"/>
+                    <w:jc w:val="left"/>
+                  </w:pPr>
+                  <w:r>
+                    <w:rPr>
+                      <w:rFonts w:ascii="Arial" w:cs="Arial" w:eastAsia="Arial" w:hAnsi="Arial"/>
+                      <w:b w:val="false"/>
+                      <w:bCs w:val="false"/>
+                      <w:i w:val="false"/>
+                      <w:iCs w:val="false"/>
+                      <w:color w:val="000000"/>
+                      <w:sz w:val="18"/>
+                      <w:szCs w:val="18"/>
+                    </w:rPr>
+                    <w:t xml:space="preserve">300 s</w:t>
+                  </w:r>
+                </w:p>
+              </w:tc>
+              <w:tc>
+                <w:tcPr>
+                  <w:tcW w:type="dxa" w:w="4440"/>
+                  <w:shd w:fill="FFFFFF" w:color="auto" w:val="clear"/>
+                  <w:tcMar>
+                    <w:top w:type="dxa" w:w="60"/>
+                    <w:left w:type="dxa" w:w="120"/>
+                    <w:bottom w:type="dxa" w:w="60"/>
+                    <w:right w:type="dxa" w:w="120"/>
+                  </w:tcMar>
+                  <w:vAlign w:val="top"/>
+                </w:tcPr>
+                <w:p>
+                  <w:pPr>
+                    <w:spacing w:after="40" w:before="0"/>
+                    <w:jc w:val="left"/>
+                  </w:pPr>
+                  <w:r>
+                    <w:rPr>
+                      <w:rFonts w:ascii="Arial" w:cs="Arial" w:eastAsia="Arial" w:hAnsi="Arial"/>
+                      <w:b w:val="false"/>
+                      <w:bCs w:val="false"/>
+                      <w:i w:val="false"/>
+                      <w:iCs w:val="false"/>
+                      <w:color w:val="000000"/>
+                      <w:sz w:val="18"/>
+                      <w:szCs w:val="18"/>
+                    </w:rPr>
+                    <w:t xml:space="preserve">0.2</w:t>
+                  </w:r>
+                </w:p>
+              </w:tc>
+            </w:tr>
+            <w:tr>
+              <w:tc>
+                <w:tcPr>
+                  <w:tcW w:type="dxa" w:w="4440"/>
+                  <w:shd w:fill="FFFFFF" w:color="auto" w:val="clear"/>
+                  <w:tcMar>
+                    <w:top w:type="dxa" w:w="60"/>
+                    <w:left w:type="dxa" w:w="120"/>
+                    <w:bottom w:type="dxa" w:w="60"/>
+                    <w:right w:type="dxa" w:w="120"/>
+                  </w:tcMar>
+                  <w:vAlign w:val="top"/>
+                </w:tcPr>
+                <w:p>
+                  <w:pPr>
+                    <w:spacing w:after="40" w:before="0"/>
+                    <w:jc w:val="left"/>
+                  </w:pPr>
+                  <w:r>
+                    <w:rPr>
+                      <w:rFonts w:ascii="Arial" w:cs="Arial" w:eastAsia="Arial" w:hAnsi="Arial"/>
+                      <w:b w:val="false"/>
+                      <w:bCs w:val="false"/>
+                      <w:i w:val="false"/>
+                      <w:iCs w:val="false"/>
+                      <w:color w:val="000000"/>
+                      <w:sz w:val="18"/>
+                      <w:szCs w:val="18"/>
+                    </w:rPr>
+                    <w:t xml:space="preserve">37 C</w:t>
+                  </w:r>
+                </w:p>
+              </w:tc>
+              <w:tc>
+                <w:tcPr>
+                  <w:tcW w:type="dxa" w:w="4440"/>
+                  <w:shd w:fill="FFFFFF" w:color="auto" w:val="clear"/>
+                  <w:tcMar>
+                    <w:top w:type="dxa" w:w="60"/>
+                    <w:left w:type="dxa" w:w="120"/>
+                    <w:bottom w:type="dxa" w:w="60"/>
+                    <w:right w:type="dxa" w:w="120"/>
+                  </w:tcMar>
+                  <w:vAlign w:val="top"/>
+                </w:tcPr>
+                <w:p>
+                  <w:pPr>
+                    <w:spacing w:after="40" w:before="0"/>
+                    <w:jc w:val="left"/>
+                  </w:pPr>
+                  <w:r>
+                    <w:rPr>
+                      <w:rFonts w:ascii="Arial" w:cs="Arial" w:eastAsia="Arial" w:hAnsi="Arial"/>
+                      <w:b w:val="false"/>
+                      <w:bCs w:val="false"/>
+                      <w:i w:val="false"/>
+                      <w:iCs w:val="false"/>
+                      <w:color w:val="000000"/>
+                      <w:sz w:val="18"/>
+                      <w:szCs w:val="18"/>
+                    </w:rPr>
+                    <w:t xml:space="preserve">60 s</w:t>
+                  </w:r>
+                </w:p>
+              </w:tc>
+              <w:tc>
+                <w:tcPr>
+                  <w:tcW w:type="dxa" w:w="4440"/>
+                  <w:shd w:fill="FFFFFF" w:color="auto" w:val="clear"/>
+                  <w:tcMar>
+                    <w:top w:type="dxa" w:w="60"/>
+                    <w:left w:type="dxa" w:w="120"/>
+                    <w:bottom w:type="dxa" w:w="60"/>
+                    <w:right w:type="dxa" w:w="120"/>
+                  </w:tcMar>
+                  <w:vAlign w:val="top"/>
+                </w:tcPr>
+                <w:p>
+                  <w:pPr>
+                    <w:spacing w:after="40" w:before="0"/>
+                    <w:jc w:val="left"/>
+                  </w:pPr>
+                  <w:r>
+                    <w:rPr>
+                      <w:rFonts w:ascii="Arial" w:cs="Arial" w:eastAsia="Arial" w:hAnsi="Arial"/>
+                      <w:b w:val="false"/>
+                      <w:bCs w:val="false"/>
+                      <w:i w:val="false"/>
+                      <w:iCs w:val="false"/>
+                      <w:color w:val="000000"/>
+                      <w:sz w:val="18"/>
+                      <w:szCs w:val="18"/>
+                    </w:rPr>
+                    <w:t xml:space="preserve">1.0</w:t>
+                  </w:r>
+                </w:p>
+              </w:tc>
+            </w:tr>
+            <w:tr>
+              <w:tc>
+                <w:tcPr>
+                  <w:tcW w:type="dxa" w:w="4440"/>
+                  <w:shd w:fill="FFFFFF" w:color="auto" w:val="clear"/>
+                  <w:tcMar>
+                    <w:top w:type="dxa" w:w="60"/>
+                    <w:left w:type="dxa" w:w="120"/>
+                    <w:bottom w:type="dxa" w:w="60"/>
+                    <w:right w:type="dxa" w:w="120"/>
+                  </w:tcMar>
+                  <w:vAlign w:val="top"/>
+                </w:tcPr>
+                <w:p>
+                  <w:pPr>
+                    <w:spacing w:after="40" w:before="0"/>
+                    <w:jc w:val="left"/>
+                  </w:pPr>
+                  <w:r>
+                    <w:rPr>
+                      <w:rFonts w:ascii="Arial" w:cs="Arial" w:eastAsia="Arial" w:hAnsi="Arial"/>
+                      <w:b w:val="false"/>
+                      <w:bCs w:val="false"/>
+                      <w:i w:val="false"/>
+                      <w:iCs w:val="false"/>
+                      <w:color w:val="000000"/>
+                      <w:sz w:val="18"/>
+                      <w:szCs w:val="18"/>
+                    </w:rPr>
+                    <w:t xml:space="preserve">60 C</w:t>
+                  </w:r>
+                </w:p>
+              </w:tc>
+              <w:tc>
+                <w:tcPr>
+                  <w:tcW w:type="dxa" w:w="4440"/>
+                  <w:shd w:fill="FFFFFF" w:color="auto" w:val="clear"/>
+                  <w:tcMar>
+                    <w:top w:type="dxa" w:w="60"/>
+                    <w:left w:type="dxa" w:w="120"/>
+                    <w:bottom w:type="dxa" w:w="60"/>
+                    <w:right w:type="dxa" w:w="120"/>
+                  </w:tcMar>
+                  <w:vAlign w:val="top"/>
+                </w:tcPr>
+                <w:p>
+                  <w:pPr>
+                    <w:spacing w:after="40" w:before="0"/>
+                    <w:jc w:val="left"/>
+                  </w:pPr>
+                  <w:r>
+                    <w:rPr>
+                      <w:rFonts w:ascii="Arial" w:cs="Arial" w:eastAsia="Arial" w:hAnsi="Arial"/>
+                      <w:b w:val="false"/>
+                      <w:bCs w:val="false"/>
+                      <w:i w:val="false"/>
+                      <w:iCs w:val="false"/>
+                      <w:color w:val="000000"/>
+                      <w:sz w:val="18"/>
+                      <w:szCs w:val="18"/>
+                    </w:rPr>
+                    <w:t xml:space="preserve">not cleared in 600 s</w:t>
+                  </w:r>
+                </w:p>
+              </w:tc>
+              <w:tc>
+                <w:tcPr>
+                  <w:tcW w:type="dxa" w:w="4440"/>
+                  <w:shd w:fill="FFFFFF" w:color="auto" w:val="clear"/>
+                  <w:tcMar>
+                    <w:top w:type="dxa" w:w="60"/>
+                    <w:left w:type="dxa" w:w="120"/>
+                    <w:bottom w:type="dxa" w:w="60"/>
+                    <w:right w:type="dxa" w:w="120"/>
+                  </w:tcMar>
+                  <w:vAlign w:val="top"/>
+                </w:tcPr>
+                <w:p>
+                  <w:pPr>
+                    <w:spacing w:after="40" w:before="0"/>
+                    <w:jc w:val="left"/>
+                  </w:pPr>
+                  <w:r>
+                    <w:rPr>
+                      <w:rFonts w:ascii="Arial" w:cs="Arial" w:eastAsia="Arial" w:hAnsi="Arial"/>
+                      <w:b w:val="false"/>
+                      <w:bCs w:val="false"/>
+                      <w:i w:val="false"/>
+                      <w:iCs w:val="false"/>
+                      <w:color w:val="000000"/>
+                      <w:sz w:val="18"/>
+                      <w:szCs w:val="18"/>
+                    </w:rPr>
+                    <w:t xml:space="preserve">0</w:t>
+                  </w:r>
+                </w:p>
+              </w:tc>
+            </w:tr>
+            <w:tr>
+              <w:tc>
+                <w:tcPr>
+                  <w:tcW w:type="dxa" w:w="4440"/>
+                  <w:shd w:fill="FFFFFF" w:color="auto" w:val="clear"/>
+                  <w:tcMar>
+                    <w:top w:type="dxa" w:w="60"/>
+                    <w:left w:type="dxa" w:w="120"/>
+                    <w:bottom w:type="dxa" w:w="60"/>
+                    <w:right w:type="dxa" w:w="120"/>
+                  </w:tcMar>
+                  <w:vAlign w:val="top"/>
+                </w:tcPr>
+                <w:p>
+                  <w:pPr>
+                    <w:spacing w:after="40" w:before="0"/>
+                    <w:jc w:val="left"/>
+                  </w:pPr>
+                  <w:r>
+                    <w:rPr>
+                      <w:rFonts w:ascii="Arial" w:cs="Arial" w:eastAsia="Arial" w:hAnsi="Arial"/>
+                      <w:b w:val="false"/>
+                      <w:bCs w:val="false"/>
+                      <w:i w:val="false"/>
+                      <w:iCs w:val="false"/>
+                      <w:color w:val="000000"/>
+                      <w:sz w:val="18"/>
+                      <w:szCs w:val="18"/>
+                    </w:rPr>
+                    <w:t xml:space="preserve">80 C</w:t>
+                  </w:r>
+                </w:p>
+              </w:tc>
+              <w:tc>
+                <w:tcPr>
+                  <w:tcW w:type="dxa" w:w="4440"/>
+                  <w:shd w:fill="FFFFFF" w:color="auto" w:val="clear"/>
+                  <w:tcMar>
+                    <w:top w:type="dxa" w:w="60"/>
+                    <w:left w:type="dxa" w:w="120"/>
+                    <w:bottom w:type="dxa" w:w="60"/>
+                    <w:right w:type="dxa" w:w="120"/>
+                  </w:tcMar>
+                  <w:vAlign w:val="top"/>
+                </w:tcPr>
+                <w:p>
+                  <w:pPr>
+                    <w:spacing w:after="40" w:before="0"/>
+                    <w:jc w:val="left"/>
+                  </w:pPr>
+                  <w:r>
+                    <w:rPr>
+                      <w:rFonts w:ascii="Arial" w:cs="Arial" w:eastAsia="Arial" w:hAnsi="Arial"/>
+                      <w:b w:val="false"/>
+                      <w:bCs w:val="false"/>
+                      <w:i w:val="false"/>
+                      <w:iCs w:val="false"/>
+                      <w:color w:val="000000"/>
+                      <w:sz w:val="18"/>
+                      <w:szCs w:val="18"/>
+                    </w:rPr>
+                    <w:t xml:space="preserve">not cleared in 600 s</w:t>
+                  </w:r>
+                </w:p>
+              </w:tc>
+              <w:tc>
+                <w:tcPr>
+                  <w:tcW w:type="dxa" w:w="4440"/>
+                  <w:shd w:fill="FFFFFF" w:color="auto" w:val="clear"/>
+                  <w:tcMar>
+                    <w:top w:type="dxa" w:w="60"/>
+                    <w:left w:type="dxa" w:w="120"/>
+                    <w:bottom w:type="dxa" w:w="60"/>
+                    <w:right w:type="dxa" w:w="120"/>
+                  </w:tcMar>
+                  <w:vAlign w:val="top"/>
+                </w:tcPr>
+                <w:p>
+                  <w:pPr>
+                    <w:spacing w:after="40" w:before="0"/>
+                    <w:jc w:val="left"/>
+                  </w:pPr>
+                  <w:r>
+                    <w:rPr>
+                      <w:rFonts w:ascii="Arial" w:cs="Arial" w:eastAsia="Arial" w:hAnsi="Arial"/>
+                      <w:b w:val="false"/>
+                      <w:bCs w:val="false"/>
+                      <w:i w:val="false"/>
+                      <w:iCs w:val="false"/>
+                      <w:color w:val="000000"/>
+                      <w:sz w:val="18"/>
+                      <w:szCs w:val="18"/>
+                    </w:rPr>
+                    <w:t xml:space="preserve">0</w:t>
+                  </w:r>
+                </w:p>
+              </w:tc>
+            </w:tr>
+          </w:tbl>
+          <w:p>
+            <w:pPr>
+              <w:spacing w:after="60" w:before="0"/>
+              <w:jc w:val="left"/>
+            </w:pPr>
+            <w:r>
+              <w:rPr>
+                <w:rFonts w:ascii="Arial" w:cs="Arial" w:eastAsia="Arial" w:hAnsi="Arial"/>
+                <w:b w:val="false"/>
+                <w:bCs w:val="false"/>
+                <w:i w:val="false"/>
+                <w:iCs w:val="false"/>
+                <w:color w:val="000000"/>
+                <w:sz w:val="18"/>
+                <w:szCs w:val="18"/>
+              </w:rPr>
+              <w:t xml:space="preserve"/>
+            </w:r>
+          </w:p>
+          <w:p>
+            <w:pPr>
+              <w:spacing w:after="40" w:before="0"/>
+              <w:jc w:val="left"/>
+            </w:pPr>
+            <w:r>
+              <w:rPr>
+                <w:rFonts w:ascii="Arial" w:cs="Arial" w:eastAsia="Arial" w:hAnsi="Arial"/>
+                <w:b/>
+                <w:bCs/>
+                <w:i w:val="false"/>
+                <w:iCs w:val="false"/>
+                <w:color w:val="000000"/>
+                <w:sz w:val="18"/>
+                <w:szCs w:val="18"/>
+              </w:rPr>
+              <w:t xml:space="preserve"/>
+            </w:r>
+          </w:p>
+          <w:p>
+            <w:pPr>
+              <w:spacing w:after="40" w:before="0"/>
+              <w:jc w:val="left"/>
+            </w:pPr>
+            <w:r>
+              <w:rPr>
+                <w:rFonts w:ascii="Arial" w:cs="Arial" w:eastAsia="Arial" w:hAnsi="Arial"/>
+                <w:b/>
+                <w:bCs/>
+                <w:i w:val="false"/>
+                <w:iCs w:val="false"/>
+                <w:color w:val="000000"/>
+                <w:sz w:val="18"/>
+                <w:szCs w:val="18"/>
+              </w:rPr>
+              <w:t xml:space="preserve">(a) Describe the pattern in the data and name the optimum temperature. (b) Calculate how many times faster the reaction is at 37 C than at 20 C. (c) Explain why no starch was cleared at 60 C and 80 C, using the word 'denatured'. (d) At pH 6.8 the rate was 1.0 but at pH 2 and pH 12 it was 0. What does this show about pH? (e) What is an enzyme, what does amylase break starch into, and why does chewed ugali taste sweet?</w:t>
+            </w:r>
+          </w:p>
+          <w:p>
+            <w:pPr>
+              <w:spacing w:after="60" w:before="0"/>
+              <w:jc w:val="left"/>
+            </w:pPr>
+            <w:r>
+              <w:rPr>
+                <w:rFonts w:ascii="Arial" w:cs="Arial" w:eastAsia="Arial" w:hAnsi="Arial"/>
+                <w:b w:val="false"/>
+                <w:bCs w:val="false"/>
+                <w:i w:val="false"/>
+                <w:iCs w:val="false"/>
+                <w:color w:val="000000"/>
+                <w:sz w:val="18"/>
+                <w:szCs w:val="18"/>
+              </w:rPr>
+              <w:t xml:space="preserve"/>
             </w:r>
           </w:p>
         </w:tc>
@@ -1023,7 +2177,7 @@
                 <w:sz w:val="22"/>
                 <w:szCs w:val="22"/>
               </w:rPr>
-              <w:t xml:space="preserve">Part 4: Explaining the Two Children in Kisumu</w:t>
+              <w:t xml:space="preserve">Part 4: Which meal best supports the athlete?</w:t>
             </w:r>
           </w:p>
         </w:tc>
@@ -1057,7 +2211,900 @@
                 <w:sz w:val="18"/>
                 <w:szCs w:val="18"/>
               </w:rPr>
-              <w:t xml:space="preserve">Write a Claim-Evidence-Reasoning explanation of why Child A (ugali) and Child B (githeri) have different bodies even though they eat a similar quantity of food. Your explanation must (a) make a claim, (b) use evidence from your food tests and models, and (c) explain how the chemical composition of Child A's food leads to each of these signs: swollen belly, thin limbs, discoloured hair and tiredness. (d) Look at your Lesson 3 lipid test results for ugali. What do they show, and what can they NOT show on their own?</w:t>
+              <w:t xml:space="preserve">Mama Wanjiru, a canteen cook in Eldoret, must choose a meal for young runners from Iten. Use the Atwater factors (Energy = 4 x C + 4 x P + 9 x F) and the Table 4 data below.</w:t>
+            </w:r>
+          </w:p>
+          <w:p>
+            <w:pPr>
+              <w:spacing w:after="40" w:before="0"/>
+              <w:jc w:val="left"/>
+            </w:pPr>
+            <w:r>
+              <w:rPr>
+                <w:rFonts w:ascii="Arial" w:cs="Arial" w:eastAsia="Arial" w:hAnsi="Arial"/>
+                <w:b/>
+                <w:bCs/>
+                <w:i w:val="false"/>
+                <w:iCs w:val="false"/>
+                <w:color w:val="000000"/>
+                <w:sz w:val="18"/>
+                <w:szCs w:val="18"/>
+              </w:rPr>
+              <w:t xml:space="preserve"/>
+            </w:r>
+          </w:p>
+          <w:tbl>
+            <w:tblPr>
+              <w:tblW w:type="dxa" w:w="13320"/>
+              <w:tblBorders>
+                <w:top w:val="single" w:color="AAAAAA" w:sz="4"/>
+                <w:left w:val="single" w:color="AAAAAA" w:sz="4"/>
+                <w:bottom w:val="single" w:color="AAAAAA" w:sz="4"/>
+                <w:right w:val="single" w:color="AAAAAA" w:sz="4"/>
+                <w:insideH w:val="single" w:color="auto" w:sz="4"/>
+                <w:insideV w:val="single" w:color="auto" w:sz="4"/>
+              </w:tblBorders>
+              <w:tblLayout w:type="fixed"/>
+            </w:tblPr>
+            <w:tblGrid>
+              <w:gridCol w:w="2220"/>
+              <w:gridCol w:w="2220"/>
+              <w:gridCol w:w="2220"/>
+              <w:gridCol w:w="2220"/>
+              <w:gridCol w:w="2220"/>
+              <w:gridCol w:w="2220"/>
+            </w:tblGrid>
+            <w:tr>
+              <w:tc>
+                <w:tcPr>
+                  <w:tcW w:type="dxa" w:w="2220"/>
+                  <w:shd w:fill="D5E8F0" w:color="auto" w:val="clear"/>
+                  <w:tcMar>
+                    <w:top w:type="dxa" w:w="60"/>
+                    <w:left w:type="dxa" w:w="120"/>
+                    <w:bottom w:type="dxa" w:w="60"/>
+                    <w:right w:type="dxa" w:w="120"/>
+                  </w:tcMar>
+                  <w:vAlign w:val="top"/>
+                </w:tcPr>
+                <w:p>
+                  <w:pPr>
+                    <w:spacing w:after="40" w:before="0"/>
+                    <w:jc w:val="left"/>
+                  </w:pPr>
+                  <w:r>
+                    <w:rPr>
+                      <w:rFonts w:ascii="Arial" w:cs="Arial" w:eastAsia="Arial" w:hAnsi="Arial"/>
+                      <w:b/>
+                      <w:bCs/>
+                      <w:i w:val="false"/>
+                      <w:iCs w:val="false"/>
+                      <w:color w:val="000000"/>
+                      <w:sz w:val="18"/>
+                      <w:szCs w:val="18"/>
+                    </w:rPr>
+                    <w:t xml:space="preserve">Meal</w:t>
+                  </w:r>
+                </w:p>
+              </w:tc>
+              <w:tc>
+                <w:tcPr>
+                  <w:tcW w:type="dxa" w:w="2220"/>
+                  <w:shd w:fill="D5E8F0" w:color="auto" w:val="clear"/>
+                  <w:tcMar>
+                    <w:top w:type="dxa" w:w="60"/>
+                    <w:left w:type="dxa" w:w="120"/>
+                    <w:bottom w:type="dxa" w:w="60"/>
+                    <w:right w:type="dxa" w:w="120"/>
+                  </w:tcMar>
+                  <w:vAlign w:val="top"/>
+                </w:tcPr>
+                <w:p>
+                  <w:pPr>
+                    <w:spacing w:after="40" w:before="0"/>
+                    <w:jc w:val="left"/>
+                  </w:pPr>
+                  <w:r>
+                    <w:rPr>
+                      <w:rFonts w:ascii="Arial" w:cs="Arial" w:eastAsia="Arial" w:hAnsi="Arial"/>
+                      <w:b/>
+                      <w:bCs/>
+                      <w:i w:val="false"/>
+                      <w:iCs w:val="false"/>
+                      <w:color w:val="000000"/>
+                      <w:sz w:val="18"/>
+                      <w:szCs w:val="18"/>
+                    </w:rPr>
+                    <w:t xml:space="preserve">Foods</w:t>
+                  </w:r>
+                </w:p>
+              </w:tc>
+              <w:tc>
+                <w:tcPr>
+                  <w:tcW w:type="dxa" w:w="2220"/>
+                  <w:shd w:fill="D5E8F0" w:color="auto" w:val="clear"/>
+                  <w:tcMar>
+                    <w:top w:type="dxa" w:w="60"/>
+                    <w:left w:type="dxa" w:w="120"/>
+                    <w:bottom w:type="dxa" w:w="60"/>
+                    <w:right w:type="dxa" w:w="120"/>
+                  </w:tcMar>
+                  <w:vAlign w:val="top"/>
+                </w:tcPr>
+                <w:p>
+                  <w:pPr>
+                    <w:spacing w:after="40" w:before="0"/>
+                    <w:jc w:val="left"/>
+                  </w:pPr>
+                  <w:r>
+                    <w:rPr>
+                      <w:rFonts w:ascii="Arial" w:cs="Arial" w:eastAsia="Arial" w:hAnsi="Arial"/>
+                      <w:b/>
+                      <w:bCs/>
+                      <w:i w:val="false"/>
+                      <w:iCs w:val="false"/>
+                      <w:color w:val="000000"/>
+                      <w:sz w:val="18"/>
+                      <w:szCs w:val="18"/>
+                    </w:rPr>
+                    <w:t xml:space="preserve">Carbohydrate (g)</w:t>
+                  </w:r>
+                </w:p>
+              </w:tc>
+              <w:tc>
+                <w:tcPr>
+                  <w:tcW w:type="dxa" w:w="2220"/>
+                  <w:shd w:fill="D5E8F0" w:color="auto" w:val="clear"/>
+                  <w:tcMar>
+                    <w:top w:type="dxa" w:w="60"/>
+                    <w:left w:type="dxa" w:w="120"/>
+                    <w:bottom w:type="dxa" w:w="60"/>
+                    <w:right w:type="dxa" w:w="120"/>
+                  </w:tcMar>
+                  <w:vAlign w:val="top"/>
+                </w:tcPr>
+                <w:p>
+                  <w:pPr>
+                    <w:spacing w:after="40" w:before="0"/>
+                    <w:jc w:val="left"/>
+                  </w:pPr>
+                  <w:r>
+                    <w:rPr>
+                      <w:rFonts w:ascii="Arial" w:cs="Arial" w:eastAsia="Arial" w:hAnsi="Arial"/>
+                      <w:b/>
+                      <w:bCs/>
+                      <w:i w:val="false"/>
+                      <w:iCs w:val="false"/>
+                      <w:color w:val="000000"/>
+                      <w:sz w:val="18"/>
+                      <w:szCs w:val="18"/>
+                    </w:rPr>
+                    <w:t xml:space="preserve">Protein (g)</w:t>
+                  </w:r>
+                </w:p>
+              </w:tc>
+              <w:tc>
+                <w:tcPr>
+                  <w:tcW w:type="dxa" w:w="2220"/>
+                  <w:shd w:fill="D5E8F0" w:color="auto" w:val="clear"/>
+                  <w:tcMar>
+                    <w:top w:type="dxa" w:w="60"/>
+                    <w:left w:type="dxa" w:w="120"/>
+                    <w:bottom w:type="dxa" w:w="60"/>
+                    <w:right w:type="dxa" w:w="120"/>
+                  </w:tcMar>
+                  <w:vAlign w:val="top"/>
+                </w:tcPr>
+                <w:p>
+                  <w:pPr>
+                    <w:spacing w:after="40" w:before="0"/>
+                    <w:jc w:val="left"/>
+                  </w:pPr>
+                  <w:r>
+                    <w:rPr>
+                      <w:rFonts w:ascii="Arial" w:cs="Arial" w:eastAsia="Arial" w:hAnsi="Arial"/>
+                      <w:b/>
+                      <w:bCs/>
+                      <w:i w:val="false"/>
+                      <w:iCs w:val="false"/>
+                      <w:color w:val="000000"/>
+                      <w:sz w:val="18"/>
+                      <w:szCs w:val="18"/>
+                    </w:rPr>
+                    <w:t xml:space="preserve">Fat (g)</w:t>
+                  </w:r>
+                </w:p>
+              </w:tc>
+              <w:tc>
+                <w:tcPr>
+                  <w:tcW w:type="dxa" w:w="2220"/>
+                  <w:shd w:fill="D5E8F0" w:color="auto" w:val="clear"/>
+                  <w:tcMar>
+                    <w:top w:type="dxa" w:w="60"/>
+                    <w:left w:type="dxa" w:w="120"/>
+                    <w:bottom w:type="dxa" w:w="60"/>
+                    <w:right w:type="dxa" w:w="120"/>
+                  </w:tcMar>
+                  <w:vAlign w:val="top"/>
+                </w:tcPr>
+                <w:p>
+                  <w:pPr>
+                    <w:spacing w:after="40" w:before="0"/>
+                    <w:jc w:val="left"/>
+                  </w:pPr>
+                  <w:r>
+                    <w:rPr>
+                      <w:rFonts w:ascii="Arial" w:cs="Arial" w:eastAsia="Arial" w:hAnsi="Arial"/>
+                      <w:b/>
+                      <w:bCs/>
+                      <w:i w:val="false"/>
+                      <w:iCs w:val="false"/>
+                      <w:color w:val="000000"/>
+                      <w:sz w:val="18"/>
+                      <w:szCs w:val="18"/>
+                    </w:rPr>
+                    <w:t xml:space="preserve">Energy (kcal)</w:t>
+                  </w:r>
+                </w:p>
+              </w:tc>
+            </w:tr>
+            <w:tr>
+              <w:tc>
+                <w:tcPr>
+                  <w:tcW w:type="dxa" w:w="2220"/>
+                  <w:shd w:fill="FFFFFF" w:color="auto" w:val="clear"/>
+                  <w:tcMar>
+                    <w:top w:type="dxa" w:w="60"/>
+                    <w:left w:type="dxa" w:w="120"/>
+                    <w:bottom w:type="dxa" w:w="60"/>
+                    <w:right w:type="dxa" w:w="120"/>
+                  </w:tcMar>
+                  <w:vAlign w:val="top"/>
+                </w:tcPr>
+                <w:p>
+                  <w:pPr>
+                    <w:spacing w:after="40" w:before="0"/>
+                    <w:jc w:val="left"/>
+                  </w:pPr>
+                  <w:r>
+                    <w:rPr>
+                      <w:rFonts w:ascii="Arial" w:cs="Arial" w:eastAsia="Arial" w:hAnsi="Arial"/>
+                      <w:b w:val="false"/>
+                      <w:bCs w:val="false"/>
+                      <w:i w:val="false"/>
+                      <w:iCs w:val="false"/>
+                      <w:color w:val="000000"/>
+                      <w:sz w:val="18"/>
+                      <w:szCs w:val="18"/>
+                    </w:rPr>
+                    <w:t xml:space="preserve">A</w:t>
+                  </w:r>
+                </w:p>
+              </w:tc>
+              <w:tc>
+                <w:tcPr>
+                  <w:tcW w:type="dxa" w:w="2220"/>
+                  <w:shd w:fill="FFFFFF" w:color="auto" w:val="clear"/>
+                  <w:tcMar>
+                    <w:top w:type="dxa" w:w="60"/>
+                    <w:left w:type="dxa" w:w="120"/>
+                    <w:bottom w:type="dxa" w:w="60"/>
+                    <w:right w:type="dxa" w:w="120"/>
+                  </w:tcMar>
+                  <w:vAlign w:val="top"/>
+                </w:tcPr>
+                <w:p>
+                  <w:pPr>
+                    <w:spacing w:after="40" w:before="0"/>
+                    <w:jc w:val="left"/>
+                  </w:pPr>
+                  <w:r>
+                    <w:rPr>
+                      <w:rFonts w:ascii="Arial" w:cs="Arial" w:eastAsia="Arial" w:hAnsi="Arial"/>
+                      <w:b w:val="false"/>
+                      <w:bCs w:val="false"/>
+                      <w:i w:val="false"/>
+                      <w:iCs w:val="false"/>
+                      <w:color w:val="000000"/>
+                      <w:sz w:val="18"/>
+                      <w:szCs w:val="18"/>
+                    </w:rPr>
+                    <w:t xml:space="preserve">Ugali 300 g + beans 150 g + sukuma wiki 100 g + milk 250 g</w:t>
+                  </w:r>
+                </w:p>
+              </w:tc>
+              <w:tc>
+                <w:tcPr>
+                  <w:tcW w:type="dxa" w:w="2220"/>
+                  <w:shd w:fill="FFFFFF" w:color="auto" w:val="clear"/>
+                  <w:tcMar>
+                    <w:top w:type="dxa" w:w="60"/>
+                    <w:left w:type="dxa" w:w="120"/>
+                    <w:bottom w:type="dxa" w:w="60"/>
+                    <w:right w:type="dxa" w:w="120"/>
+                  </w:tcMar>
+                  <w:vAlign w:val="top"/>
+                </w:tcPr>
+                <w:p>
+                  <w:pPr>
+                    <w:spacing w:after="40" w:before="0"/>
+                    <w:jc w:val="left"/>
+                  </w:pPr>
+                  <w:r>
+                    <w:rPr>
+                      <w:rFonts w:ascii="Arial" w:cs="Arial" w:eastAsia="Arial" w:hAnsi="Arial"/>
+                      <w:b w:val="false"/>
+                      <w:bCs w:val="false"/>
+                      <w:i w:val="false"/>
+                      <w:iCs w:val="false"/>
+                      <w:color w:val="000000"/>
+                      <w:sz w:val="18"/>
+                      <w:szCs w:val="18"/>
+                    </w:rPr>
+                    <w:t xml:space="preserve">126.25</w:t>
+                  </w:r>
+                </w:p>
+              </w:tc>
+              <w:tc>
+                <w:tcPr>
+                  <w:tcW w:type="dxa" w:w="2220"/>
+                  <w:shd w:fill="FFFFFF" w:color="auto" w:val="clear"/>
+                  <w:tcMar>
+                    <w:top w:type="dxa" w:w="60"/>
+                    <w:left w:type="dxa" w:w="120"/>
+                    <w:bottom w:type="dxa" w:w="60"/>
+                    <w:right w:type="dxa" w:w="120"/>
+                  </w:tcMar>
+                  <w:vAlign w:val="top"/>
+                </w:tcPr>
+                <w:p>
+                  <w:pPr>
+                    <w:spacing w:after="40" w:before="0"/>
+                    <w:jc w:val="left"/>
+                  </w:pPr>
+                  <w:r>
+                    <w:rPr>
+                      <w:rFonts w:ascii="Arial" w:cs="Arial" w:eastAsia="Arial" w:hAnsi="Arial"/>
+                      <w:b w:val="false"/>
+                      <w:bCs w:val="false"/>
+                      <w:i w:val="false"/>
+                      <w:iCs w:val="false"/>
+                      <w:color w:val="000000"/>
+                      <w:sz w:val="18"/>
+                      <w:szCs w:val="18"/>
+                    </w:rPr>
+                    <w:t xml:space="preserve">30.25</w:t>
+                  </w:r>
+                </w:p>
+              </w:tc>
+              <w:tc>
+                <w:tcPr>
+                  <w:tcW w:type="dxa" w:w="2220"/>
+                  <w:shd w:fill="FFFFFF" w:color="auto" w:val="clear"/>
+                  <w:tcMar>
+                    <w:top w:type="dxa" w:w="60"/>
+                    <w:left w:type="dxa" w:w="120"/>
+                    <w:bottom w:type="dxa" w:w="60"/>
+                    <w:right w:type="dxa" w:w="120"/>
+                  </w:tcMar>
+                  <w:vAlign w:val="top"/>
+                </w:tcPr>
+                <w:p>
+                  <w:pPr>
+                    <w:spacing w:after="40" w:before="0"/>
+                    <w:jc w:val="left"/>
+                  </w:pPr>
+                  <w:r>
+                    <w:rPr>
+                      <w:rFonts w:ascii="Arial" w:cs="Arial" w:eastAsia="Arial" w:hAnsi="Arial"/>
+                      <w:b w:val="false"/>
+                      <w:bCs w:val="false"/>
+                      <w:i w:val="false"/>
+                      <w:iCs w:val="false"/>
+                      <w:color w:val="000000"/>
+                      <w:sz w:val="18"/>
+                      <w:szCs w:val="18"/>
+                    </w:rPr>
+                    <w:t xml:space="preserve">15.3</w:t>
+                  </w:r>
+                </w:p>
+              </w:tc>
+              <w:tc>
+                <w:tcPr>
+                  <w:tcW w:type="dxa" w:w="2220"/>
+                  <w:shd w:fill="FFFFFF" w:color="auto" w:val="clear"/>
+                  <w:tcMar>
+                    <w:top w:type="dxa" w:w="60"/>
+                    <w:left w:type="dxa" w:w="120"/>
+                    <w:bottom w:type="dxa" w:w="60"/>
+                    <w:right w:type="dxa" w:w="120"/>
+                  </w:tcMar>
+                  <w:vAlign w:val="top"/>
+                </w:tcPr>
+                <w:p>
+                  <w:pPr>
+                    <w:spacing w:after="40" w:before="0"/>
+                    <w:jc w:val="left"/>
+                  </w:pPr>
+                  <w:r>
+                    <w:rPr>
+                      <w:rFonts w:ascii="Arial" w:cs="Arial" w:eastAsia="Arial" w:hAnsi="Arial"/>
+                      <w:b w:val="false"/>
+                      <w:bCs w:val="false"/>
+                      <w:i w:val="false"/>
+                      <w:iCs w:val="false"/>
+                      <w:color w:val="000000"/>
+                      <w:sz w:val="18"/>
+                      <w:szCs w:val="18"/>
+                    </w:rPr>
+                    <w:t xml:space="preserve">763.7</w:t>
+                  </w:r>
+                </w:p>
+              </w:tc>
+            </w:tr>
+            <w:tr>
+              <w:tc>
+                <w:tcPr>
+                  <w:tcW w:type="dxa" w:w="2220"/>
+                  <w:shd w:fill="FFFFFF" w:color="auto" w:val="clear"/>
+                  <w:tcMar>
+                    <w:top w:type="dxa" w:w="60"/>
+                    <w:left w:type="dxa" w:w="120"/>
+                    <w:bottom w:type="dxa" w:w="60"/>
+                    <w:right w:type="dxa" w:w="120"/>
+                  </w:tcMar>
+                  <w:vAlign w:val="top"/>
+                </w:tcPr>
+                <w:p>
+                  <w:pPr>
+                    <w:spacing w:after="40" w:before="0"/>
+                    <w:jc w:val="left"/>
+                  </w:pPr>
+                  <w:r>
+                    <w:rPr>
+                      <w:rFonts w:ascii="Arial" w:cs="Arial" w:eastAsia="Arial" w:hAnsi="Arial"/>
+                      <w:b w:val="false"/>
+                      <w:bCs w:val="false"/>
+                      <w:i w:val="false"/>
+                      <w:iCs w:val="false"/>
+                      <w:color w:val="000000"/>
+                      <w:sz w:val="18"/>
+                      <w:szCs w:val="18"/>
+                    </w:rPr>
+                    <w:t xml:space="preserve">B</w:t>
+                  </w:r>
+                </w:p>
+              </w:tc>
+              <w:tc>
+                <w:tcPr>
+                  <w:tcW w:type="dxa" w:w="2220"/>
+                  <w:shd w:fill="FFFFFF" w:color="auto" w:val="clear"/>
+                  <w:tcMar>
+                    <w:top w:type="dxa" w:w="60"/>
+                    <w:left w:type="dxa" w:w="120"/>
+                    <w:bottom w:type="dxa" w:w="60"/>
+                    <w:right w:type="dxa" w:w="120"/>
+                  </w:tcMar>
+                  <w:vAlign w:val="top"/>
+                </w:tcPr>
+                <w:p>
+                  <w:pPr>
+                    <w:spacing w:after="40" w:before="0"/>
+                    <w:jc w:val="left"/>
+                  </w:pPr>
+                  <w:r>
+                    <w:rPr>
+                      <w:rFonts w:ascii="Arial" w:cs="Arial" w:eastAsia="Arial" w:hAnsi="Arial"/>
+                      <w:b w:val="false"/>
+                      <w:bCs w:val="false"/>
+                      <w:i w:val="false"/>
+                      <w:iCs w:val="false"/>
+                      <w:color w:val="000000"/>
+                      <w:sz w:val="18"/>
+                      <w:szCs w:val="18"/>
+                    </w:rPr>
+                    <w:t xml:space="preserve">Githeri 400 g + sukuma wiki 100 g</w:t>
+                  </w:r>
+                </w:p>
+              </w:tc>
+              <w:tc>
+                <w:tcPr>
+                  <w:tcW w:type="dxa" w:w="2220"/>
+                  <w:shd w:fill="FFFFFF" w:color="auto" w:val="clear"/>
+                  <w:tcMar>
+                    <w:top w:type="dxa" w:w="60"/>
+                    <w:left w:type="dxa" w:w="120"/>
+                    <w:bottom w:type="dxa" w:w="60"/>
+                    <w:right w:type="dxa" w:w="120"/>
+                  </w:tcMar>
+                  <w:vAlign w:val="top"/>
+                </w:tcPr>
+                <w:p>
+                  <w:pPr>
+                    <w:spacing w:after="40" w:before="0"/>
+                    <w:jc w:val="left"/>
+                  </w:pPr>
+                  <w:r>
+                    <w:rPr>
+                      <w:rFonts w:ascii="Arial" w:cs="Arial" w:eastAsia="Arial" w:hAnsi="Arial"/>
+                      <w:b w:val="false"/>
+                      <w:bCs w:val="false"/>
+                      <w:i w:val="false"/>
+                      <w:iCs w:val="false"/>
+                      <w:color w:val="000000"/>
+                      <w:sz w:val="18"/>
+                      <w:szCs w:val="18"/>
+                    </w:rPr>
+                    <w:t xml:space="preserve">77</w:t>
+                  </w:r>
+                </w:p>
+              </w:tc>
+              <w:tc>
+                <w:tcPr>
+                  <w:tcW w:type="dxa" w:w="2220"/>
+                  <w:shd w:fill="FFFFFF" w:color="auto" w:val="clear"/>
+                  <w:tcMar>
+                    <w:top w:type="dxa" w:w="60"/>
+                    <w:left w:type="dxa" w:w="120"/>
+                    <w:bottom w:type="dxa" w:w="60"/>
+                    <w:right w:type="dxa" w:w="120"/>
+                  </w:tcMar>
+                  <w:vAlign w:val="top"/>
+                </w:tcPr>
+                <w:p>
+                  <w:pPr>
+                    <w:spacing w:after="40" w:before="0"/>
+                    <w:jc w:val="left"/>
+                  </w:pPr>
+                  <w:r>
+                    <w:rPr>
+                      <w:rFonts w:ascii="Arial" w:cs="Arial" w:eastAsia="Arial" w:hAnsi="Arial"/>
+                      <w:b w:val="false"/>
+                      <w:bCs w:val="false"/>
+                      <w:i w:val="false"/>
+                      <w:iCs w:val="false"/>
+                      <w:color w:val="000000"/>
+                      <w:sz w:val="18"/>
+                      <w:szCs w:val="18"/>
+                    </w:rPr>
+                    <w:t xml:space="preserve">26.5</w:t>
+                  </w:r>
+                </w:p>
+              </w:tc>
+              <w:tc>
+                <w:tcPr>
+                  <w:tcW w:type="dxa" w:w="2220"/>
+                  <w:shd w:fill="FFFFFF" w:color="auto" w:val="clear"/>
+                  <w:tcMar>
+                    <w:top w:type="dxa" w:w="60"/>
+                    <w:left w:type="dxa" w:w="120"/>
+                    <w:bottom w:type="dxa" w:w="60"/>
+                    <w:right w:type="dxa" w:w="120"/>
+                  </w:tcMar>
+                  <w:vAlign w:val="top"/>
+                </w:tcPr>
+                <w:p>
+                  <w:pPr>
+                    <w:spacing w:after="40" w:before="0"/>
+                    <w:jc w:val="left"/>
+                  </w:pPr>
+                  <w:r>
+                    <w:rPr>
+                      <w:rFonts w:ascii="Arial" w:cs="Arial" w:eastAsia="Arial" w:hAnsi="Arial"/>
+                      <w:b w:val="false"/>
+                      <w:bCs w:val="false"/>
+                      <w:i w:val="false"/>
+                      <w:iCs w:val="false"/>
+                      <w:color w:val="000000"/>
+                      <w:sz w:val="18"/>
+                      <w:szCs w:val="18"/>
+                    </w:rPr>
+                    <w:t xml:space="preserve">7</w:t>
+                  </w:r>
+                </w:p>
+              </w:tc>
+              <w:tc>
+                <w:tcPr>
+                  <w:tcW w:type="dxa" w:w="2220"/>
+                  <w:shd w:fill="FFFFFF" w:color="auto" w:val="clear"/>
+                  <w:tcMar>
+                    <w:top w:type="dxa" w:w="60"/>
+                    <w:left w:type="dxa" w:w="120"/>
+                    <w:bottom w:type="dxa" w:w="60"/>
+                    <w:right w:type="dxa" w:w="120"/>
+                  </w:tcMar>
+                  <w:vAlign w:val="top"/>
+                </w:tcPr>
+                <w:p>
+                  <w:pPr>
+                    <w:spacing w:after="40" w:before="0"/>
+                    <w:jc w:val="left"/>
+                  </w:pPr>
+                  <w:r>
+                    <w:rPr>
+                      <w:rFonts w:ascii="Arial" w:cs="Arial" w:eastAsia="Arial" w:hAnsi="Arial"/>
+                      <w:b w:val="false"/>
+                      <w:bCs w:val="false"/>
+                      <w:i w:val="false"/>
+                      <w:iCs w:val="false"/>
+                      <w:color w:val="000000"/>
+                      <w:sz w:val="18"/>
+                      <w:szCs w:val="18"/>
+                    </w:rPr>
+                    <w:t xml:space="preserve">477</w:t>
+                  </w:r>
+                </w:p>
+              </w:tc>
+            </w:tr>
+            <w:tr>
+              <w:tc>
+                <w:tcPr>
+                  <w:tcW w:type="dxa" w:w="2220"/>
+                  <w:shd w:fill="FFFFFF" w:color="auto" w:val="clear"/>
+                  <w:tcMar>
+                    <w:top w:type="dxa" w:w="60"/>
+                    <w:left w:type="dxa" w:w="120"/>
+                    <w:bottom w:type="dxa" w:w="60"/>
+                    <w:right w:type="dxa" w:w="120"/>
+                  </w:tcMar>
+                  <w:vAlign w:val="top"/>
+                </w:tcPr>
+                <w:p>
+                  <w:pPr>
+                    <w:spacing w:after="40" w:before="0"/>
+                    <w:jc w:val="left"/>
+                  </w:pPr>
+                  <w:r>
+                    <w:rPr>
+                      <w:rFonts w:ascii="Arial" w:cs="Arial" w:eastAsia="Arial" w:hAnsi="Arial"/>
+                      <w:b w:val="false"/>
+                      <w:bCs w:val="false"/>
+                      <w:i w:val="false"/>
+                      <w:iCs w:val="false"/>
+                      <w:color w:val="000000"/>
+                      <w:sz w:val="18"/>
+                      <w:szCs w:val="18"/>
+                    </w:rPr>
+                    <w:t xml:space="preserve">C</w:t>
+                  </w:r>
+                </w:p>
+              </w:tc>
+              <w:tc>
+                <w:tcPr>
+                  <w:tcW w:type="dxa" w:w="2220"/>
+                  <w:shd w:fill="FFFFFF" w:color="auto" w:val="clear"/>
+                  <w:tcMar>
+                    <w:top w:type="dxa" w:w="60"/>
+                    <w:left w:type="dxa" w:w="120"/>
+                    <w:bottom w:type="dxa" w:w="60"/>
+                    <w:right w:type="dxa" w:w="120"/>
+                  </w:tcMar>
+                  <w:vAlign w:val="top"/>
+                </w:tcPr>
+                <w:p>
+                  <w:pPr>
+                    <w:spacing w:after="40" w:before="0"/>
+                    <w:jc w:val="left"/>
+                  </w:pPr>
+                  <w:r>
+                    <w:rPr>
+                      <w:rFonts w:ascii="Arial" w:cs="Arial" w:eastAsia="Arial" w:hAnsi="Arial"/>
+                      <w:b w:val="false"/>
+                      <w:bCs w:val="false"/>
+                      <w:i w:val="false"/>
+                      <w:iCs w:val="false"/>
+                      <w:color w:val="000000"/>
+                      <w:sz w:val="18"/>
+                      <w:szCs w:val="18"/>
+                    </w:rPr>
+                    <w:t xml:space="preserve">Mandazi 200 g + nyama choma 100 g</w:t>
+                  </w:r>
+                </w:p>
+              </w:tc>
+              <w:tc>
+                <w:tcPr>
+                  <w:tcW w:type="dxa" w:w="2220"/>
+                  <w:shd w:fill="FFFFFF" w:color="auto" w:val="clear"/>
+                  <w:tcMar>
+                    <w:top w:type="dxa" w:w="60"/>
+                    <w:left w:type="dxa" w:w="120"/>
+                    <w:bottom w:type="dxa" w:w="60"/>
+                    <w:right w:type="dxa" w:w="120"/>
+                  </w:tcMar>
+                  <w:vAlign w:val="top"/>
+                </w:tcPr>
+                <w:p>
+                  <w:pPr>
+                    <w:spacing w:after="40" w:before="0"/>
+                    <w:jc w:val="left"/>
+                  </w:pPr>
+                  <w:r>
+                    <w:rPr>
+                      <w:rFonts w:ascii="Arial" w:cs="Arial" w:eastAsia="Arial" w:hAnsi="Arial"/>
+                      <w:b w:val="false"/>
+                      <w:bCs w:val="false"/>
+                      <w:i w:val="false"/>
+                      <w:iCs w:val="false"/>
+                      <w:color w:val="000000"/>
+                      <w:sz w:val="18"/>
+                      <w:szCs w:val="18"/>
+                    </w:rPr>
+                    <w:t xml:space="preserve">90</w:t>
+                  </w:r>
+                </w:p>
+              </w:tc>
+              <w:tc>
+                <w:tcPr>
+                  <w:tcW w:type="dxa" w:w="2220"/>
+                  <w:shd w:fill="FFFFFF" w:color="auto" w:val="clear"/>
+                  <w:tcMar>
+                    <w:top w:type="dxa" w:w="60"/>
+                    <w:left w:type="dxa" w:w="120"/>
+                    <w:bottom w:type="dxa" w:w="60"/>
+                    <w:right w:type="dxa" w:w="120"/>
+                  </w:tcMar>
+                  <w:vAlign w:val="top"/>
+                </w:tcPr>
+                <w:p>
+                  <w:pPr>
+                    <w:spacing w:after="40" w:before="0"/>
+                    <w:jc w:val="left"/>
+                  </w:pPr>
+                  <w:r>
+                    <w:rPr>
+                      <w:rFonts w:ascii="Arial" w:cs="Arial" w:eastAsia="Arial" w:hAnsi="Arial"/>
+                      <w:b w:val="false"/>
+                      <w:bCs w:val="false"/>
+                      <w:i w:val="false"/>
+                      <w:iCs w:val="false"/>
+                      <w:color w:val="000000"/>
+                      <w:sz w:val="18"/>
+                      <w:szCs w:val="18"/>
+                    </w:rPr>
+                    <w:t xml:space="preserve">39</w:t>
+                  </w:r>
+                </w:p>
+              </w:tc>
+              <w:tc>
+                <w:tcPr>
+                  <w:tcW w:type="dxa" w:w="2220"/>
+                  <w:shd w:fill="FFFFFF" w:color="auto" w:val="clear"/>
+                  <w:tcMar>
+                    <w:top w:type="dxa" w:w="60"/>
+                    <w:left w:type="dxa" w:w="120"/>
+                    <w:bottom w:type="dxa" w:w="60"/>
+                    <w:right w:type="dxa" w:w="120"/>
+                  </w:tcMar>
+                  <w:vAlign w:val="top"/>
+                </w:tcPr>
+                <w:p>
+                  <w:pPr>
+                    <w:spacing w:after="40" w:before="0"/>
+                    <w:jc w:val="left"/>
+                  </w:pPr>
+                  <w:r>
+                    <w:rPr>
+                      <w:rFonts w:ascii="Arial" w:cs="Arial" w:eastAsia="Arial" w:hAnsi="Arial"/>
+                      <w:b w:val="false"/>
+                      <w:bCs w:val="false"/>
+                      <w:i w:val="false"/>
+                      <w:iCs w:val="false"/>
+                      <w:color w:val="000000"/>
+                      <w:sz w:val="18"/>
+                      <w:szCs w:val="18"/>
+                    </w:rPr>
+                    <w:t xml:space="preserve">45</w:t>
+                  </w:r>
+                </w:p>
+              </w:tc>
+              <w:tc>
+                <w:tcPr>
+                  <w:tcW w:type="dxa" w:w="2220"/>
+                  <w:shd w:fill="FFFFFF" w:color="auto" w:val="clear"/>
+                  <w:tcMar>
+                    <w:top w:type="dxa" w:w="60"/>
+                    <w:left w:type="dxa" w:w="120"/>
+                    <w:bottom w:type="dxa" w:w="60"/>
+                    <w:right w:type="dxa" w:w="120"/>
+                  </w:tcMar>
+                  <w:vAlign w:val="top"/>
+                </w:tcPr>
+                <w:p>
+                  <w:pPr>
+                    <w:spacing w:after="40" w:before="0"/>
+                    <w:jc w:val="left"/>
+                  </w:pPr>
+                  <w:r>
+                    <w:rPr>
+                      <w:rFonts w:ascii="Arial" w:cs="Arial" w:eastAsia="Arial" w:hAnsi="Arial"/>
+                      <w:b w:val="false"/>
+                      <w:bCs w:val="false"/>
+                      <w:i w:val="false"/>
+                      <w:iCs w:val="false"/>
+                      <w:color w:val="000000"/>
+                      <w:sz w:val="18"/>
+                      <w:szCs w:val="18"/>
+                    </w:rPr>
+                    <w:t xml:space="preserve">921</w:t>
+                  </w:r>
+                </w:p>
+              </w:tc>
+            </w:tr>
+          </w:tbl>
+          <w:p>
+            <w:pPr>
+              <w:spacing w:after="60" w:before="0"/>
+              <w:jc w:val="left"/>
+            </w:pPr>
+            <w:r>
+              <w:rPr>
+                <w:rFonts w:ascii="Arial" w:cs="Arial" w:eastAsia="Arial" w:hAnsi="Arial"/>
+                <w:b w:val="false"/>
+                <w:bCs w:val="false"/>
+                <w:i w:val="false"/>
+                <w:iCs w:val="false"/>
+                <w:color w:val="000000"/>
+                <w:sz w:val="18"/>
+                <w:szCs w:val="18"/>
+              </w:rPr>
+              <w:t xml:space="preserve"/>
+            </w:r>
+          </w:p>
+          <w:p>
+            <w:pPr>
+              <w:spacing w:after="40" w:before="0"/>
+              <w:jc w:val="left"/>
+            </w:pPr>
+            <w:r>
+              <w:rPr>
+                <w:rFonts w:ascii="Arial" w:cs="Arial" w:eastAsia="Arial" w:hAnsi="Arial"/>
+                <w:b/>
+                <w:bCs/>
+                <w:i w:val="false"/>
+                <w:iCs w:val="false"/>
+                <w:color w:val="000000"/>
+                <w:sz w:val="18"/>
+                <w:szCs w:val="18"/>
+              </w:rPr>
+              <w:t xml:space="preserve"/>
+            </w:r>
+          </w:p>
+          <w:p>
+            <w:pPr>
+              <w:spacing w:after="40" w:before="0"/>
+              <w:jc w:val="left"/>
+            </w:pPr>
+            <w:r>
+              <w:rPr>
+                <w:rFonts w:ascii="Arial" w:cs="Arial" w:eastAsia="Arial" w:hAnsi="Arial"/>
+                <w:b/>
+                <w:bCs/>
+                <w:i w:val="false"/>
+                <w:iCs w:val="false"/>
+                <w:color w:val="000000"/>
+                <w:sz w:val="18"/>
+                <w:szCs w:val="18"/>
+              </w:rPr>
+              <w:t xml:space="preserve">(a) Show the energy calculation for Meal C and the percentage of its energy that comes from fat. (b) Which meal has the most carbohydrate, and which has the highest percentage of energy from fat? (c) Write a Claim-Evidence-Reasoning answer to the question: which meal best supports an endurance athlete? Use at least three numbers from the table, and compare the meal with the marathon energy cost of about 2,200 kcal. (d) Explain why a runner should not choose a meal only because it has the most energy.</w:t>
+            </w:r>
+          </w:p>
+          <w:p>
+            <w:pPr>
+              <w:spacing w:after="60" w:before="0"/>
+              <w:jc w:val="left"/>
+            </w:pPr>
+            <w:r>
+              <w:rPr>
+                <w:rFonts w:ascii="Arial" w:cs="Arial" w:eastAsia="Arial" w:hAnsi="Arial"/>
+                <w:b w:val="false"/>
+                <w:bCs w:val="false"/>
+                <w:i w:val="false"/>
+                <w:iCs w:val="false"/>
+                <w:color w:val="000000"/>
+                <w:sz w:val="18"/>
+                <w:szCs w:val="18"/>
+              </w:rPr>
+              <w:t xml:space="preserve"/>
             </w:r>
           </w:p>
         </w:tc>
@@ -1153,7 +3200,7 @@
                 <w:sz w:val="22"/>
                 <w:szCs w:val="22"/>
               </w:rPr>
-              <w:t xml:space="preserve">Part 5: Applying Your Learning to a Kenyan Diet</w:t>
+              <w:t xml:space="preserve">Part 5: Putting it all together</w:t>
             </w:r>
           </w:p>
         </w:tc>
@@ -1187,7 +3234,7 @@
                 <w:sz w:val="18"/>
                 <w:szCs w:val="18"/>
               </w:rPr>
-              <w:t xml:space="preserve">(a) Match each condition to the chemical of life it is linked to: kwashiorkor, marasmus, scurvy, rickets, anaemia. (b) A family in the Rift Valley eats only ugali for every meal. Using what you know from your tests and models, predict which chemicals of life are plentiful and which are likely to be low, and what health problems may result. (c) Suggest two Kenyan foods you would add and explain why each helps. (d) Look back at your Lesson 1 prediction: what has changed in your thinking?</w:t>
+              <w:t xml:space="preserve">Write a complete final explanation that answers the driving question: How do the simple foods Kenyan athletes eat, like ugali, githeri and beans, provide the chemicals their bodies need for energy, growth and repair? In your answer: (a) name the chemical of life in each food and its role (energy, growth and repair, stored energy and insulation); (b) refer to at least two test results as evidence; (c) explain the part played by enzymes such as amylase and what affects them; (d) use at least one number from Table 1, Table 3 or Table 4; (e) say how your final class model is different from your initial model in Lesson 1.</w:t>
             </w:r>
           </w:p>
         </w:tc>
@@ -1451,7 +3498,7 @@
                 <w:sz w:val="18"/>
                 <w:szCs w:val="18"/>
               </w:rPr>
-              <w:t xml:space="preserve">Understanding of the chemicals of life</w:t>
+              <w:t xml:space="preserve">Understanding of chemicals of life</w:t>
             </w:r>
           </w:p>
         </w:tc>
@@ -1483,7 +3530,7 @@
                 <w:sz w:val="18"/>
                 <w:szCs w:val="18"/>
               </w:rPr>
-              <w:t xml:space="preserve">Correctly names all six chemicals, gives the role and a Kenyan food source for each, and accurately describes how carbohydrates and proteins are built from monomers, including the nitrogen difference.</w:t>
+              <w:t xml:space="preserve">Correctly names carbohydrates, proteins and lipids, gives their building blocks (sugars, amino acids, fatty acids and glycerol) and roles, and links each to Kenyan foods such as ugali, beans, milk and groundnuts.</w:t>
             </w:r>
           </w:p>
         </w:tc>
@@ -1515,7 +3562,7 @@
                 <w:sz w:val="18"/>
                 <w:szCs w:val="18"/>
               </w:rPr>
-              <w:t xml:space="preserve">Names most chemicals with roles and food sources; describes carbohydrate and protein structure with minor gaps or errors.</w:t>
+              <w:t xml:space="preserve">Names the three groups and gives correct roles for most, with some Kenyan food examples but little detail on structure.</w:t>
             </w:r>
           </w:p>
         </w:tc>
@@ -1547,7 +3594,7 @@
                 <w:sz w:val="18"/>
                 <w:szCs w:val="18"/>
               </w:rPr>
-              <w:t xml:space="preserve">Names few chemicals or gives vague or incorrect roles; structure of carbohydrates or proteins is missing or confused.</w:t>
+              <w:t xml:space="preserve">Names some groups but roles or foods are missing, confused or incorrect.</w:t>
             </w:r>
           </w:p>
         </w:tc>
@@ -1581,7 +3628,7 @@
                 <w:sz w:val="18"/>
                 <w:szCs w:val="18"/>
               </w:rPr>
-              <w:t xml:space="preserve">Use of evidence from food tests and models</w:t>
+              <w:t xml:space="preserve">Use of evidence (tests and tables)</w:t>
             </w:r>
           </w:p>
         </w:tc>
@@ -1613,7 +3660,7 @@
                 <w:sz w:val="18"/>
                 <w:szCs w:val="18"/>
               </w:rPr>
-              <w:t xml:space="preserve">Accurately cites specific results (iodine blue-black in ugali, no purple Biuret in ugali, purple in beans, lipid tests negative in ugali and positive in groundnuts, avocado, coconut and milk), names the correct colour for each, and says what the tests can and cannot show.</w:t>
+              <w:t xml:space="preserve">Accurately uses food test colours and results (iodine, Benedict's, Biuret, brown paper and emulsion) and specific numbers from Tables 1, 3 and 4 to support every claim.</w:t>
             </w:r>
           </w:p>
         </w:tc>
@@ -1645,7 +3692,7 @@
                 <w:sz w:val="18"/>
                 <w:szCs w:val="18"/>
               </w:rPr>
-              <w:t xml:space="preserve">Cites most test results and colours correctly, with some missing detail.</w:t>
+              <w:t xml:space="preserve">Uses some test results and numbers correctly, but a few claims have no evidence.</w:t>
             </w:r>
           </w:p>
         </w:tc>
@@ -1677,7 +3724,7 @@
                 <w:sz w:val="18"/>
                 <w:szCs w:val="18"/>
               </w:rPr>
-              <w:t xml:space="preserve">Evidence is general, missing or incorrect.</w:t>
+              <w:t xml:space="preserve">Gives few or incorrect results or numbers; claims are mostly unsupported.</w:t>
             </w:r>
           </w:p>
         </w:tc>
@@ -1711,7 +3758,7 @@
                 <w:sz w:val="18"/>
                 <w:szCs w:val="18"/>
               </w:rPr>
-              <w:t xml:space="preserve">Explaining the phenomenon</w:t>
+              <w:t xml:space="preserve">Enzyme explanation</w:t>
             </w:r>
           </w:p>
         </w:tc>
@@ -1743,7 +3790,7 @@
                 <w:sz w:val="18"/>
                 <w:szCs w:val="18"/>
               </w:rPr>
-              <w:t xml:space="preserve">Gives a clear Claim-Evidence-Reasoning explanation linking low protein to each sign (swollen belly, thin limbs, hair, tiredness) and explains that composition, not quantity, causes the difference.</w:t>
+              <w:t xml:space="preserve">Explains that enzymes are protein catalysts, that amylase breaks starch to maltose, and explains the optimum temperature and pH, denaturation and specificity using the rate data (for example, 5 times faster at 37 C than at 20 C).</w:t>
             </w:r>
           </w:p>
         </w:tc>
@@ -1775,7 +3822,7 @@
                 <w:sz w:val="18"/>
                 <w:szCs w:val="18"/>
               </w:rPr>
-              <w:t xml:space="preserve">Explains the difference with protein as the cause but links to only some signs or gives limited reasoning.</w:t>
+              <w:t xml:space="preserve">Explains the role of amylase and the optimum conditions, with limited use of data or of the term denatured.</w:t>
             </w:r>
           </w:p>
         </w:tc>
@@ -1807,7 +3854,7 @@
                 <w:sz w:val="18"/>
                 <w:szCs w:val="18"/>
               </w:rPr>
-              <w:t xml:space="preserve">States that ugali is bad or lacks something without a chemical explanation, or focuses on quantity.</w:t>
+              <w:t xml:space="preserve">States that enzymes help digestion but gives little or incorrect detail on conditions or data.</w:t>
             </w:r>
           </w:p>
         </w:tc>
@@ -1841,7 +3888,7 @@
                 <w:sz w:val="18"/>
                 <w:szCs w:val="18"/>
               </w:rPr>
-              <w:t xml:space="preserve">Scientific reasoning and application</w:t>
+              <w:t xml:space="preserve">Explaining the phenomenon</w:t>
             </w:r>
           </w:p>
         </w:tc>
@@ -1873,7 +3920,7 @@
                 <w:sz w:val="18"/>
                 <w:szCs w:val="18"/>
               </w:rPr>
-              <w:t xml:space="preserve">Logically connects evidence to conclusions, separates what the tests showed from what is inferred about lipids and vitamins, applies ideas to a Kenyan diet with sensible food suggestions, and reflects on how thinking changed.</w:t>
+              <w:t xml:space="preserve">Clearly explains how ugali, beans, sukuma wiki and milk supply energy, repair and stored energy for a marathon runner such as Kipchoge, linking to the 2,200 kcal cost and 2,000 kcal glycogen store.</w:t>
             </w:r>
           </w:p>
         </w:tc>
@@ -1905,7 +3952,7 @@
                 <w:sz w:val="18"/>
                 <w:szCs w:val="18"/>
               </w:rPr>
-              <w:t xml:space="preserve">Applies ideas to a diet with reasonable suggestions; reasoning mostly clear.</w:t>
+              <w:t xml:space="preserve">Explains most of how the plate supports performance, but the link to the marathon figures is partial.</w:t>
             </w:r>
           </w:p>
         </w:tc>
@@ -1937,7 +3984,137 @@
                 <w:sz w:val="18"/>
                 <w:szCs w:val="18"/>
               </w:rPr>
-              <w:t xml:space="preserve">Applications are unclear or unsupported; little reasoning or reflection.</w:t>
+              <w:t xml:space="preserve">Gives a general statement that food gives energy without linking chemicals to the phenomenon.</w:t>
+            </w:r>
+          </w:p>
+        </w:tc>
+      </w:tr>
+      <w:tr>
+        <w:tc>
+          <w:tcPr>
+            <w:tcW w:type="dxa" w:w="3000"/>
+            <w:shd w:fill="D5E8F0" w:color="auto" w:val="clear"/>
+            <w:tcMar>
+              <w:top w:type="dxa" w:w="60"/>
+              <w:left w:type="dxa" w:w="120"/>
+              <w:bottom w:type="dxa" w:w="60"/>
+              <w:right w:type="dxa" w:w="120"/>
+            </w:tcMar>
+            <w:vAlign w:val="top"/>
+          </w:tcPr>
+          <w:p>
+            <w:pPr>
+              <w:spacing w:after="40" w:before="0"/>
+              <w:jc w:val="left"/>
+            </w:pPr>
+            <w:r>
+              <w:rPr>
+                <w:rFonts w:ascii="Arial" w:cs="Arial" w:eastAsia="Arial" w:hAnsi="Arial"/>
+                <w:b w:val="false"/>
+                <w:bCs w:val="false"/>
+                <w:i w:val="false"/>
+                <w:iCs w:val="false"/>
+                <w:color w:val="000000"/>
+                <w:sz w:val="18"/>
+                <w:szCs w:val="18"/>
+              </w:rPr>
+              <w:t xml:space="preserve">Scientific reasoning (Claim-Evidence-Reasoning)</w:t>
+            </w:r>
+          </w:p>
+        </w:tc>
+        <w:tc>
+          <w:tcPr>
+            <w:tcW w:type="dxa" w:w="3560"/>
+            <w:shd w:fill="FFFFFF" w:color="auto" w:val="clear"/>
+            <w:tcMar>
+              <w:top w:type="dxa" w:w="60"/>
+              <w:left w:type="dxa" w:w="120"/>
+              <w:bottom w:type="dxa" w:w="60"/>
+              <w:right w:type="dxa" w:w="120"/>
+            </w:tcMar>
+            <w:vAlign w:val="top"/>
+          </w:tcPr>
+          <w:p>
+            <w:pPr>
+              <w:spacing w:after="40" w:before="0"/>
+              <w:jc w:val="left"/>
+            </w:pPr>
+            <w:r>
+              <w:rPr>
+                <w:rFonts w:ascii="Arial" w:cs="Arial" w:eastAsia="Arial" w:hAnsi="Arial"/>
+                <w:b w:val="false"/>
+                <w:bCs w:val="false"/>
+                <w:i w:val="false"/>
+                <w:iCs w:val="false"/>
+                <w:color w:val="000000"/>
+                <w:sz w:val="18"/>
+                <w:szCs w:val="18"/>
+              </w:rPr>
+              <w:t xml:space="preserve">Makes a clear claim about the best meal, supports it with at least three correct Table 4 numbers, and reasons logically why carbohydrate, protein and fat shares matter.</w:t>
+            </w:r>
+          </w:p>
+        </w:tc>
+        <w:tc>
+          <w:tcPr>
+            <w:tcW w:type="dxa" w:w="3560"/>
+            <w:shd w:fill="F2F2F2" w:color="auto" w:val="clear"/>
+            <w:tcMar>
+              <w:top w:type="dxa" w:w="60"/>
+              <w:left w:type="dxa" w:w="120"/>
+              <w:bottom w:type="dxa" w:w="60"/>
+              <w:right w:type="dxa" w:w="120"/>
+            </w:tcMar>
+            <w:vAlign w:val="top"/>
+          </w:tcPr>
+          <w:p>
+            <w:pPr>
+              <w:spacing w:after="40" w:before="0"/>
+              <w:jc w:val="left"/>
+            </w:pPr>
+            <w:r>
+              <w:rPr>
+                <w:rFonts w:ascii="Arial" w:cs="Arial" w:eastAsia="Arial" w:hAnsi="Arial"/>
+                <w:b w:val="false"/>
+                <w:bCs w:val="false"/>
+                <w:i w:val="false"/>
+                <w:iCs w:val="false"/>
+                <w:color w:val="000000"/>
+                <w:sz w:val="18"/>
+                <w:szCs w:val="18"/>
+              </w:rPr>
+              <w:t xml:space="preserve">Makes a claim with some correct numbers and partial reasoning.</w:t>
+            </w:r>
+          </w:p>
+        </w:tc>
+        <w:tc>
+          <w:tcPr>
+            <w:tcW w:type="dxa" w:w="3560"/>
+            <w:shd w:fill="FFFFFF" w:color="auto" w:val="clear"/>
+            <w:tcMar>
+              <w:top w:type="dxa" w:w="60"/>
+              <w:left w:type="dxa" w:w="120"/>
+              <w:bottom w:type="dxa" w:w="60"/>
+              <w:right w:type="dxa" w:w="120"/>
+            </w:tcMar>
+            <w:vAlign w:val="top"/>
+          </w:tcPr>
+          <w:p>
+            <w:pPr>
+              <w:spacing w:after="40" w:before="0"/>
+              <w:jc w:val="left"/>
+            </w:pPr>
+            <w:r>
+              <w:rPr>
+                <w:rFonts w:ascii="Arial" w:cs="Arial" w:eastAsia="Arial" w:hAnsi="Arial"/>
+                <w:b w:val="false"/>
+                <w:bCs w:val="false"/>
+                <w:i w:val="false"/>
+                <w:iCs w:val="false"/>
+                <w:color w:val="000000"/>
+                <w:sz w:val="18"/>
+                <w:szCs w:val="18"/>
+              </w:rPr>
+              <w:t xml:space="preserve">Makes a claim with no numbers or reasoning, or the numbers are wrong.</w:t>
             </w:r>
           </w:p>
         </w:tc>
@@ -2061,7 +4238,7 @@
         </w:rPr>
         <w:t xml:space="preserve">© 2026 SeaVuria and ARES. This work is licensed under a </w:t>
       </w:r>
-      <w:hyperlink w:history="1" r:id="rIdhbutuxw05rlqroqumjomn">
+      <w:hyperlink w:history="1" r:id="rIdxpuqg9sf-jmtnkcygz3sa">
         <w:r>
           <w:rPr>
             <w:rFonts w:ascii="Arial" w:cs="Arial" w:eastAsia="Arial" w:hAnsi="Arial"/>
@@ -2081,7 +4258,7 @@
         </w:rPr>
         <w:t xml:space="preserve"> (</w:t>
       </w:r>
-      <w:hyperlink w:history="1" r:id="rIdl_j8yqqnclm_fe-c-vyes">
+      <w:hyperlink w:history="1" r:id="rIdsrmcawb1c5xgzlq4lvpmx">
         <w:r>
           <w:rPr>
             <w:rFonts w:ascii="Arial" w:cs="Arial" w:eastAsia="Arial" w:hAnsi="Arial"/>
@@ -2101,7 +4278,7 @@
         </w:rPr>
         <w:t xml:space="preserve">). To view a copy of this license, visit </w:t>
       </w:r>
-      <w:hyperlink w:history="1" r:id="rIdzghduw_jyjcwzv7sccvqq">
+      <w:hyperlink w:history="1" r:id="rIdtnr_wgixbaxhqbmw9feek">
         <w:r>
           <w:rPr>
             <w:rFonts w:ascii="Arial" w:cs="Arial" w:eastAsia="Arial" w:hAnsi="Arial"/>

--- a/data/outputs/v2/Biology/SS1.2_Chemicals_of_Life/Biology_Chemicals_of_Life_FinalExplanation.docx
+++ b/data/outputs/v2/Biology/SS1.2_Chemicals_of_Life/Biology_Chemicals_of_Life_FinalExplanation.docx
@@ -95,7 +95,7 @@
                 <w:sz w:val="22"/>
                 <w:szCs w:val="22"/>
               </w:rPr>
-              <w:t xml:space="preserve">FINAL EXPLANATION: BIOLOGY GRADE 10: CHEMICALS OF LIFE (FINAL EXPLANATION)</w:t>
+              <w:t xml:space="preserve">FINAL EXPLANATION: BIOLOGY GRADE 10: CHEMICALS OF LIFE</w:t>
             </w:r>
           </w:p>
         </w:tc>
@@ -422,7 +422,254 @@
                 <w:sz w:val="18"/>
                 <w:szCs w:val="18"/>
               </w:rPr>
-              <w:t xml:space="preserve">You have finished all 6 lessons on the Chemicals of Life. Now write your own COMPLETE EXPLANATION of this driving question: How do the simple foods Kenyan athletes eat, like ugali, githeri and beans, provide the chemicals their bodies need for energy, growth and repair? Think about Eliud Kipchoge, who trains near Iten in the Rift Valley and ran 42.195 km in 7,269 s (2:01:09) at Berlin 2022. Use your class model (Lesson 1 and final), your Driving Question Board, your food test results, the amylase data and the meal comparison. Write your answer in the space under each prompt. Use numbers from the tables whenever you make a claim. Do not call a meal 'best' without citing numbers. Remember safety: goggles and a hot water bath for Benedict's and HCl tests, and never taste lab samples. Use the words from the unit, such as reducing sugar, amino acids, fatty acids and glycerol, optimum and denatured. Write in full sentences in your own words.</w:t>
+              <w:t xml:space="preserve">You have finished all 6 lessons of the Chemicals of Life unit. Now write your own Final Explanation of Wanjiru's blood glucose graph and answer the driving question: What chemicals are in the food we eat, and what happens to them in our bodies? Use your Summary Tables, your first and final flow-diagram models, your Driving Question Board and the evidence from the class investigations. Write in full sentences and use numbers from the data table in your answers. Use these terms correctly: blood glucose concentration (mmol/L), starch, reducing sugar, digestion, absorption, enzyme, amylase, insulin, respiration and glycogen. Here is Wanjiru's data. After fasting, Wanjiru ate a meal of ugali (300 g), sukuma wiki (100 g) and beans (100 g) between 0 and 15 minutes. Her blood glucose was then measured for 3 hours.</w:t>
+            </w:r>
+          </w:p>
+          <w:p>
+            <w:pPr>
+              <w:spacing w:after="40" w:before="0"/>
+              <w:jc w:val="left"/>
+            </w:pPr>
+            <w:r>
+              <w:rPr>
+                <w:rFonts w:ascii="Arial" w:cs="Arial" w:eastAsia="Arial" w:hAnsi="Arial"/>
+                <w:b w:val="false"/>
+                <w:bCs w:val="false"/>
+                <w:i w:val="false"/>
+                <w:iCs w:val="false"/>
+                <w:color w:val="000000"/>
+                <w:sz w:val="18"/>
+                <w:szCs w:val="18"/>
+              </w:rPr>
+              <w:t xml:space="preserve"/>
+            </w:r>
+          </w:p>
+          <w:p>
+            <w:pPr>
+              <w:spacing w:after="40" w:before="0"/>
+              <w:jc w:val="left"/>
+            </w:pPr>
+            <w:r>
+              <w:rPr>
+                <w:rFonts w:ascii="Arial" w:cs="Arial" w:eastAsia="Arial" w:hAnsi="Arial"/>
+                <w:b w:val="false"/>
+                <w:bCs w:val="false"/>
+                <w:i w:val="false"/>
+                <w:iCs w:val="false"/>
+                <w:color w:val="000000"/>
+                <w:sz w:val="18"/>
+                <w:szCs w:val="18"/>
+              </w:rPr>
+              <w:t xml:space="preserve">| Time after meal start (min) | Blood glucose concentration (mmol/L) |</w:t>
+            </w:r>
+          </w:p>
+          <w:p>
+            <w:pPr>
+              <w:spacing w:after="40" w:before="0"/>
+              <w:jc w:val="left"/>
+            </w:pPr>
+            <w:r>
+              <w:rPr>
+                <w:rFonts w:ascii="Arial" w:cs="Arial" w:eastAsia="Arial" w:hAnsi="Arial"/>
+                <w:b w:val="false"/>
+                <w:bCs w:val="false"/>
+                <w:i w:val="false"/>
+                <w:iCs w:val="false"/>
+                <w:color w:val="000000"/>
+                <w:sz w:val="18"/>
+                <w:szCs w:val="18"/>
+              </w:rPr>
+              <w:t xml:space="preserve">|---|---|</w:t>
+            </w:r>
+          </w:p>
+          <w:p>
+            <w:pPr>
+              <w:spacing w:after="40" w:before="0"/>
+              <w:jc w:val="left"/>
+            </w:pPr>
+            <w:r>
+              <w:rPr>
+                <w:rFonts w:ascii="Arial" w:cs="Arial" w:eastAsia="Arial" w:hAnsi="Arial"/>
+                <w:b w:val="false"/>
+                <w:bCs w:val="false"/>
+                <w:i w:val="false"/>
+                <w:iCs w:val="false"/>
+                <w:color w:val="000000"/>
+                <w:sz w:val="18"/>
+                <w:szCs w:val="18"/>
+              </w:rPr>
+              <w:t xml:space="preserve">| 0 | 4.5 |</w:t>
+            </w:r>
+          </w:p>
+          <w:p>
+            <w:pPr>
+              <w:spacing w:after="40" w:before="0"/>
+              <w:jc w:val="left"/>
+            </w:pPr>
+            <w:r>
+              <w:rPr>
+                <w:rFonts w:ascii="Arial" w:cs="Arial" w:eastAsia="Arial" w:hAnsi="Arial"/>
+                <w:b w:val="false"/>
+                <w:bCs w:val="false"/>
+                <w:i w:val="false"/>
+                <w:iCs w:val="false"/>
+                <w:color w:val="000000"/>
+                <w:sz w:val="18"/>
+                <w:szCs w:val="18"/>
+              </w:rPr>
+              <w:t xml:space="preserve">| 15 | 5.5 |</w:t>
+            </w:r>
+          </w:p>
+          <w:p>
+            <w:pPr>
+              <w:spacing w:after="40" w:before="0"/>
+              <w:jc w:val="left"/>
+            </w:pPr>
+            <w:r>
+              <w:rPr>
+                <w:rFonts w:ascii="Arial" w:cs="Arial" w:eastAsia="Arial" w:hAnsi="Arial"/>
+                <w:b w:val="false"/>
+                <w:bCs w:val="false"/>
+                <w:i w:val="false"/>
+                <w:iCs w:val="false"/>
+                <w:color w:val="000000"/>
+                <w:sz w:val="18"/>
+                <w:szCs w:val="18"/>
+              </w:rPr>
+              <w:t xml:space="preserve">| 30 | 7.0 |</w:t>
+            </w:r>
+          </w:p>
+          <w:p>
+            <w:pPr>
+              <w:spacing w:after="40" w:before="0"/>
+              <w:jc w:val="left"/>
+            </w:pPr>
+            <w:r>
+              <w:rPr>
+                <w:rFonts w:ascii="Arial" w:cs="Arial" w:eastAsia="Arial" w:hAnsi="Arial"/>
+                <w:b w:val="false"/>
+                <w:bCs w:val="false"/>
+                <w:i w:val="false"/>
+                <w:iCs w:val="false"/>
+                <w:color w:val="000000"/>
+                <w:sz w:val="18"/>
+                <w:szCs w:val="18"/>
+              </w:rPr>
+              <w:t xml:space="preserve">| 60 | 8.0 |</w:t>
+            </w:r>
+          </w:p>
+          <w:p>
+            <w:pPr>
+              <w:spacing w:after="40" w:before="0"/>
+              <w:jc w:val="left"/>
+            </w:pPr>
+            <w:r>
+              <w:rPr>
+                <w:rFonts w:ascii="Arial" w:cs="Arial" w:eastAsia="Arial" w:hAnsi="Arial"/>
+                <w:b w:val="false"/>
+                <w:bCs w:val="false"/>
+                <w:i w:val="false"/>
+                <w:iCs w:val="false"/>
+                <w:color w:val="000000"/>
+                <w:sz w:val="18"/>
+                <w:szCs w:val="18"/>
+              </w:rPr>
+              <w:t xml:space="preserve">| 90 | 6.5 |</w:t>
+            </w:r>
+          </w:p>
+          <w:p>
+            <w:pPr>
+              <w:spacing w:after="40" w:before="0"/>
+              <w:jc w:val="left"/>
+            </w:pPr>
+            <w:r>
+              <w:rPr>
+                <w:rFonts w:ascii="Arial" w:cs="Arial" w:eastAsia="Arial" w:hAnsi="Arial"/>
+                <w:b w:val="false"/>
+                <w:bCs w:val="false"/>
+                <w:i w:val="false"/>
+                <w:iCs w:val="false"/>
+                <w:color w:val="000000"/>
+                <w:sz w:val="18"/>
+                <w:szCs w:val="18"/>
+              </w:rPr>
+              <w:t xml:space="preserve">| 120 | 5.2 |</w:t>
+            </w:r>
+          </w:p>
+          <w:p>
+            <w:pPr>
+              <w:spacing w:after="40" w:before="0"/>
+              <w:jc w:val="left"/>
+            </w:pPr>
+            <w:r>
+              <w:rPr>
+                <w:rFonts w:ascii="Arial" w:cs="Arial" w:eastAsia="Arial" w:hAnsi="Arial"/>
+                <w:b w:val="false"/>
+                <w:bCs w:val="false"/>
+                <w:i w:val="false"/>
+                <w:iCs w:val="false"/>
+                <w:color w:val="000000"/>
+                <w:sz w:val="18"/>
+                <w:szCs w:val="18"/>
+              </w:rPr>
+              <w:t xml:space="preserve">| 150 | 4.7 |</w:t>
+            </w:r>
+          </w:p>
+          <w:p>
+            <w:pPr>
+              <w:spacing w:after="40" w:before="0"/>
+              <w:jc w:val="left"/>
+            </w:pPr>
+            <w:r>
+              <w:rPr>
+                <w:rFonts w:ascii="Arial" w:cs="Arial" w:eastAsia="Arial" w:hAnsi="Arial"/>
+                <w:b w:val="false"/>
+                <w:bCs w:val="false"/>
+                <w:i w:val="false"/>
+                <w:iCs w:val="false"/>
+                <w:color w:val="000000"/>
+                <w:sz w:val="18"/>
+                <w:szCs w:val="18"/>
+              </w:rPr>
+              <w:t xml:space="preserve">| 180 | 4.5 |</w:t>
+            </w:r>
+          </w:p>
+          <w:p>
+            <w:pPr>
+              <w:spacing w:after="40" w:before="0"/>
+              <w:jc w:val="left"/>
+            </w:pPr>
+            <w:r>
+              <w:rPr>
+                <w:rFonts w:ascii="Arial" w:cs="Arial" w:eastAsia="Arial" w:hAnsi="Arial"/>
+                <w:b w:val="false"/>
+                <w:bCs w:val="false"/>
+                <w:i w:val="false"/>
+                <w:iCs w:val="false"/>
+                <w:color w:val="000000"/>
+                <w:sz w:val="18"/>
+                <w:szCs w:val="18"/>
+              </w:rPr>
+              <w:t xml:space="preserve"/>
+            </w:r>
+          </w:p>
+          <w:p>
+            <w:pPr>
+              <w:spacing w:after="40" w:before="0"/>
+              <w:jc w:val="left"/>
+            </w:pPr>
+            <w:r>
+              <w:rPr>
+                <w:rFonts w:ascii="Arial" w:cs="Arial" w:eastAsia="Arial" w:hAnsi="Arial"/>
+                <w:b w:val="false"/>
+                <w:bCs w:val="false"/>
+                <w:i w:val="false"/>
+                <w:iCs w:val="false"/>
+                <w:color w:val="000000"/>
+                <w:sz w:val="18"/>
+                <w:szCs w:val="18"/>
+              </w:rPr>
+              <w:t xml:space="preserve">The normal fasting range is 4.0 to 5.5 mmol/L.</w:t>
             </w:r>
           </w:p>
         </w:tc>
@@ -481,7 +728,7 @@
                 <w:sz w:val="22"/>
                 <w:szCs w:val="22"/>
               </w:rPr>
-              <w:t xml:space="preserve">Part 1: The plain plate and the marathon</w:t>
+              <w:t xml:space="preserve">Part 1: What chemicals are in Wanjiru's lunch?</w:t>
             </w:r>
           </w:p>
         </w:tc>
@@ -515,7 +762,7 @@
                 <w:sz w:val="18"/>
                 <w:szCs w:val="18"/>
               </w:rPr>
-              <w:t xml:space="preserve">Look at Table 1 and the Kipchoge figures. Kipchoge has a body mass of about 52 kg and uses about 1 kcal per kg per km. His marathon (42.195 km) takes 7,269 s. (a) Calculate his average pace in s per km and the energy cost of the marathon. (b) His stored glycogen is about 500 g. Using 4 kcal per g, calculate the energy it holds and compare it with the marathon cost. (c) Name the three main groups of chemicals of life taught in this unit, and give the one-line role of each in the body. (d) Explain why a plate of ugali, beans, sukuma wiki and milk is 'not plain'.</w:t>
+              <w:t xml:space="preserve">Wanjiru's lunch was ugali, sukuma wiki and beans. (a) Name the groups of chemicals found in this meal and say which are organic and which are inorganic. State the rule you use to decide. (b) Give the approximate amount of each nutrient in the whole meal. (c) Explain which group of chemicals you think is most likely to cause the rise in her blood glucose concentration, and why this is only a prediction at this stage.</w:t>
             </w:r>
           </w:p>
         </w:tc>
@@ -645,611 +892,7 @@
                 <w:sz w:val="18"/>
                 <w:szCs w:val="18"/>
               </w:rPr>
-              <w:t xml:space="preserve">Use your test results from Lessons 2, 3 and 4. (a) Complete the table below by writing the reagent or test used and the colour or sign that shows a positive result for each chemical.</w:t>
-            </w:r>
-          </w:p>
-          <w:p>
-            <w:pPr>
-              <w:spacing w:after="40" w:before="0"/>
-              <w:jc w:val="left"/>
-            </w:pPr>
-            <w:r>
-              <w:rPr>
-                <w:rFonts w:ascii="Arial" w:cs="Arial" w:eastAsia="Arial" w:hAnsi="Arial"/>
-                <w:b/>
-                <w:bCs/>
-                <w:i w:val="false"/>
-                <w:iCs w:val="false"/>
-                <w:color w:val="000000"/>
-                <w:sz w:val="18"/>
-                <w:szCs w:val="18"/>
-              </w:rPr>
-              <w:t xml:space="preserve"/>
-            </w:r>
-          </w:p>
-          <w:tbl>
-            <w:tblPr>
-              <w:tblW w:type="dxa" w:w="13320"/>
-              <w:tblBorders>
-                <w:top w:val="single" w:color="AAAAAA" w:sz="4"/>
-                <w:left w:val="single" w:color="AAAAAA" w:sz="4"/>
-                <w:bottom w:val="single" w:color="AAAAAA" w:sz="4"/>
-                <w:right w:val="single" w:color="AAAAAA" w:sz="4"/>
-                <w:insideH w:val="single" w:color="auto" w:sz="4"/>
-                <w:insideV w:val="single" w:color="auto" w:sz="4"/>
-              </w:tblBorders>
-              <w:tblLayout w:type="fixed"/>
-            </w:tblPr>
-            <w:tblGrid>
-              <w:gridCol w:w="4440"/>
-              <w:gridCol w:w="4440"/>
-              <w:gridCol w:w="4440"/>
-            </w:tblGrid>
-            <w:tr>
-              <w:tc>
-                <w:tcPr>
-                  <w:tcW w:type="dxa" w:w="4440"/>
-                  <w:shd w:fill="D5E8F0" w:color="auto" w:val="clear"/>
-                  <w:tcMar>
-                    <w:top w:type="dxa" w:w="60"/>
-                    <w:left w:type="dxa" w:w="120"/>
-                    <w:bottom w:type="dxa" w:w="60"/>
-                    <w:right w:type="dxa" w:w="120"/>
-                  </w:tcMar>
-                  <w:vAlign w:val="top"/>
-                </w:tcPr>
-                <w:p>
-                  <w:pPr>
-                    <w:spacing w:after="40" w:before="0"/>
-                    <w:jc w:val="left"/>
-                  </w:pPr>
-                  <w:r>
-                    <w:rPr>
-                      <w:rFonts w:ascii="Arial" w:cs="Arial" w:eastAsia="Arial" w:hAnsi="Arial"/>
-                      <w:b/>
-                      <w:bCs/>
-                      <w:i w:val="false"/>
-                      <w:iCs w:val="false"/>
-                      <w:color w:val="000000"/>
-                      <w:sz w:val="18"/>
-                      <w:szCs w:val="18"/>
-                    </w:rPr>
-                    <w:t xml:space="preserve">Chemical</w:t>
-                  </w:r>
-                </w:p>
-              </w:tc>
-              <w:tc>
-                <w:tcPr>
-                  <w:tcW w:type="dxa" w:w="4440"/>
-                  <w:shd w:fill="D5E8F0" w:color="auto" w:val="clear"/>
-                  <w:tcMar>
-                    <w:top w:type="dxa" w:w="60"/>
-                    <w:left w:type="dxa" w:w="120"/>
-                    <w:bottom w:type="dxa" w:w="60"/>
-                    <w:right w:type="dxa" w:w="120"/>
-                  </w:tcMar>
-                  <w:vAlign w:val="top"/>
-                </w:tcPr>
-                <w:p>
-                  <w:pPr>
-                    <w:spacing w:after="40" w:before="0"/>
-                    <w:jc w:val="left"/>
-                  </w:pPr>
-                  <w:r>
-                    <w:rPr>
-                      <w:rFonts w:ascii="Arial" w:cs="Arial" w:eastAsia="Arial" w:hAnsi="Arial"/>
-                      <w:b/>
-                      <w:bCs/>
-                      <w:i w:val="false"/>
-                      <w:iCs w:val="false"/>
-                      <w:color w:val="000000"/>
-                      <w:sz w:val="18"/>
-                      <w:szCs w:val="18"/>
-                    </w:rPr>
-                    <w:t xml:space="preserve">Test or reagent</w:t>
-                  </w:r>
-                </w:p>
-              </w:tc>
-              <w:tc>
-                <w:tcPr>
-                  <w:tcW w:type="dxa" w:w="4440"/>
-                  <w:shd w:fill="D5E8F0" w:color="auto" w:val="clear"/>
-                  <w:tcMar>
-                    <w:top w:type="dxa" w:w="60"/>
-                    <w:left w:type="dxa" w:w="120"/>
-                    <w:bottom w:type="dxa" w:w="60"/>
-                    <w:right w:type="dxa" w:w="120"/>
-                  </w:tcMar>
-                  <w:vAlign w:val="top"/>
-                </w:tcPr>
-                <w:p>
-                  <w:pPr>
-                    <w:spacing w:after="40" w:before="0"/>
-                    <w:jc w:val="left"/>
-                  </w:pPr>
-                  <w:r>
-                    <w:rPr>
-                      <w:rFonts w:ascii="Arial" w:cs="Arial" w:eastAsia="Arial" w:hAnsi="Arial"/>
-                      <w:b/>
-                      <w:bCs/>
-                      <w:i w:val="false"/>
-                      <w:iCs w:val="false"/>
-                      <w:color w:val="000000"/>
-                      <w:sz w:val="18"/>
-                      <w:szCs w:val="18"/>
-                    </w:rPr>
-                    <w:t xml:space="preserve">Positive result</w:t>
-                  </w:r>
-                </w:p>
-              </w:tc>
-            </w:tr>
-            <w:tr>
-              <w:tc>
-                <w:tcPr>
-                  <w:tcW w:type="dxa" w:w="4440"/>
-                  <w:shd w:fill="FFFFFF" w:color="auto" w:val="clear"/>
-                  <w:tcMar>
-                    <w:top w:type="dxa" w:w="60"/>
-                    <w:left w:type="dxa" w:w="120"/>
-                    <w:bottom w:type="dxa" w:w="60"/>
-                    <w:right w:type="dxa" w:w="120"/>
-                  </w:tcMar>
-                  <w:vAlign w:val="top"/>
-                </w:tcPr>
-                <w:p>
-                  <w:pPr>
-                    <w:spacing w:after="40" w:before="0"/>
-                    <w:jc w:val="left"/>
-                  </w:pPr>
-                  <w:r>
-                    <w:rPr>
-                      <w:rFonts w:ascii="Arial" w:cs="Arial" w:eastAsia="Arial" w:hAnsi="Arial"/>
-                      <w:b w:val="false"/>
-                      <w:bCs w:val="false"/>
-                      <w:i w:val="false"/>
-                      <w:iCs w:val="false"/>
-                      <w:color w:val="000000"/>
-                      <w:sz w:val="18"/>
-                      <w:szCs w:val="18"/>
-                    </w:rPr>
-                    <w:t xml:space="preserve">Starch</w:t>
-                  </w:r>
-                </w:p>
-              </w:tc>
-              <w:tc>
-                <w:tcPr>
-                  <w:tcW w:type="dxa" w:w="4440"/>
-                  <w:shd w:fill="FFFFFF" w:color="auto" w:val="clear"/>
-                  <w:tcMar>
-                    <w:top w:type="dxa" w:w="60"/>
-                    <w:left w:type="dxa" w:w="120"/>
-                    <w:bottom w:type="dxa" w:w="60"/>
-                    <w:right w:type="dxa" w:w="120"/>
-                  </w:tcMar>
-                  <w:vAlign w:val="top"/>
-                </w:tcPr>
-                <w:p>
-                  <w:pPr>
-                    <w:spacing w:after="60" w:before="0"/>
-                    <w:jc w:val="left"/>
-                  </w:pPr>
-                  <w:r>
-                    <w:rPr>
-                      <w:rFonts w:ascii="Arial" w:cs="Arial" w:eastAsia="Arial" w:hAnsi="Arial"/>
-                      <w:b w:val="false"/>
-                      <w:bCs w:val="false"/>
-                      <w:i w:val="false"/>
-                      <w:iCs w:val="false"/>
-                      <w:color w:val="000000"/>
-                      <w:sz w:val="18"/>
-                      <w:szCs w:val="18"/>
-                    </w:rPr>
-                    <w:t xml:space="preserve"/>
-                  </w:r>
-                </w:p>
-              </w:tc>
-              <w:tc>
-                <w:tcPr>
-                  <w:tcW w:type="dxa" w:w="4440"/>
-                  <w:shd w:fill="FFFFFF" w:color="auto" w:val="clear"/>
-                  <w:tcMar>
-                    <w:top w:type="dxa" w:w="60"/>
-                    <w:left w:type="dxa" w:w="120"/>
-                    <w:bottom w:type="dxa" w:w="60"/>
-                    <w:right w:type="dxa" w:w="120"/>
-                  </w:tcMar>
-                  <w:vAlign w:val="top"/>
-                </w:tcPr>
-                <w:p>
-                  <w:pPr>
-                    <w:spacing w:after="60" w:before="0"/>
-                    <w:jc w:val="left"/>
-                  </w:pPr>
-                  <w:r>
-                    <w:rPr>
-                      <w:rFonts w:ascii="Arial" w:cs="Arial" w:eastAsia="Arial" w:hAnsi="Arial"/>
-                      <w:b w:val="false"/>
-                      <w:bCs w:val="false"/>
-                      <w:i w:val="false"/>
-                      <w:iCs w:val="false"/>
-                      <w:color w:val="000000"/>
-                      <w:sz w:val="18"/>
-                      <w:szCs w:val="18"/>
-                    </w:rPr>
-                    <w:t xml:space="preserve"/>
-                  </w:r>
-                </w:p>
-              </w:tc>
-            </w:tr>
-            <w:tr>
-              <w:tc>
-                <w:tcPr>
-                  <w:tcW w:type="dxa" w:w="4440"/>
-                  <w:shd w:fill="FFFFFF" w:color="auto" w:val="clear"/>
-                  <w:tcMar>
-                    <w:top w:type="dxa" w:w="60"/>
-                    <w:left w:type="dxa" w:w="120"/>
-                    <w:bottom w:type="dxa" w:w="60"/>
-                    <w:right w:type="dxa" w:w="120"/>
-                  </w:tcMar>
-                  <w:vAlign w:val="top"/>
-                </w:tcPr>
-                <w:p>
-                  <w:pPr>
-                    <w:spacing w:after="40" w:before="0"/>
-                    <w:jc w:val="left"/>
-                  </w:pPr>
-                  <w:r>
-                    <w:rPr>
-                      <w:rFonts w:ascii="Arial" w:cs="Arial" w:eastAsia="Arial" w:hAnsi="Arial"/>
-                      <w:b w:val="false"/>
-                      <w:bCs w:val="false"/>
-                      <w:i w:val="false"/>
-                      <w:iCs w:val="false"/>
-                      <w:color w:val="000000"/>
-                      <w:sz w:val="18"/>
-                      <w:szCs w:val="18"/>
-                    </w:rPr>
-                    <w:t xml:space="preserve">Reducing sugar</w:t>
-                  </w:r>
-                </w:p>
-              </w:tc>
-              <w:tc>
-                <w:tcPr>
-                  <w:tcW w:type="dxa" w:w="4440"/>
-                  <w:shd w:fill="FFFFFF" w:color="auto" w:val="clear"/>
-                  <w:tcMar>
-                    <w:top w:type="dxa" w:w="60"/>
-                    <w:left w:type="dxa" w:w="120"/>
-                    <w:bottom w:type="dxa" w:w="60"/>
-                    <w:right w:type="dxa" w:w="120"/>
-                  </w:tcMar>
-                  <w:vAlign w:val="top"/>
-                </w:tcPr>
-                <w:p>
-                  <w:pPr>
-                    <w:spacing w:after="60" w:before="0"/>
-                    <w:jc w:val="left"/>
-                  </w:pPr>
-                  <w:r>
-                    <w:rPr>
-                      <w:rFonts w:ascii="Arial" w:cs="Arial" w:eastAsia="Arial" w:hAnsi="Arial"/>
-                      <w:b w:val="false"/>
-                      <w:bCs w:val="false"/>
-                      <w:i w:val="false"/>
-                      <w:iCs w:val="false"/>
-                      <w:color w:val="000000"/>
-                      <w:sz w:val="18"/>
-                      <w:szCs w:val="18"/>
-                    </w:rPr>
-                    <w:t xml:space="preserve"/>
-                  </w:r>
-                </w:p>
-              </w:tc>
-              <w:tc>
-                <w:tcPr>
-                  <w:tcW w:type="dxa" w:w="4440"/>
-                  <w:shd w:fill="FFFFFF" w:color="auto" w:val="clear"/>
-                  <w:tcMar>
-                    <w:top w:type="dxa" w:w="60"/>
-                    <w:left w:type="dxa" w:w="120"/>
-                    <w:bottom w:type="dxa" w:w="60"/>
-                    <w:right w:type="dxa" w:w="120"/>
-                  </w:tcMar>
-                  <w:vAlign w:val="top"/>
-                </w:tcPr>
-                <w:p>
-                  <w:pPr>
-                    <w:spacing w:after="60" w:before="0"/>
-                    <w:jc w:val="left"/>
-                  </w:pPr>
-                  <w:r>
-                    <w:rPr>
-                      <w:rFonts w:ascii="Arial" w:cs="Arial" w:eastAsia="Arial" w:hAnsi="Arial"/>
-                      <w:b w:val="false"/>
-                      <w:bCs w:val="false"/>
-                      <w:i w:val="false"/>
-                      <w:iCs w:val="false"/>
-                      <w:color w:val="000000"/>
-                      <w:sz w:val="18"/>
-                      <w:szCs w:val="18"/>
-                    </w:rPr>
-                    <w:t xml:space="preserve"/>
-                  </w:r>
-                </w:p>
-              </w:tc>
-            </w:tr>
-            <w:tr>
-              <w:tc>
-                <w:tcPr>
-                  <w:tcW w:type="dxa" w:w="4440"/>
-                  <w:shd w:fill="FFFFFF" w:color="auto" w:val="clear"/>
-                  <w:tcMar>
-                    <w:top w:type="dxa" w:w="60"/>
-                    <w:left w:type="dxa" w:w="120"/>
-                    <w:bottom w:type="dxa" w:w="60"/>
-                    <w:right w:type="dxa" w:w="120"/>
-                  </w:tcMar>
-                  <w:vAlign w:val="top"/>
-                </w:tcPr>
-                <w:p>
-                  <w:pPr>
-                    <w:spacing w:after="40" w:before="0"/>
-                    <w:jc w:val="left"/>
-                  </w:pPr>
-                  <w:r>
-                    <w:rPr>
-                      <w:rFonts w:ascii="Arial" w:cs="Arial" w:eastAsia="Arial" w:hAnsi="Arial"/>
-                      <w:b w:val="false"/>
-                      <w:bCs w:val="false"/>
-                      <w:i w:val="false"/>
-                      <w:iCs w:val="false"/>
-                      <w:color w:val="000000"/>
-                      <w:sz w:val="18"/>
-                      <w:szCs w:val="18"/>
-                    </w:rPr>
-                    <w:t xml:space="preserve">Protein</w:t>
-                  </w:r>
-                </w:p>
-              </w:tc>
-              <w:tc>
-                <w:tcPr>
-                  <w:tcW w:type="dxa" w:w="4440"/>
-                  <w:shd w:fill="FFFFFF" w:color="auto" w:val="clear"/>
-                  <w:tcMar>
-                    <w:top w:type="dxa" w:w="60"/>
-                    <w:left w:type="dxa" w:w="120"/>
-                    <w:bottom w:type="dxa" w:w="60"/>
-                    <w:right w:type="dxa" w:w="120"/>
-                  </w:tcMar>
-                  <w:vAlign w:val="top"/>
-                </w:tcPr>
-                <w:p>
-                  <w:pPr>
-                    <w:spacing w:after="60" w:before="0"/>
-                    <w:jc w:val="left"/>
-                  </w:pPr>
-                  <w:r>
-                    <w:rPr>
-                      <w:rFonts w:ascii="Arial" w:cs="Arial" w:eastAsia="Arial" w:hAnsi="Arial"/>
-                      <w:b w:val="false"/>
-                      <w:bCs w:val="false"/>
-                      <w:i w:val="false"/>
-                      <w:iCs w:val="false"/>
-                      <w:color w:val="000000"/>
-                      <w:sz w:val="18"/>
-                      <w:szCs w:val="18"/>
-                    </w:rPr>
-                    <w:t xml:space="preserve"/>
-                  </w:r>
-                </w:p>
-              </w:tc>
-              <w:tc>
-                <w:tcPr>
-                  <w:tcW w:type="dxa" w:w="4440"/>
-                  <w:shd w:fill="FFFFFF" w:color="auto" w:val="clear"/>
-                  <w:tcMar>
-                    <w:top w:type="dxa" w:w="60"/>
-                    <w:left w:type="dxa" w:w="120"/>
-                    <w:bottom w:type="dxa" w:w="60"/>
-                    <w:right w:type="dxa" w:w="120"/>
-                  </w:tcMar>
-                  <w:vAlign w:val="top"/>
-                </w:tcPr>
-                <w:p>
-                  <w:pPr>
-                    <w:spacing w:after="60" w:before="0"/>
-                    <w:jc w:val="left"/>
-                  </w:pPr>
-                  <w:r>
-                    <w:rPr>
-                      <w:rFonts w:ascii="Arial" w:cs="Arial" w:eastAsia="Arial" w:hAnsi="Arial"/>
-                      <w:b w:val="false"/>
-                      <w:bCs w:val="false"/>
-                      <w:i w:val="false"/>
-                      <w:iCs w:val="false"/>
-                      <w:color w:val="000000"/>
-                      <w:sz w:val="18"/>
-                      <w:szCs w:val="18"/>
-                    </w:rPr>
-                    <w:t xml:space="preserve"/>
-                  </w:r>
-                </w:p>
-              </w:tc>
-            </w:tr>
-            <w:tr>
-              <w:tc>
-                <w:tcPr>
-                  <w:tcW w:type="dxa" w:w="4440"/>
-                  <w:shd w:fill="FFFFFF" w:color="auto" w:val="clear"/>
-                  <w:tcMar>
-                    <w:top w:type="dxa" w:w="60"/>
-                    <w:left w:type="dxa" w:w="120"/>
-                    <w:bottom w:type="dxa" w:w="60"/>
-                    <w:right w:type="dxa" w:w="120"/>
-                  </w:tcMar>
-                  <w:vAlign w:val="top"/>
-                </w:tcPr>
-                <w:p>
-                  <w:pPr>
-                    <w:spacing w:after="40" w:before="0"/>
-                    <w:jc w:val="left"/>
-                  </w:pPr>
-                  <w:r>
-                    <w:rPr>
-                      <w:rFonts w:ascii="Arial" w:cs="Arial" w:eastAsia="Arial" w:hAnsi="Arial"/>
-                      <w:b w:val="false"/>
-                      <w:bCs w:val="false"/>
-                      <w:i w:val="false"/>
-                      <w:iCs w:val="false"/>
-                      <w:color w:val="000000"/>
-                      <w:sz w:val="18"/>
-                      <w:szCs w:val="18"/>
-                    </w:rPr>
-                    <w:t xml:space="preserve">Lipid</w:t>
-                  </w:r>
-                </w:p>
-              </w:tc>
-              <w:tc>
-                <w:tcPr>
-                  <w:tcW w:type="dxa" w:w="4440"/>
-                  <w:shd w:fill="FFFFFF" w:color="auto" w:val="clear"/>
-                  <w:tcMar>
-                    <w:top w:type="dxa" w:w="60"/>
-                    <w:left w:type="dxa" w:w="120"/>
-                    <w:bottom w:type="dxa" w:w="60"/>
-                    <w:right w:type="dxa" w:w="120"/>
-                  </w:tcMar>
-                  <w:vAlign w:val="top"/>
-                </w:tcPr>
-                <w:p>
-                  <w:pPr>
-                    <w:spacing w:after="60" w:before="0"/>
-                    <w:jc w:val="left"/>
-                  </w:pPr>
-                  <w:r>
-                    <w:rPr>
-                      <w:rFonts w:ascii="Arial" w:cs="Arial" w:eastAsia="Arial" w:hAnsi="Arial"/>
-                      <w:b w:val="false"/>
-                      <w:bCs w:val="false"/>
-                      <w:i w:val="false"/>
-                      <w:iCs w:val="false"/>
-                      <w:color w:val="000000"/>
-                      <w:sz w:val="18"/>
-                      <w:szCs w:val="18"/>
-                    </w:rPr>
-                    <w:t xml:space="preserve"/>
-                  </w:r>
-                </w:p>
-              </w:tc>
-              <w:tc>
-                <w:tcPr>
-                  <w:tcW w:type="dxa" w:w="4440"/>
-                  <w:shd w:fill="FFFFFF" w:color="auto" w:val="clear"/>
-                  <w:tcMar>
-                    <w:top w:type="dxa" w:w="60"/>
-                    <w:left w:type="dxa" w:w="120"/>
-                    <w:bottom w:type="dxa" w:w="60"/>
-                    <w:right w:type="dxa" w:w="120"/>
-                  </w:tcMar>
-                  <w:vAlign w:val="top"/>
-                </w:tcPr>
-                <w:p>
-                  <w:pPr>
-                    <w:spacing w:after="60" w:before="0"/>
-                    <w:jc w:val="left"/>
-                  </w:pPr>
-                  <w:r>
-                    <w:rPr>
-                      <w:rFonts w:ascii="Arial" w:cs="Arial" w:eastAsia="Arial" w:hAnsi="Arial"/>
-                      <w:b w:val="false"/>
-                      <w:bCs w:val="false"/>
-                      <w:i w:val="false"/>
-                      <w:iCs w:val="false"/>
-                      <w:color w:val="000000"/>
-                      <w:sz w:val="18"/>
-                      <w:szCs w:val="18"/>
-                    </w:rPr>
-                    <w:t xml:space="preserve"/>
-                  </w:r>
-                </w:p>
-              </w:tc>
-            </w:tr>
-          </w:tbl>
-          <w:p>
-            <w:pPr>
-              <w:spacing w:after="60" w:before="0"/>
-              <w:jc w:val="left"/>
-            </w:pPr>
-            <w:r>
-              <w:rPr>
-                <w:rFonts w:ascii="Arial" w:cs="Arial" w:eastAsia="Arial" w:hAnsi="Arial"/>
-                <w:b w:val="false"/>
-                <w:bCs w:val="false"/>
-                <w:i w:val="false"/>
-                <w:iCs w:val="false"/>
-                <w:color w:val="000000"/>
-                <w:sz w:val="18"/>
-                <w:szCs w:val="18"/>
-              </w:rPr>
-              <w:t xml:space="preserve"/>
-            </w:r>
-          </w:p>
-          <w:p>
-            <w:pPr>
-              <w:spacing w:after="40" w:before="0"/>
-              <w:jc w:val="left"/>
-            </w:pPr>
-            <w:r>
-              <w:rPr>
-                <w:rFonts w:ascii="Arial" w:cs="Arial" w:eastAsia="Arial" w:hAnsi="Arial"/>
-                <w:b/>
-                <w:bCs/>
-                <w:i w:val="false"/>
-                <w:iCs w:val="false"/>
-                <w:color w:val="000000"/>
-                <w:sz w:val="18"/>
-                <w:szCs w:val="18"/>
-              </w:rPr>
-              <w:t xml:space="preserve"/>
-            </w:r>
-          </w:p>
-          <w:p>
-            <w:pPr>
-              <w:spacing w:after="40" w:before="0"/>
-              <w:jc w:val="left"/>
-            </w:pPr>
-            <w:r>
-              <w:rPr>
-                <w:rFonts w:ascii="Arial" w:cs="Arial" w:eastAsia="Arial" w:hAnsi="Arial"/>
-                <w:b/>
-                <w:bCs/>
-                <w:i w:val="false"/>
-                <w:iCs w:val="false"/>
-                <w:color w:val="000000"/>
-                <w:sz w:val="18"/>
-                <w:szCs w:val="18"/>
-              </w:rPr>
-              <w:t xml:space="preserve">(b) Sugarcane juice tastes very sweet but Benedict's solution stayed blue. Explain this result and describe what you did to get a positive result. (c) Ugali stayed blue with Biuret reagent, but beans turned violet. Explain what this tells you and what it does NOT tell you about ugali. (d) Give one food that tested positive for lipids and one test result that shows maize flour has no lipid.</w:t>
-            </w:r>
-          </w:p>
-          <w:p>
-            <w:pPr>
-              <w:spacing w:after="60" w:before="0"/>
-              <w:jc w:val="left"/>
-            </w:pPr>
-            <w:r>
-              <w:rPr>
-                <w:rFonts w:ascii="Arial" w:cs="Arial" w:eastAsia="Arial" w:hAnsi="Arial"/>
-                <w:b w:val="false"/>
-                <w:bCs w:val="false"/>
-                <w:i w:val="false"/>
-                <w:iCs w:val="false"/>
-                <w:color w:val="000000"/>
-                <w:sz w:val="18"/>
-                <w:szCs w:val="18"/>
-              </w:rPr>
-              <w:t xml:space="preserve"/>
+              <w:t xml:space="preserve">(a) Describe the iodine test and Benedict's test: what each one detects and what colour results show a positive result. (b) Describe the biuret test and the grease-spot and emulsion tests in the same way. (c) Give the results you recorded for ugali in all of these tests. (d) Ugali gave no change with Benedict's solution before digestion. What does this result, together with what you know about ugali and the glucose in Wanjiru's blood, tell you about what must happen to the starch before glucose can enter the blood?</w:t>
             </w:r>
           </w:p>
         </w:tc>
@@ -1379,709 +1022,7 @@
                 <w:sz w:val="18"/>
                 <w:szCs w:val="18"/>
               </w:rPr>
-              <w:t xml:space="preserve">Use the amylase data in Table 3 (1% starch solution plus saliva amylase; the time for iodine to stop turning blue-black).</w:t>
-            </w:r>
-          </w:p>
-          <w:p>
-            <w:pPr>
-              <w:spacing w:after="40" w:before="0"/>
-              <w:jc w:val="left"/>
-            </w:pPr>
-            <w:r>
-              <w:rPr>
-                <w:rFonts w:ascii="Arial" w:cs="Arial" w:eastAsia="Arial" w:hAnsi="Arial"/>
-                <w:b/>
-                <w:bCs/>
-                <w:i w:val="false"/>
-                <w:iCs w:val="false"/>
-                <w:color w:val="000000"/>
-                <w:sz w:val="18"/>
-                <w:szCs w:val="18"/>
-              </w:rPr>
-              <w:t xml:space="preserve"/>
-            </w:r>
-          </w:p>
-          <w:tbl>
-            <w:tblPr>
-              <w:tblW w:type="dxa" w:w="13320"/>
-              <w:tblBorders>
-                <w:top w:val="single" w:color="AAAAAA" w:sz="4"/>
-                <w:left w:val="single" w:color="AAAAAA" w:sz="4"/>
-                <w:bottom w:val="single" w:color="AAAAAA" w:sz="4"/>
-                <w:right w:val="single" w:color="AAAAAA" w:sz="4"/>
-                <w:insideH w:val="single" w:color="auto" w:sz="4"/>
-                <w:insideV w:val="single" w:color="auto" w:sz="4"/>
-              </w:tblBorders>
-              <w:tblLayout w:type="fixed"/>
-            </w:tblPr>
-            <w:tblGrid>
-              <w:gridCol w:w="4440"/>
-              <w:gridCol w:w="4440"/>
-              <w:gridCol w:w="4440"/>
-            </w:tblGrid>
-            <w:tr>
-              <w:tc>
-                <w:tcPr>
-                  <w:tcW w:type="dxa" w:w="4440"/>
-                  <w:shd w:fill="D5E8F0" w:color="auto" w:val="clear"/>
-                  <w:tcMar>
-                    <w:top w:type="dxa" w:w="60"/>
-                    <w:left w:type="dxa" w:w="120"/>
-                    <w:bottom w:type="dxa" w:w="60"/>
-                    <w:right w:type="dxa" w:w="120"/>
-                  </w:tcMar>
-                  <w:vAlign w:val="top"/>
-                </w:tcPr>
-                <w:p>
-                  <w:pPr>
-                    <w:spacing w:after="40" w:before="0"/>
-                    <w:jc w:val="left"/>
-                  </w:pPr>
-                  <w:r>
-                    <w:rPr>
-                      <w:rFonts w:ascii="Arial" w:cs="Arial" w:eastAsia="Arial" w:hAnsi="Arial"/>
-                      <w:b/>
-                      <w:bCs/>
-                      <w:i w:val="false"/>
-                      <w:iCs w:val="false"/>
-                      <w:color w:val="000000"/>
-                      <w:sz w:val="18"/>
-                      <w:szCs w:val="18"/>
-                    </w:rPr>
-                    <w:t xml:space="preserve">Temperature</w:t>
-                  </w:r>
-                </w:p>
-              </w:tc>
-              <w:tc>
-                <w:tcPr>
-                  <w:tcW w:type="dxa" w:w="4440"/>
-                  <w:shd w:fill="D5E8F0" w:color="auto" w:val="clear"/>
-                  <w:tcMar>
-                    <w:top w:type="dxa" w:w="60"/>
-                    <w:left w:type="dxa" w:w="120"/>
-                    <w:bottom w:type="dxa" w:w="60"/>
-                    <w:right w:type="dxa" w:w="120"/>
-                  </w:tcMar>
-                  <w:vAlign w:val="top"/>
-                </w:tcPr>
-                <w:p>
-                  <w:pPr>
-                    <w:spacing w:after="40" w:before="0"/>
-                    <w:jc w:val="left"/>
-                  </w:pPr>
-                  <w:r>
-                    <w:rPr>
-                      <w:rFonts w:ascii="Arial" w:cs="Arial" w:eastAsia="Arial" w:hAnsi="Arial"/>
-                      <w:b/>
-                      <w:bCs/>
-                      <w:i w:val="false"/>
-                      <w:iCs w:val="false"/>
-                      <w:color w:val="000000"/>
-                      <w:sz w:val="18"/>
-                      <w:szCs w:val="18"/>
-                    </w:rPr>
-                    <w:t xml:space="preserve">Time to clear starch</w:t>
-                  </w:r>
-                </w:p>
-              </w:tc>
-              <w:tc>
-                <w:tcPr>
-                  <w:tcW w:type="dxa" w:w="4440"/>
-                  <w:shd w:fill="D5E8F0" w:color="auto" w:val="clear"/>
-                  <w:tcMar>
-                    <w:top w:type="dxa" w:w="60"/>
-                    <w:left w:type="dxa" w:w="120"/>
-                    <w:bottom w:type="dxa" w:w="60"/>
-                    <w:right w:type="dxa" w:w="120"/>
-                  </w:tcMar>
-                  <w:vAlign w:val="top"/>
-                </w:tcPr>
-                <w:p>
-                  <w:pPr>
-                    <w:spacing w:after="40" w:before="0"/>
-                    <w:jc w:val="left"/>
-                  </w:pPr>
-                  <w:r>
-                    <w:rPr>
-                      <w:rFonts w:ascii="Arial" w:cs="Arial" w:eastAsia="Arial" w:hAnsi="Arial"/>
-                      <w:b/>
-                      <w:bCs/>
-                      <w:i w:val="false"/>
-                      <w:iCs w:val="false"/>
-                      <w:color w:val="000000"/>
-                      <w:sz w:val="18"/>
-                      <w:szCs w:val="18"/>
-                    </w:rPr>
-                    <w:t xml:space="preserve">Relative rate (60 / time)</w:t>
-                  </w:r>
-                </w:p>
-              </w:tc>
-            </w:tr>
-            <w:tr>
-              <w:tc>
-                <w:tcPr>
-                  <w:tcW w:type="dxa" w:w="4440"/>
-                  <w:shd w:fill="FFFFFF" w:color="auto" w:val="clear"/>
-                  <w:tcMar>
-                    <w:top w:type="dxa" w:w="60"/>
-                    <w:left w:type="dxa" w:w="120"/>
-                    <w:bottom w:type="dxa" w:w="60"/>
-                    <w:right w:type="dxa" w:w="120"/>
-                  </w:tcMar>
-                  <w:vAlign w:val="top"/>
-                </w:tcPr>
-                <w:p>
-                  <w:pPr>
-                    <w:spacing w:after="40" w:before="0"/>
-                    <w:jc w:val="left"/>
-                  </w:pPr>
-                  <w:r>
-                    <w:rPr>
-                      <w:rFonts w:ascii="Arial" w:cs="Arial" w:eastAsia="Arial" w:hAnsi="Arial"/>
-                      <w:b w:val="false"/>
-                      <w:bCs w:val="false"/>
-                      <w:i w:val="false"/>
-                      <w:iCs w:val="false"/>
-                      <w:color w:val="000000"/>
-                      <w:sz w:val="18"/>
-                      <w:szCs w:val="18"/>
-                    </w:rPr>
-                    <w:t xml:space="preserve">0 C</w:t>
-                  </w:r>
-                </w:p>
-              </w:tc>
-              <w:tc>
-                <w:tcPr>
-                  <w:tcW w:type="dxa" w:w="4440"/>
-                  <w:shd w:fill="FFFFFF" w:color="auto" w:val="clear"/>
-                  <w:tcMar>
-                    <w:top w:type="dxa" w:w="60"/>
-                    <w:left w:type="dxa" w:w="120"/>
-                    <w:bottom w:type="dxa" w:w="60"/>
-                    <w:right w:type="dxa" w:w="120"/>
-                  </w:tcMar>
-                  <w:vAlign w:val="top"/>
-                </w:tcPr>
-                <w:p>
-                  <w:pPr>
-                    <w:spacing w:after="40" w:before="0"/>
-                    <w:jc w:val="left"/>
-                  </w:pPr>
-                  <w:r>
-                    <w:rPr>
-                      <w:rFonts w:ascii="Arial" w:cs="Arial" w:eastAsia="Arial" w:hAnsi="Arial"/>
-                      <w:b w:val="false"/>
-                      <w:bCs w:val="false"/>
-                      <w:i w:val="false"/>
-                      <w:iCs w:val="false"/>
-                      <w:color w:val="000000"/>
-                      <w:sz w:val="18"/>
-                      <w:szCs w:val="18"/>
-                    </w:rPr>
-                    <w:t xml:space="preserve">not cleared in 600 s</w:t>
-                  </w:r>
-                </w:p>
-              </w:tc>
-              <w:tc>
-                <w:tcPr>
-                  <w:tcW w:type="dxa" w:w="4440"/>
-                  <w:shd w:fill="FFFFFF" w:color="auto" w:val="clear"/>
-                  <w:tcMar>
-                    <w:top w:type="dxa" w:w="60"/>
-                    <w:left w:type="dxa" w:w="120"/>
-                    <w:bottom w:type="dxa" w:w="60"/>
-                    <w:right w:type="dxa" w:w="120"/>
-                  </w:tcMar>
-                  <w:vAlign w:val="top"/>
-                </w:tcPr>
-                <w:p>
-                  <w:pPr>
-                    <w:spacing w:after="40" w:before="0"/>
-                    <w:jc w:val="left"/>
-                  </w:pPr>
-                  <w:r>
-                    <w:rPr>
-                      <w:rFonts w:ascii="Arial" w:cs="Arial" w:eastAsia="Arial" w:hAnsi="Arial"/>
-                      <w:b w:val="false"/>
-                      <w:bCs w:val="false"/>
-                      <w:i w:val="false"/>
-                      <w:iCs w:val="false"/>
-                      <w:color w:val="000000"/>
-                      <w:sz w:val="18"/>
-                      <w:szCs w:val="18"/>
-                    </w:rPr>
-                    <w:t xml:space="preserve">0</w:t>
-                  </w:r>
-                </w:p>
-              </w:tc>
-            </w:tr>
-            <w:tr>
-              <w:tc>
-                <w:tcPr>
-                  <w:tcW w:type="dxa" w:w="4440"/>
-                  <w:shd w:fill="FFFFFF" w:color="auto" w:val="clear"/>
-                  <w:tcMar>
-                    <w:top w:type="dxa" w:w="60"/>
-                    <w:left w:type="dxa" w:w="120"/>
-                    <w:bottom w:type="dxa" w:w="60"/>
-                    <w:right w:type="dxa" w:w="120"/>
-                  </w:tcMar>
-                  <w:vAlign w:val="top"/>
-                </w:tcPr>
-                <w:p>
-                  <w:pPr>
-                    <w:spacing w:after="40" w:before="0"/>
-                    <w:jc w:val="left"/>
-                  </w:pPr>
-                  <w:r>
-                    <w:rPr>
-                      <w:rFonts w:ascii="Arial" w:cs="Arial" w:eastAsia="Arial" w:hAnsi="Arial"/>
-                      <w:b w:val="false"/>
-                      <w:bCs w:val="false"/>
-                      <w:i w:val="false"/>
-                      <w:iCs w:val="false"/>
-                      <w:color w:val="000000"/>
-                      <w:sz w:val="18"/>
-                      <w:szCs w:val="18"/>
-                    </w:rPr>
-                    <w:t xml:space="preserve">20 C</w:t>
-                  </w:r>
-                </w:p>
-              </w:tc>
-              <w:tc>
-                <w:tcPr>
-                  <w:tcW w:type="dxa" w:w="4440"/>
-                  <w:shd w:fill="FFFFFF" w:color="auto" w:val="clear"/>
-                  <w:tcMar>
-                    <w:top w:type="dxa" w:w="60"/>
-                    <w:left w:type="dxa" w:w="120"/>
-                    <w:bottom w:type="dxa" w:w="60"/>
-                    <w:right w:type="dxa" w:w="120"/>
-                  </w:tcMar>
-                  <w:vAlign w:val="top"/>
-                </w:tcPr>
-                <w:p>
-                  <w:pPr>
-                    <w:spacing w:after="40" w:before="0"/>
-                    <w:jc w:val="left"/>
-                  </w:pPr>
-                  <w:r>
-                    <w:rPr>
-                      <w:rFonts w:ascii="Arial" w:cs="Arial" w:eastAsia="Arial" w:hAnsi="Arial"/>
-                      <w:b w:val="false"/>
-                      <w:bCs w:val="false"/>
-                      <w:i w:val="false"/>
-                      <w:iCs w:val="false"/>
-                      <w:color w:val="000000"/>
-                      <w:sz w:val="18"/>
-                      <w:szCs w:val="18"/>
-                    </w:rPr>
-                    <w:t xml:space="preserve">300 s</w:t>
-                  </w:r>
-                </w:p>
-              </w:tc>
-              <w:tc>
-                <w:tcPr>
-                  <w:tcW w:type="dxa" w:w="4440"/>
-                  <w:shd w:fill="FFFFFF" w:color="auto" w:val="clear"/>
-                  <w:tcMar>
-                    <w:top w:type="dxa" w:w="60"/>
-                    <w:left w:type="dxa" w:w="120"/>
-                    <w:bottom w:type="dxa" w:w="60"/>
-                    <w:right w:type="dxa" w:w="120"/>
-                  </w:tcMar>
-                  <w:vAlign w:val="top"/>
-                </w:tcPr>
-                <w:p>
-                  <w:pPr>
-                    <w:spacing w:after="40" w:before="0"/>
-                    <w:jc w:val="left"/>
-                  </w:pPr>
-                  <w:r>
-                    <w:rPr>
-                      <w:rFonts w:ascii="Arial" w:cs="Arial" w:eastAsia="Arial" w:hAnsi="Arial"/>
-                      <w:b w:val="false"/>
-                      <w:bCs w:val="false"/>
-                      <w:i w:val="false"/>
-                      <w:iCs w:val="false"/>
-                      <w:color w:val="000000"/>
-                      <w:sz w:val="18"/>
-                      <w:szCs w:val="18"/>
-                    </w:rPr>
-                    <w:t xml:space="preserve">0.2</w:t>
-                  </w:r>
-                </w:p>
-              </w:tc>
-            </w:tr>
-            <w:tr>
-              <w:tc>
-                <w:tcPr>
-                  <w:tcW w:type="dxa" w:w="4440"/>
-                  <w:shd w:fill="FFFFFF" w:color="auto" w:val="clear"/>
-                  <w:tcMar>
-                    <w:top w:type="dxa" w:w="60"/>
-                    <w:left w:type="dxa" w:w="120"/>
-                    <w:bottom w:type="dxa" w:w="60"/>
-                    <w:right w:type="dxa" w:w="120"/>
-                  </w:tcMar>
-                  <w:vAlign w:val="top"/>
-                </w:tcPr>
-                <w:p>
-                  <w:pPr>
-                    <w:spacing w:after="40" w:before="0"/>
-                    <w:jc w:val="left"/>
-                  </w:pPr>
-                  <w:r>
-                    <w:rPr>
-                      <w:rFonts w:ascii="Arial" w:cs="Arial" w:eastAsia="Arial" w:hAnsi="Arial"/>
-                      <w:b w:val="false"/>
-                      <w:bCs w:val="false"/>
-                      <w:i w:val="false"/>
-                      <w:iCs w:val="false"/>
-                      <w:color w:val="000000"/>
-                      <w:sz w:val="18"/>
-                      <w:szCs w:val="18"/>
-                    </w:rPr>
-                    <w:t xml:space="preserve">37 C</w:t>
-                  </w:r>
-                </w:p>
-              </w:tc>
-              <w:tc>
-                <w:tcPr>
-                  <w:tcW w:type="dxa" w:w="4440"/>
-                  <w:shd w:fill="FFFFFF" w:color="auto" w:val="clear"/>
-                  <w:tcMar>
-                    <w:top w:type="dxa" w:w="60"/>
-                    <w:left w:type="dxa" w:w="120"/>
-                    <w:bottom w:type="dxa" w:w="60"/>
-                    <w:right w:type="dxa" w:w="120"/>
-                  </w:tcMar>
-                  <w:vAlign w:val="top"/>
-                </w:tcPr>
-                <w:p>
-                  <w:pPr>
-                    <w:spacing w:after="40" w:before="0"/>
-                    <w:jc w:val="left"/>
-                  </w:pPr>
-                  <w:r>
-                    <w:rPr>
-                      <w:rFonts w:ascii="Arial" w:cs="Arial" w:eastAsia="Arial" w:hAnsi="Arial"/>
-                      <w:b w:val="false"/>
-                      <w:bCs w:val="false"/>
-                      <w:i w:val="false"/>
-                      <w:iCs w:val="false"/>
-                      <w:color w:val="000000"/>
-                      <w:sz w:val="18"/>
-                      <w:szCs w:val="18"/>
-                    </w:rPr>
-                    <w:t xml:space="preserve">60 s</w:t>
-                  </w:r>
-                </w:p>
-              </w:tc>
-              <w:tc>
-                <w:tcPr>
-                  <w:tcW w:type="dxa" w:w="4440"/>
-                  <w:shd w:fill="FFFFFF" w:color="auto" w:val="clear"/>
-                  <w:tcMar>
-                    <w:top w:type="dxa" w:w="60"/>
-                    <w:left w:type="dxa" w:w="120"/>
-                    <w:bottom w:type="dxa" w:w="60"/>
-                    <w:right w:type="dxa" w:w="120"/>
-                  </w:tcMar>
-                  <w:vAlign w:val="top"/>
-                </w:tcPr>
-                <w:p>
-                  <w:pPr>
-                    <w:spacing w:after="40" w:before="0"/>
-                    <w:jc w:val="left"/>
-                  </w:pPr>
-                  <w:r>
-                    <w:rPr>
-                      <w:rFonts w:ascii="Arial" w:cs="Arial" w:eastAsia="Arial" w:hAnsi="Arial"/>
-                      <w:b w:val="false"/>
-                      <w:bCs w:val="false"/>
-                      <w:i w:val="false"/>
-                      <w:iCs w:val="false"/>
-                      <w:color w:val="000000"/>
-                      <w:sz w:val="18"/>
-                      <w:szCs w:val="18"/>
-                    </w:rPr>
-                    <w:t xml:space="preserve">1.0</w:t>
-                  </w:r>
-                </w:p>
-              </w:tc>
-            </w:tr>
-            <w:tr>
-              <w:tc>
-                <w:tcPr>
-                  <w:tcW w:type="dxa" w:w="4440"/>
-                  <w:shd w:fill="FFFFFF" w:color="auto" w:val="clear"/>
-                  <w:tcMar>
-                    <w:top w:type="dxa" w:w="60"/>
-                    <w:left w:type="dxa" w:w="120"/>
-                    <w:bottom w:type="dxa" w:w="60"/>
-                    <w:right w:type="dxa" w:w="120"/>
-                  </w:tcMar>
-                  <w:vAlign w:val="top"/>
-                </w:tcPr>
-                <w:p>
-                  <w:pPr>
-                    <w:spacing w:after="40" w:before="0"/>
-                    <w:jc w:val="left"/>
-                  </w:pPr>
-                  <w:r>
-                    <w:rPr>
-                      <w:rFonts w:ascii="Arial" w:cs="Arial" w:eastAsia="Arial" w:hAnsi="Arial"/>
-                      <w:b w:val="false"/>
-                      <w:bCs w:val="false"/>
-                      <w:i w:val="false"/>
-                      <w:iCs w:val="false"/>
-                      <w:color w:val="000000"/>
-                      <w:sz w:val="18"/>
-                      <w:szCs w:val="18"/>
-                    </w:rPr>
-                    <w:t xml:space="preserve">60 C</w:t>
-                  </w:r>
-                </w:p>
-              </w:tc>
-              <w:tc>
-                <w:tcPr>
-                  <w:tcW w:type="dxa" w:w="4440"/>
-                  <w:shd w:fill="FFFFFF" w:color="auto" w:val="clear"/>
-                  <w:tcMar>
-                    <w:top w:type="dxa" w:w="60"/>
-                    <w:left w:type="dxa" w:w="120"/>
-                    <w:bottom w:type="dxa" w:w="60"/>
-                    <w:right w:type="dxa" w:w="120"/>
-                  </w:tcMar>
-                  <w:vAlign w:val="top"/>
-                </w:tcPr>
-                <w:p>
-                  <w:pPr>
-                    <w:spacing w:after="40" w:before="0"/>
-                    <w:jc w:val="left"/>
-                  </w:pPr>
-                  <w:r>
-                    <w:rPr>
-                      <w:rFonts w:ascii="Arial" w:cs="Arial" w:eastAsia="Arial" w:hAnsi="Arial"/>
-                      <w:b w:val="false"/>
-                      <w:bCs w:val="false"/>
-                      <w:i w:val="false"/>
-                      <w:iCs w:val="false"/>
-                      <w:color w:val="000000"/>
-                      <w:sz w:val="18"/>
-                      <w:szCs w:val="18"/>
-                    </w:rPr>
-                    <w:t xml:space="preserve">not cleared in 600 s</w:t>
-                  </w:r>
-                </w:p>
-              </w:tc>
-              <w:tc>
-                <w:tcPr>
-                  <w:tcW w:type="dxa" w:w="4440"/>
-                  <w:shd w:fill="FFFFFF" w:color="auto" w:val="clear"/>
-                  <w:tcMar>
-                    <w:top w:type="dxa" w:w="60"/>
-                    <w:left w:type="dxa" w:w="120"/>
-                    <w:bottom w:type="dxa" w:w="60"/>
-                    <w:right w:type="dxa" w:w="120"/>
-                  </w:tcMar>
-                  <w:vAlign w:val="top"/>
-                </w:tcPr>
-                <w:p>
-                  <w:pPr>
-                    <w:spacing w:after="40" w:before="0"/>
-                    <w:jc w:val="left"/>
-                  </w:pPr>
-                  <w:r>
-                    <w:rPr>
-                      <w:rFonts w:ascii="Arial" w:cs="Arial" w:eastAsia="Arial" w:hAnsi="Arial"/>
-                      <w:b w:val="false"/>
-                      <w:bCs w:val="false"/>
-                      <w:i w:val="false"/>
-                      <w:iCs w:val="false"/>
-                      <w:color w:val="000000"/>
-                      <w:sz w:val="18"/>
-                      <w:szCs w:val="18"/>
-                    </w:rPr>
-                    <w:t xml:space="preserve">0</w:t>
-                  </w:r>
-                </w:p>
-              </w:tc>
-            </w:tr>
-            <w:tr>
-              <w:tc>
-                <w:tcPr>
-                  <w:tcW w:type="dxa" w:w="4440"/>
-                  <w:shd w:fill="FFFFFF" w:color="auto" w:val="clear"/>
-                  <w:tcMar>
-                    <w:top w:type="dxa" w:w="60"/>
-                    <w:left w:type="dxa" w:w="120"/>
-                    <w:bottom w:type="dxa" w:w="60"/>
-                    <w:right w:type="dxa" w:w="120"/>
-                  </w:tcMar>
-                  <w:vAlign w:val="top"/>
-                </w:tcPr>
-                <w:p>
-                  <w:pPr>
-                    <w:spacing w:after="40" w:before="0"/>
-                    <w:jc w:val="left"/>
-                  </w:pPr>
-                  <w:r>
-                    <w:rPr>
-                      <w:rFonts w:ascii="Arial" w:cs="Arial" w:eastAsia="Arial" w:hAnsi="Arial"/>
-                      <w:b w:val="false"/>
-                      <w:bCs w:val="false"/>
-                      <w:i w:val="false"/>
-                      <w:iCs w:val="false"/>
-                      <w:color w:val="000000"/>
-                      <w:sz w:val="18"/>
-                      <w:szCs w:val="18"/>
-                    </w:rPr>
-                    <w:t xml:space="preserve">80 C</w:t>
-                  </w:r>
-                </w:p>
-              </w:tc>
-              <w:tc>
-                <w:tcPr>
-                  <w:tcW w:type="dxa" w:w="4440"/>
-                  <w:shd w:fill="FFFFFF" w:color="auto" w:val="clear"/>
-                  <w:tcMar>
-                    <w:top w:type="dxa" w:w="60"/>
-                    <w:left w:type="dxa" w:w="120"/>
-                    <w:bottom w:type="dxa" w:w="60"/>
-                    <w:right w:type="dxa" w:w="120"/>
-                  </w:tcMar>
-                  <w:vAlign w:val="top"/>
-                </w:tcPr>
-                <w:p>
-                  <w:pPr>
-                    <w:spacing w:after="40" w:before="0"/>
-                    <w:jc w:val="left"/>
-                  </w:pPr>
-                  <w:r>
-                    <w:rPr>
-                      <w:rFonts w:ascii="Arial" w:cs="Arial" w:eastAsia="Arial" w:hAnsi="Arial"/>
-                      <w:b w:val="false"/>
-                      <w:bCs w:val="false"/>
-                      <w:i w:val="false"/>
-                      <w:iCs w:val="false"/>
-                      <w:color w:val="000000"/>
-                      <w:sz w:val="18"/>
-                      <w:szCs w:val="18"/>
-                    </w:rPr>
-                    <w:t xml:space="preserve">not cleared in 600 s</w:t>
-                  </w:r>
-                </w:p>
-              </w:tc>
-              <w:tc>
-                <w:tcPr>
-                  <w:tcW w:type="dxa" w:w="4440"/>
-                  <w:shd w:fill="FFFFFF" w:color="auto" w:val="clear"/>
-                  <w:tcMar>
-                    <w:top w:type="dxa" w:w="60"/>
-                    <w:left w:type="dxa" w:w="120"/>
-                    <w:bottom w:type="dxa" w:w="60"/>
-                    <w:right w:type="dxa" w:w="120"/>
-                  </w:tcMar>
-                  <w:vAlign w:val="top"/>
-                </w:tcPr>
-                <w:p>
-                  <w:pPr>
-                    <w:spacing w:after="40" w:before="0"/>
-                    <w:jc w:val="left"/>
-                  </w:pPr>
-                  <w:r>
-                    <w:rPr>
-                      <w:rFonts w:ascii="Arial" w:cs="Arial" w:eastAsia="Arial" w:hAnsi="Arial"/>
-                      <w:b w:val="false"/>
-                      <w:bCs w:val="false"/>
-                      <w:i w:val="false"/>
-                      <w:iCs w:val="false"/>
-                      <w:color w:val="000000"/>
-                      <w:sz w:val="18"/>
-                      <w:szCs w:val="18"/>
-                    </w:rPr>
-                    <w:t xml:space="preserve">0</w:t>
-                  </w:r>
-                </w:p>
-              </w:tc>
-            </w:tr>
-          </w:tbl>
-          <w:p>
-            <w:pPr>
-              <w:spacing w:after="60" w:before="0"/>
-              <w:jc w:val="left"/>
-            </w:pPr>
-            <w:r>
-              <w:rPr>
-                <w:rFonts w:ascii="Arial" w:cs="Arial" w:eastAsia="Arial" w:hAnsi="Arial"/>
-                <w:b w:val="false"/>
-                <w:bCs w:val="false"/>
-                <w:i w:val="false"/>
-                <w:iCs w:val="false"/>
-                <w:color w:val="000000"/>
-                <w:sz w:val="18"/>
-                <w:szCs w:val="18"/>
-              </w:rPr>
-              <w:t xml:space="preserve"/>
-            </w:r>
-          </w:p>
-          <w:p>
-            <w:pPr>
-              <w:spacing w:after="40" w:before="0"/>
-              <w:jc w:val="left"/>
-            </w:pPr>
-            <w:r>
-              <w:rPr>
-                <w:rFonts w:ascii="Arial" w:cs="Arial" w:eastAsia="Arial" w:hAnsi="Arial"/>
-                <w:b/>
-                <w:bCs/>
-                <w:i w:val="false"/>
-                <w:iCs w:val="false"/>
-                <w:color w:val="000000"/>
-                <w:sz w:val="18"/>
-                <w:szCs w:val="18"/>
-              </w:rPr>
-              <w:t xml:space="preserve"/>
-            </w:r>
-          </w:p>
-          <w:p>
-            <w:pPr>
-              <w:spacing w:after="40" w:before="0"/>
-              <w:jc w:val="left"/>
-            </w:pPr>
-            <w:r>
-              <w:rPr>
-                <w:rFonts w:ascii="Arial" w:cs="Arial" w:eastAsia="Arial" w:hAnsi="Arial"/>
-                <w:b/>
-                <w:bCs/>
-                <w:i w:val="false"/>
-                <w:iCs w:val="false"/>
-                <w:color w:val="000000"/>
-                <w:sz w:val="18"/>
-                <w:szCs w:val="18"/>
-              </w:rPr>
-              <w:t xml:space="preserve">(a) Describe the pattern in the data and name the optimum temperature. (b) Calculate how many times faster the reaction is at 37 C than at 20 C. (c) Explain why no starch was cleared at 60 C and 80 C, using the word 'denatured'. (d) At pH 6.8 the rate was 1.0 but at pH 2 and pH 12 it was 0. What does this show about pH? (e) What is an enzyme, what does amylase break starch into, and why does chewed ugali taste sweet?</w:t>
-            </w:r>
-          </w:p>
-          <w:p>
-            <w:pPr>
-              <w:spacing w:after="60" w:before="0"/>
-              <w:jc w:val="left"/>
-            </w:pPr>
-            <w:r>
-              <w:rPr>
-                <w:rFonts w:ascii="Arial" w:cs="Arial" w:eastAsia="Arial" w:hAnsi="Arial"/>
-                <w:b w:val="false"/>
-                <w:bCs w:val="false"/>
-                <w:i w:val="false"/>
-                <w:iCs w:val="false"/>
-                <w:color w:val="000000"/>
-                <w:sz w:val="18"/>
-                <w:szCs w:val="18"/>
-              </w:rPr>
-              <w:t xml:space="preserve"/>
+              <w:t xml:space="preserve">(a) Describe the saliva and starch investigation: what was mixed, the temperature, the tests used and the control. (b) Give the results at 0, 5 and 10 minutes and for the control. (c) Explain these results using the words enzyme, amylase, digestion and reducing sugar. (d) Explain what temperature does to amylase and why 37 degrees C matters. (e) Say what role water and mineral salts play.</w:t>
             </w:r>
           </w:p>
         </w:tc>
@@ -2177,7 +1118,7 @@
                 <w:sz w:val="22"/>
                 <w:szCs w:val="22"/>
               </w:rPr>
-              <w:t xml:space="preserve">Part 4: Which meal best supports the athlete?</w:t>
+              <w:t xml:space="preserve">Part 4: Explaining the rise in blood glucose</w:t>
             </w:r>
           </w:p>
         </w:tc>
@@ -2211,900 +1152,7 @@
                 <w:sz w:val="18"/>
                 <w:szCs w:val="18"/>
               </w:rPr>
-              <w:t xml:space="preserve">Mama Wanjiru, a canteen cook in Eldoret, must choose a meal for young runners from Iten. Use the Atwater factors (Energy = 4 x C + 4 x P + 9 x F) and the Table 4 data below.</w:t>
-            </w:r>
-          </w:p>
-          <w:p>
-            <w:pPr>
-              <w:spacing w:after="40" w:before="0"/>
-              <w:jc w:val="left"/>
-            </w:pPr>
-            <w:r>
-              <w:rPr>
-                <w:rFonts w:ascii="Arial" w:cs="Arial" w:eastAsia="Arial" w:hAnsi="Arial"/>
-                <w:b/>
-                <w:bCs/>
-                <w:i w:val="false"/>
-                <w:iCs w:val="false"/>
-                <w:color w:val="000000"/>
-                <w:sz w:val="18"/>
-                <w:szCs w:val="18"/>
-              </w:rPr>
-              <w:t xml:space="preserve"/>
-            </w:r>
-          </w:p>
-          <w:tbl>
-            <w:tblPr>
-              <w:tblW w:type="dxa" w:w="13320"/>
-              <w:tblBorders>
-                <w:top w:val="single" w:color="AAAAAA" w:sz="4"/>
-                <w:left w:val="single" w:color="AAAAAA" w:sz="4"/>
-                <w:bottom w:val="single" w:color="AAAAAA" w:sz="4"/>
-                <w:right w:val="single" w:color="AAAAAA" w:sz="4"/>
-                <w:insideH w:val="single" w:color="auto" w:sz="4"/>
-                <w:insideV w:val="single" w:color="auto" w:sz="4"/>
-              </w:tblBorders>
-              <w:tblLayout w:type="fixed"/>
-            </w:tblPr>
-            <w:tblGrid>
-              <w:gridCol w:w="2220"/>
-              <w:gridCol w:w="2220"/>
-              <w:gridCol w:w="2220"/>
-              <w:gridCol w:w="2220"/>
-              <w:gridCol w:w="2220"/>
-              <w:gridCol w:w="2220"/>
-            </w:tblGrid>
-            <w:tr>
-              <w:tc>
-                <w:tcPr>
-                  <w:tcW w:type="dxa" w:w="2220"/>
-                  <w:shd w:fill="D5E8F0" w:color="auto" w:val="clear"/>
-                  <w:tcMar>
-                    <w:top w:type="dxa" w:w="60"/>
-                    <w:left w:type="dxa" w:w="120"/>
-                    <w:bottom w:type="dxa" w:w="60"/>
-                    <w:right w:type="dxa" w:w="120"/>
-                  </w:tcMar>
-                  <w:vAlign w:val="top"/>
-                </w:tcPr>
-                <w:p>
-                  <w:pPr>
-                    <w:spacing w:after="40" w:before="0"/>
-                    <w:jc w:val="left"/>
-                  </w:pPr>
-                  <w:r>
-                    <w:rPr>
-                      <w:rFonts w:ascii="Arial" w:cs="Arial" w:eastAsia="Arial" w:hAnsi="Arial"/>
-                      <w:b/>
-                      <w:bCs/>
-                      <w:i w:val="false"/>
-                      <w:iCs w:val="false"/>
-                      <w:color w:val="000000"/>
-                      <w:sz w:val="18"/>
-                      <w:szCs w:val="18"/>
-                    </w:rPr>
-                    <w:t xml:space="preserve">Meal</w:t>
-                  </w:r>
-                </w:p>
-              </w:tc>
-              <w:tc>
-                <w:tcPr>
-                  <w:tcW w:type="dxa" w:w="2220"/>
-                  <w:shd w:fill="D5E8F0" w:color="auto" w:val="clear"/>
-                  <w:tcMar>
-                    <w:top w:type="dxa" w:w="60"/>
-                    <w:left w:type="dxa" w:w="120"/>
-                    <w:bottom w:type="dxa" w:w="60"/>
-                    <w:right w:type="dxa" w:w="120"/>
-                  </w:tcMar>
-                  <w:vAlign w:val="top"/>
-                </w:tcPr>
-                <w:p>
-                  <w:pPr>
-                    <w:spacing w:after="40" w:before="0"/>
-                    <w:jc w:val="left"/>
-                  </w:pPr>
-                  <w:r>
-                    <w:rPr>
-                      <w:rFonts w:ascii="Arial" w:cs="Arial" w:eastAsia="Arial" w:hAnsi="Arial"/>
-                      <w:b/>
-                      <w:bCs/>
-                      <w:i w:val="false"/>
-                      <w:iCs w:val="false"/>
-                      <w:color w:val="000000"/>
-                      <w:sz w:val="18"/>
-                      <w:szCs w:val="18"/>
-                    </w:rPr>
-                    <w:t xml:space="preserve">Foods</w:t>
-                  </w:r>
-                </w:p>
-              </w:tc>
-              <w:tc>
-                <w:tcPr>
-                  <w:tcW w:type="dxa" w:w="2220"/>
-                  <w:shd w:fill="D5E8F0" w:color="auto" w:val="clear"/>
-                  <w:tcMar>
-                    <w:top w:type="dxa" w:w="60"/>
-                    <w:left w:type="dxa" w:w="120"/>
-                    <w:bottom w:type="dxa" w:w="60"/>
-                    <w:right w:type="dxa" w:w="120"/>
-                  </w:tcMar>
-                  <w:vAlign w:val="top"/>
-                </w:tcPr>
-                <w:p>
-                  <w:pPr>
-                    <w:spacing w:after="40" w:before="0"/>
-                    <w:jc w:val="left"/>
-                  </w:pPr>
-                  <w:r>
-                    <w:rPr>
-                      <w:rFonts w:ascii="Arial" w:cs="Arial" w:eastAsia="Arial" w:hAnsi="Arial"/>
-                      <w:b/>
-                      <w:bCs/>
-                      <w:i w:val="false"/>
-                      <w:iCs w:val="false"/>
-                      <w:color w:val="000000"/>
-                      <w:sz w:val="18"/>
-                      <w:szCs w:val="18"/>
-                    </w:rPr>
-                    <w:t xml:space="preserve">Carbohydrate (g)</w:t>
-                  </w:r>
-                </w:p>
-              </w:tc>
-              <w:tc>
-                <w:tcPr>
-                  <w:tcW w:type="dxa" w:w="2220"/>
-                  <w:shd w:fill="D5E8F0" w:color="auto" w:val="clear"/>
-                  <w:tcMar>
-                    <w:top w:type="dxa" w:w="60"/>
-                    <w:left w:type="dxa" w:w="120"/>
-                    <w:bottom w:type="dxa" w:w="60"/>
-                    <w:right w:type="dxa" w:w="120"/>
-                  </w:tcMar>
-                  <w:vAlign w:val="top"/>
-                </w:tcPr>
-                <w:p>
-                  <w:pPr>
-                    <w:spacing w:after="40" w:before="0"/>
-                    <w:jc w:val="left"/>
-                  </w:pPr>
-                  <w:r>
-                    <w:rPr>
-                      <w:rFonts w:ascii="Arial" w:cs="Arial" w:eastAsia="Arial" w:hAnsi="Arial"/>
-                      <w:b/>
-                      <w:bCs/>
-                      <w:i w:val="false"/>
-                      <w:iCs w:val="false"/>
-                      <w:color w:val="000000"/>
-                      <w:sz w:val="18"/>
-                      <w:szCs w:val="18"/>
-                    </w:rPr>
-                    <w:t xml:space="preserve">Protein (g)</w:t>
-                  </w:r>
-                </w:p>
-              </w:tc>
-              <w:tc>
-                <w:tcPr>
-                  <w:tcW w:type="dxa" w:w="2220"/>
-                  <w:shd w:fill="D5E8F0" w:color="auto" w:val="clear"/>
-                  <w:tcMar>
-                    <w:top w:type="dxa" w:w="60"/>
-                    <w:left w:type="dxa" w:w="120"/>
-                    <w:bottom w:type="dxa" w:w="60"/>
-                    <w:right w:type="dxa" w:w="120"/>
-                  </w:tcMar>
-                  <w:vAlign w:val="top"/>
-                </w:tcPr>
-                <w:p>
-                  <w:pPr>
-                    <w:spacing w:after="40" w:before="0"/>
-                    <w:jc w:val="left"/>
-                  </w:pPr>
-                  <w:r>
-                    <w:rPr>
-                      <w:rFonts w:ascii="Arial" w:cs="Arial" w:eastAsia="Arial" w:hAnsi="Arial"/>
-                      <w:b/>
-                      <w:bCs/>
-                      <w:i w:val="false"/>
-                      <w:iCs w:val="false"/>
-                      <w:color w:val="000000"/>
-                      <w:sz w:val="18"/>
-                      <w:szCs w:val="18"/>
-                    </w:rPr>
-                    <w:t xml:space="preserve">Fat (g)</w:t>
-                  </w:r>
-                </w:p>
-              </w:tc>
-              <w:tc>
-                <w:tcPr>
-                  <w:tcW w:type="dxa" w:w="2220"/>
-                  <w:shd w:fill="D5E8F0" w:color="auto" w:val="clear"/>
-                  <w:tcMar>
-                    <w:top w:type="dxa" w:w="60"/>
-                    <w:left w:type="dxa" w:w="120"/>
-                    <w:bottom w:type="dxa" w:w="60"/>
-                    <w:right w:type="dxa" w:w="120"/>
-                  </w:tcMar>
-                  <w:vAlign w:val="top"/>
-                </w:tcPr>
-                <w:p>
-                  <w:pPr>
-                    <w:spacing w:after="40" w:before="0"/>
-                    <w:jc w:val="left"/>
-                  </w:pPr>
-                  <w:r>
-                    <w:rPr>
-                      <w:rFonts w:ascii="Arial" w:cs="Arial" w:eastAsia="Arial" w:hAnsi="Arial"/>
-                      <w:b/>
-                      <w:bCs/>
-                      <w:i w:val="false"/>
-                      <w:iCs w:val="false"/>
-                      <w:color w:val="000000"/>
-                      <w:sz w:val="18"/>
-                      <w:szCs w:val="18"/>
-                    </w:rPr>
-                    <w:t xml:space="preserve">Energy (kcal)</w:t>
-                  </w:r>
-                </w:p>
-              </w:tc>
-            </w:tr>
-            <w:tr>
-              <w:tc>
-                <w:tcPr>
-                  <w:tcW w:type="dxa" w:w="2220"/>
-                  <w:shd w:fill="FFFFFF" w:color="auto" w:val="clear"/>
-                  <w:tcMar>
-                    <w:top w:type="dxa" w:w="60"/>
-                    <w:left w:type="dxa" w:w="120"/>
-                    <w:bottom w:type="dxa" w:w="60"/>
-                    <w:right w:type="dxa" w:w="120"/>
-                  </w:tcMar>
-                  <w:vAlign w:val="top"/>
-                </w:tcPr>
-                <w:p>
-                  <w:pPr>
-                    <w:spacing w:after="40" w:before="0"/>
-                    <w:jc w:val="left"/>
-                  </w:pPr>
-                  <w:r>
-                    <w:rPr>
-                      <w:rFonts w:ascii="Arial" w:cs="Arial" w:eastAsia="Arial" w:hAnsi="Arial"/>
-                      <w:b w:val="false"/>
-                      <w:bCs w:val="false"/>
-                      <w:i w:val="false"/>
-                      <w:iCs w:val="false"/>
-                      <w:color w:val="000000"/>
-                      <w:sz w:val="18"/>
-                      <w:szCs w:val="18"/>
-                    </w:rPr>
-                    <w:t xml:space="preserve">A</w:t>
-                  </w:r>
-                </w:p>
-              </w:tc>
-              <w:tc>
-                <w:tcPr>
-                  <w:tcW w:type="dxa" w:w="2220"/>
-                  <w:shd w:fill="FFFFFF" w:color="auto" w:val="clear"/>
-                  <w:tcMar>
-                    <w:top w:type="dxa" w:w="60"/>
-                    <w:left w:type="dxa" w:w="120"/>
-                    <w:bottom w:type="dxa" w:w="60"/>
-                    <w:right w:type="dxa" w:w="120"/>
-                  </w:tcMar>
-                  <w:vAlign w:val="top"/>
-                </w:tcPr>
-                <w:p>
-                  <w:pPr>
-                    <w:spacing w:after="40" w:before="0"/>
-                    <w:jc w:val="left"/>
-                  </w:pPr>
-                  <w:r>
-                    <w:rPr>
-                      <w:rFonts w:ascii="Arial" w:cs="Arial" w:eastAsia="Arial" w:hAnsi="Arial"/>
-                      <w:b w:val="false"/>
-                      <w:bCs w:val="false"/>
-                      <w:i w:val="false"/>
-                      <w:iCs w:val="false"/>
-                      <w:color w:val="000000"/>
-                      <w:sz w:val="18"/>
-                      <w:szCs w:val="18"/>
-                    </w:rPr>
-                    <w:t xml:space="preserve">Ugali 300 g + beans 150 g + sukuma wiki 100 g + milk 250 g</w:t>
-                  </w:r>
-                </w:p>
-              </w:tc>
-              <w:tc>
-                <w:tcPr>
-                  <w:tcW w:type="dxa" w:w="2220"/>
-                  <w:shd w:fill="FFFFFF" w:color="auto" w:val="clear"/>
-                  <w:tcMar>
-                    <w:top w:type="dxa" w:w="60"/>
-                    <w:left w:type="dxa" w:w="120"/>
-                    <w:bottom w:type="dxa" w:w="60"/>
-                    <w:right w:type="dxa" w:w="120"/>
-                  </w:tcMar>
-                  <w:vAlign w:val="top"/>
-                </w:tcPr>
-                <w:p>
-                  <w:pPr>
-                    <w:spacing w:after="40" w:before="0"/>
-                    <w:jc w:val="left"/>
-                  </w:pPr>
-                  <w:r>
-                    <w:rPr>
-                      <w:rFonts w:ascii="Arial" w:cs="Arial" w:eastAsia="Arial" w:hAnsi="Arial"/>
-                      <w:b w:val="false"/>
-                      <w:bCs w:val="false"/>
-                      <w:i w:val="false"/>
-                      <w:iCs w:val="false"/>
-                      <w:color w:val="000000"/>
-                      <w:sz w:val="18"/>
-                      <w:szCs w:val="18"/>
-                    </w:rPr>
-                    <w:t xml:space="preserve">126.25</w:t>
-                  </w:r>
-                </w:p>
-              </w:tc>
-              <w:tc>
-                <w:tcPr>
-                  <w:tcW w:type="dxa" w:w="2220"/>
-                  <w:shd w:fill="FFFFFF" w:color="auto" w:val="clear"/>
-                  <w:tcMar>
-                    <w:top w:type="dxa" w:w="60"/>
-                    <w:left w:type="dxa" w:w="120"/>
-                    <w:bottom w:type="dxa" w:w="60"/>
-                    <w:right w:type="dxa" w:w="120"/>
-                  </w:tcMar>
-                  <w:vAlign w:val="top"/>
-                </w:tcPr>
-                <w:p>
-                  <w:pPr>
-                    <w:spacing w:after="40" w:before="0"/>
-                    <w:jc w:val="left"/>
-                  </w:pPr>
-                  <w:r>
-                    <w:rPr>
-                      <w:rFonts w:ascii="Arial" w:cs="Arial" w:eastAsia="Arial" w:hAnsi="Arial"/>
-                      <w:b w:val="false"/>
-                      <w:bCs w:val="false"/>
-                      <w:i w:val="false"/>
-                      <w:iCs w:val="false"/>
-                      <w:color w:val="000000"/>
-                      <w:sz w:val="18"/>
-                      <w:szCs w:val="18"/>
-                    </w:rPr>
-                    <w:t xml:space="preserve">30.25</w:t>
-                  </w:r>
-                </w:p>
-              </w:tc>
-              <w:tc>
-                <w:tcPr>
-                  <w:tcW w:type="dxa" w:w="2220"/>
-                  <w:shd w:fill="FFFFFF" w:color="auto" w:val="clear"/>
-                  <w:tcMar>
-                    <w:top w:type="dxa" w:w="60"/>
-                    <w:left w:type="dxa" w:w="120"/>
-                    <w:bottom w:type="dxa" w:w="60"/>
-                    <w:right w:type="dxa" w:w="120"/>
-                  </w:tcMar>
-                  <w:vAlign w:val="top"/>
-                </w:tcPr>
-                <w:p>
-                  <w:pPr>
-                    <w:spacing w:after="40" w:before="0"/>
-                    <w:jc w:val="left"/>
-                  </w:pPr>
-                  <w:r>
-                    <w:rPr>
-                      <w:rFonts w:ascii="Arial" w:cs="Arial" w:eastAsia="Arial" w:hAnsi="Arial"/>
-                      <w:b w:val="false"/>
-                      <w:bCs w:val="false"/>
-                      <w:i w:val="false"/>
-                      <w:iCs w:val="false"/>
-                      <w:color w:val="000000"/>
-                      <w:sz w:val="18"/>
-                      <w:szCs w:val="18"/>
-                    </w:rPr>
-                    <w:t xml:space="preserve">15.3</w:t>
-                  </w:r>
-                </w:p>
-              </w:tc>
-              <w:tc>
-                <w:tcPr>
-                  <w:tcW w:type="dxa" w:w="2220"/>
-                  <w:shd w:fill="FFFFFF" w:color="auto" w:val="clear"/>
-                  <w:tcMar>
-                    <w:top w:type="dxa" w:w="60"/>
-                    <w:left w:type="dxa" w:w="120"/>
-                    <w:bottom w:type="dxa" w:w="60"/>
-                    <w:right w:type="dxa" w:w="120"/>
-                  </w:tcMar>
-                  <w:vAlign w:val="top"/>
-                </w:tcPr>
-                <w:p>
-                  <w:pPr>
-                    <w:spacing w:after="40" w:before="0"/>
-                    <w:jc w:val="left"/>
-                  </w:pPr>
-                  <w:r>
-                    <w:rPr>
-                      <w:rFonts w:ascii="Arial" w:cs="Arial" w:eastAsia="Arial" w:hAnsi="Arial"/>
-                      <w:b w:val="false"/>
-                      <w:bCs w:val="false"/>
-                      <w:i w:val="false"/>
-                      <w:iCs w:val="false"/>
-                      <w:color w:val="000000"/>
-                      <w:sz w:val="18"/>
-                      <w:szCs w:val="18"/>
-                    </w:rPr>
-                    <w:t xml:space="preserve">763.7</w:t>
-                  </w:r>
-                </w:p>
-              </w:tc>
-            </w:tr>
-            <w:tr>
-              <w:tc>
-                <w:tcPr>
-                  <w:tcW w:type="dxa" w:w="2220"/>
-                  <w:shd w:fill="FFFFFF" w:color="auto" w:val="clear"/>
-                  <w:tcMar>
-                    <w:top w:type="dxa" w:w="60"/>
-                    <w:left w:type="dxa" w:w="120"/>
-                    <w:bottom w:type="dxa" w:w="60"/>
-                    <w:right w:type="dxa" w:w="120"/>
-                  </w:tcMar>
-                  <w:vAlign w:val="top"/>
-                </w:tcPr>
-                <w:p>
-                  <w:pPr>
-                    <w:spacing w:after="40" w:before="0"/>
-                    <w:jc w:val="left"/>
-                  </w:pPr>
-                  <w:r>
-                    <w:rPr>
-                      <w:rFonts w:ascii="Arial" w:cs="Arial" w:eastAsia="Arial" w:hAnsi="Arial"/>
-                      <w:b w:val="false"/>
-                      <w:bCs w:val="false"/>
-                      <w:i w:val="false"/>
-                      <w:iCs w:val="false"/>
-                      <w:color w:val="000000"/>
-                      <w:sz w:val="18"/>
-                      <w:szCs w:val="18"/>
-                    </w:rPr>
-                    <w:t xml:space="preserve">B</w:t>
-                  </w:r>
-                </w:p>
-              </w:tc>
-              <w:tc>
-                <w:tcPr>
-                  <w:tcW w:type="dxa" w:w="2220"/>
-                  <w:shd w:fill="FFFFFF" w:color="auto" w:val="clear"/>
-                  <w:tcMar>
-                    <w:top w:type="dxa" w:w="60"/>
-                    <w:left w:type="dxa" w:w="120"/>
-                    <w:bottom w:type="dxa" w:w="60"/>
-                    <w:right w:type="dxa" w:w="120"/>
-                  </w:tcMar>
-                  <w:vAlign w:val="top"/>
-                </w:tcPr>
-                <w:p>
-                  <w:pPr>
-                    <w:spacing w:after="40" w:before="0"/>
-                    <w:jc w:val="left"/>
-                  </w:pPr>
-                  <w:r>
-                    <w:rPr>
-                      <w:rFonts w:ascii="Arial" w:cs="Arial" w:eastAsia="Arial" w:hAnsi="Arial"/>
-                      <w:b w:val="false"/>
-                      <w:bCs w:val="false"/>
-                      <w:i w:val="false"/>
-                      <w:iCs w:val="false"/>
-                      <w:color w:val="000000"/>
-                      <w:sz w:val="18"/>
-                      <w:szCs w:val="18"/>
-                    </w:rPr>
-                    <w:t xml:space="preserve">Githeri 400 g + sukuma wiki 100 g</w:t>
-                  </w:r>
-                </w:p>
-              </w:tc>
-              <w:tc>
-                <w:tcPr>
-                  <w:tcW w:type="dxa" w:w="2220"/>
-                  <w:shd w:fill="FFFFFF" w:color="auto" w:val="clear"/>
-                  <w:tcMar>
-                    <w:top w:type="dxa" w:w="60"/>
-                    <w:left w:type="dxa" w:w="120"/>
-                    <w:bottom w:type="dxa" w:w="60"/>
-                    <w:right w:type="dxa" w:w="120"/>
-                  </w:tcMar>
-                  <w:vAlign w:val="top"/>
-                </w:tcPr>
-                <w:p>
-                  <w:pPr>
-                    <w:spacing w:after="40" w:before="0"/>
-                    <w:jc w:val="left"/>
-                  </w:pPr>
-                  <w:r>
-                    <w:rPr>
-                      <w:rFonts w:ascii="Arial" w:cs="Arial" w:eastAsia="Arial" w:hAnsi="Arial"/>
-                      <w:b w:val="false"/>
-                      <w:bCs w:val="false"/>
-                      <w:i w:val="false"/>
-                      <w:iCs w:val="false"/>
-                      <w:color w:val="000000"/>
-                      <w:sz w:val="18"/>
-                      <w:szCs w:val="18"/>
-                    </w:rPr>
-                    <w:t xml:space="preserve">77</w:t>
-                  </w:r>
-                </w:p>
-              </w:tc>
-              <w:tc>
-                <w:tcPr>
-                  <w:tcW w:type="dxa" w:w="2220"/>
-                  <w:shd w:fill="FFFFFF" w:color="auto" w:val="clear"/>
-                  <w:tcMar>
-                    <w:top w:type="dxa" w:w="60"/>
-                    <w:left w:type="dxa" w:w="120"/>
-                    <w:bottom w:type="dxa" w:w="60"/>
-                    <w:right w:type="dxa" w:w="120"/>
-                  </w:tcMar>
-                  <w:vAlign w:val="top"/>
-                </w:tcPr>
-                <w:p>
-                  <w:pPr>
-                    <w:spacing w:after="40" w:before="0"/>
-                    <w:jc w:val="left"/>
-                  </w:pPr>
-                  <w:r>
-                    <w:rPr>
-                      <w:rFonts w:ascii="Arial" w:cs="Arial" w:eastAsia="Arial" w:hAnsi="Arial"/>
-                      <w:b w:val="false"/>
-                      <w:bCs w:val="false"/>
-                      <w:i w:val="false"/>
-                      <w:iCs w:val="false"/>
-                      <w:color w:val="000000"/>
-                      <w:sz w:val="18"/>
-                      <w:szCs w:val="18"/>
-                    </w:rPr>
-                    <w:t xml:space="preserve">26.5</w:t>
-                  </w:r>
-                </w:p>
-              </w:tc>
-              <w:tc>
-                <w:tcPr>
-                  <w:tcW w:type="dxa" w:w="2220"/>
-                  <w:shd w:fill="FFFFFF" w:color="auto" w:val="clear"/>
-                  <w:tcMar>
-                    <w:top w:type="dxa" w:w="60"/>
-                    <w:left w:type="dxa" w:w="120"/>
-                    <w:bottom w:type="dxa" w:w="60"/>
-                    <w:right w:type="dxa" w:w="120"/>
-                  </w:tcMar>
-                  <w:vAlign w:val="top"/>
-                </w:tcPr>
-                <w:p>
-                  <w:pPr>
-                    <w:spacing w:after="40" w:before="0"/>
-                    <w:jc w:val="left"/>
-                  </w:pPr>
-                  <w:r>
-                    <w:rPr>
-                      <w:rFonts w:ascii="Arial" w:cs="Arial" w:eastAsia="Arial" w:hAnsi="Arial"/>
-                      <w:b w:val="false"/>
-                      <w:bCs w:val="false"/>
-                      <w:i w:val="false"/>
-                      <w:iCs w:val="false"/>
-                      <w:color w:val="000000"/>
-                      <w:sz w:val="18"/>
-                      <w:szCs w:val="18"/>
-                    </w:rPr>
-                    <w:t xml:space="preserve">7</w:t>
-                  </w:r>
-                </w:p>
-              </w:tc>
-              <w:tc>
-                <w:tcPr>
-                  <w:tcW w:type="dxa" w:w="2220"/>
-                  <w:shd w:fill="FFFFFF" w:color="auto" w:val="clear"/>
-                  <w:tcMar>
-                    <w:top w:type="dxa" w:w="60"/>
-                    <w:left w:type="dxa" w:w="120"/>
-                    <w:bottom w:type="dxa" w:w="60"/>
-                    <w:right w:type="dxa" w:w="120"/>
-                  </w:tcMar>
-                  <w:vAlign w:val="top"/>
-                </w:tcPr>
-                <w:p>
-                  <w:pPr>
-                    <w:spacing w:after="40" w:before="0"/>
-                    <w:jc w:val="left"/>
-                  </w:pPr>
-                  <w:r>
-                    <w:rPr>
-                      <w:rFonts w:ascii="Arial" w:cs="Arial" w:eastAsia="Arial" w:hAnsi="Arial"/>
-                      <w:b w:val="false"/>
-                      <w:bCs w:val="false"/>
-                      <w:i w:val="false"/>
-                      <w:iCs w:val="false"/>
-                      <w:color w:val="000000"/>
-                      <w:sz w:val="18"/>
-                      <w:szCs w:val="18"/>
-                    </w:rPr>
-                    <w:t xml:space="preserve">477</w:t>
-                  </w:r>
-                </w:p>
-              </w:tc>
-            </w:tr>
-            <w:tr>
-              <w:tc>
-                <w:tcPr>
-                  <w:tcW w:type="dxa" w:w="2220"/>
-                  <w:shd w:fill="FFFFFF" w:color="auto" w:val="clear"/>
-                  <w:tcMar>
-                    <w:top w:type="dxa" w:w="60"/>
-                    <w:left w:type="dxa" w:w="120"/>
-                    <w:bottom w:type="dxa" w:w="60"/>
-                    <w:right w:type="dxa" w:w="120"/>
-                  </w:tcMar>
-                  <w:vAlign w:val="top"/>
-                </w:tcPr>
-                <w:p>
-                  <w:pPr>
-                    <w:spacing w:after="40" w:before="0"/>
-                    <w:jc w:val="left"/>
-                  </w:pPr>
-                  <w:r>
-                    <w:rPr>
-                      <w:rFonts w:ascii="Arial" w:cs="Arial" w:eastAsia="Arial" w:hAnsi="Arial"/>
-                      <w:b w:val="false"/>
-                      <w:bCs w:val="false"/>
-                      <w:i w:val="false"/>
-                      <w:iCs w:val="false"/>
-                      <w:color w:val="000000"/>
-                      <w:sz w:val="18"/>
-                      <w:szCs w:val="18"/>
-                    </w:rPr>
-                    <w:t xml:space="preserve">C</w:t>
-                  </w:r>
-                </w:p>
-              </w:tc>
-              <w:tc>
-                <w:tcPr>
-                  <w:tcW w:type="dxa" w:w="2220"/>
-                  <w:shd w:fill="FFFFFF" w:color="auto" w:val="clear"/>
-                  <w:tcMar>
-                    <w:top w:type="dxa" w:w="60"/>
-                    <w:left w:type="dxa" w:w="120"/>
-                    <w:bottom w:type="dxa" w:w="60"/>
-                    <w:right w:type="dxa" w:w="120"/>
-                  </w:tcMar>
-                  <w:vAlign w:val="top"/>
-                </w:tcPr>
-                <w:p>
-                  <w:pPr>
-                    <w:spacing w:after="40" w:before="0"/>
-                    <w:jc w:val="left"/>
-                  </w:pPr>
-                  <w:r>
-                    <w:rPr>
-                      <w:rFonts w:ascii="Arial" w:cs="Arial" w:eastAsia="Arial" w:hAnsi="Arial"/>
-                      <w:b w:val="false"/>
-                      <w:bCs w:val="false"/>
-                      <w:i w:val="false"/>
-                      <w:iCs w:val="false"/>
-                      <w:color w:val="000000"/>
-                      <w:sz w:val="18"/>
-                      <w:szCs w:val="18"/>
-                    </w:rPr>
-                    <w:t xml:space="preserve">Mandazi 200 g + nyama choma 100 g</w:t>
-                  </w:r>
-                </w:p>
-              </w:tc>
-              <w:tc>
-                <w:tcPr>
-                  <w:tcW w:type="dxa" w:w="2220"/>
-                  <w:shd w:fill="FFFFFF" w:color="auto" w:val="clear"/>
-                  <w:tcMar>
-                    <w:top w:type="dxa" w:w="60"/>
-                    <w:left w:type="dxa" w:w="120"/>
-                    <w:bottom w:type="dxa" w:w="60"/>
-                    <w:right w:type="dxa" w:w="120"/>
-                  </w:tcMar>
-                  <w:vAlign w:val="top"/>
-                </w:tcPr>
-                <w:p>
-                  <w:pPr>
-                    <w:spacing w:after="40" w:before="0"/>
-                    <w:jc w:val="left"/>
-                  </w:pPr>
-                  <w:r>
-                    <w:rPr>
-                      <w:rFonts w:ascii="Arial" w:cs="Arial" w:eastAsia="Arial" w:hAnsi="Arial"/>
-                      <w:b w:val="false"/>
-                      <w:bCs w:val="false"/>
-                      <w:i w:val="false"/>
-                      <w:iCs w:val="false"/>
-                      <w:color w:val="000000"/>
-                      <w:sz w:val="18"/>
-                      <w:szCs w:val="18"/>
-                    </w:rPr>
-                    <w:t xml:space="preserve">90</w:t>
-                  </w:r>
-                </w:p>
-              </w:tc>
-              <w:tc>
-                <w:tcPr>
-                  <w:tcW w:type="dxa" w:w="2220"/>
-                  <w:shd w:fill="FFFFFF" w:color="auto" w:val="clear"/>
-                  <w:tcMar>
-                    <w:top w:type="dxa" w:w="60"/>
-                    <w:left w:type="dxa" w:w="120"/>
-                    <w:bottom w:type="dxa" w:w="60"/>
-                    <w:right w:type="dxa" w:w="120"/>
-                  </w:tcMar>
-                  <w:vAlign w:val="top"/>
-                </w:tcPr>
-                <w:p>
-                  <w:pPr>
-                    <w:spacing w:after="40" w:before="0"/>
-                    <w:jc w:val="left"/>
-                  </w:pPr>
-                  <w:r>
-                    <w:rPr>
-                      <w:rFonts w:ascii="Arial" w:cs="Arial" w:eastAsia="Arial" w:hAnsi="Arial"/>
-                      <w:b w:val="false"/>
-                      <w:bCs w:val="false"/>
-                      <w:i w:val="false"/>
-                      <w:iCs w:val="false"/>
-                      <w:color w:val="000000"/>
-                      <w:sz w:val="18"/>
-                      <w:szCs w:val="18"/>
-                    </w:rPr>
-                    <w:t xml:space="preserve">39</w:t>
-                  </w:r>
-                </w:p>
-              </w:tc>
-              <w:tc>
-                <w:tcPr>
-                  <w:tcW w:type="dxa" w:w="2220"/>
-                  <w:shd w:fill="FFFFFF" w:color="auto" w:val="clear"/>
-                  <w:tcMar>
-                    <w:top w:type="dxa" w:w="60"/>
-                    <w:left w:type="dxa" w:w="120"/>
-                    <w:bottom w:type="dxa" w:w="60"/>
-                    <w:right w:type="dxa" w:w="120"/>
-                  </w:tcMar>
-                  <w:vAlign w:val="top"/>
-                </w:tcPr>
-                <w:p>
-                  <w:pPr>
-                    <w:spacing w:after="40" w:before="0"/>
-                    <w:jc w:val="left"/>
-                  </w:pPr>
-                  <w:r>
-                    <w:rPr>
-                      <w:rFonts w:ascii="Arial" w:cs="Arial" w:eastAsia="Arial" w:hAnsi="Arial"/>
-                      <w:b w:val="false"/>
-                      <w:bCs w:val="false"/>
-                      <w:i w:val="false"/>
-                      <w:iCs w:val="false"/>
-                      <w:color w:val="000000"/>
-                      <w:sz w:val="18"/>
-                      <w:szCs w:val="18"/>
-                    </w:rPr>
-                    <w:t xml:space="preserve">45</w:t>
-                  </w:r>
-                </w:p>
-              </w:tc>
-              <w:tc>
-                <w:tcPr>
-                  <w:tcW w:type="dxa" w:w="2220"/>
-                  <w:shd w:fill="FFFFFF" w:color="auto" w:val="clear"/>
-                  <w:tcMar>
-                    <w:top w:type="dxa" w:w="60"/>
-                    <w:left w:type="dxa" w:w="120"/>
-                    <w:bottom w:type="dxa" w:w="60"/>
-                    <w:right w:type="dxa" w:w="120"/>
-                  </w:tcMar>
-                  <w:vAlign w:val="top"/>
-                </w:tcPr>
-                <w:p>
-                  <w:pPr>
-                    <w:spacing w:after="40" w:before="0"/>
-                    <w:jc w:val="left"/>
-                  </w:pPr>
-                  <w:r>
-                    <w:rPr>
-                      <w:rFonts w:ascii="Arial" w:cs="Arial" w:eastAsia="Arial" w:hAnsi="Arial"/>
-                      <w:b w:val="false"/>
-                      <w:bCs w:val="false"/>
-                      <w:i w:val="false"/>
-                      <w:iCs w:val="false"/>
-                      <w:color w:val="000000"/>
-                      <w:sz w:val="18"/>
-                      <w:szCs w:val="18"/>
-                    </w:rPr>
-                    <w:t xml:space="preserve">921</w:t>
-                  </w:r>
-                </w:p>
-              </w:tc>
-            </w:tr>
-          </w:tbl>
-          <w:p>
-            <w:pPr>
-              <w:spacing w:after="60" w:before="0"/>
-              <w:jc w:val="left"/>
-            </w:pPr>
-            <w:r>
-              <w:rPr>
-                <w:rFonts w:ascii="Arial" w:cs="Arial" w:eastAsia="Arial" w:hAnsi="Arial"/>
-                <w:b w:val="false"/>
-                <w:bCs w:val="false"/>
-                <w:i w:val="false"/>
-                <w:iCs w:val="false"/>
-                <w:color w:val="000000"/>
-                <w:sz w:val="18"/>
-                <w:szCs w:val="18"/>
-              </w:rPr>
-              <w:t xml:space="preserve"/>
-            </w:r>
-          </w:p>
-          <w:p>
-            <w:pPr>
-              <w:spacing w:after="40" w:before="0"/>
-              <w:jc w:val="left"/>
-            </w:pPr>
-            <w:r>
-              <w:rPr>
-                <w:rFonts w:ascii="Arial" w:cs="Arial" w:eastAsia="Arial" w:hAnsi="Arial"/>
-                <w:b/>
-                <w:bCs/>
-                <w:i w:val="false"/>
-                <w:iCs w:val="false"/>
-                <w:color w:val="000000"/>
-                <w:sz w:val="18"/>
-                <w:szCs w:val="18"/>
-              </w:rPr>
-              <w:t xml:space="preserve"/>
-            </w:r>
-          </w:p>
-          <w:p>
-            <w:pPr>
-              <w:spacing w:after="40" w:before="0"/>
-              <w:jc w:val="left"/>
-            </w:pPr>
-            <w:r>
-              <w:rPr>
-                <w:rFonts w:ascii="Arial" w:cs="Arial" w:eastAsia="Arial" w:hAnsi="Arial"/>
-                <w:b/>
-                <w:bCs/>
-                <w:i w:val="false"/>
-                <w:iCs w:val="false"/>
-                <w:color w:val="000000"/>
-                <w:sz w:val="18"/>
-                <w:szCs w:val="18"/>
-              </w:rPr>
-              <w:t xml:space="preserve">(a) Show the energy calculation for Meal C and the percentage of its energy that comes from fat. (b) Which meal has the most carbohydrate, and which has the highest percentage of energy from fat? (c) Write a Claim-Evidence-Reasoning answer to the question: which meal best supports an endurance athlete? Use at least three numbers from the table, and compare the meal with the marathon energy cost of about 2,200 kcal. (d) Explain why a runner should not choose a meal only because it has the most energy.</w:t>
-            </w:r>
-          </w:p>
-          <w:p>
-            <w:pPr>
-              <w:spacing w:after="60" w:before="0"/>
-              <w:jc w:val="left"/>
-            </w:pPr>
-            <w:r>
-              <w:rPr>
-                <w:rFonts w:ascii="Arial" w:cs="Arial" w:eastAsia="Arial" w:hAnsi="Arial"/>
-                <w:b w:val="false"/>
-                <w:bCs w:val="false"/>
-                <w:i w:val="false"/>
-                <w:iCs w:val="false"/>
-                <w:color w:val="000000"/>
-                <w:sz w:val="18"/>
-                <w:szCs w:val="18"/>
-              </w:rPr>
-              <w:t xml:space="preserve"/>
+              <w:t xml:space="preserve">Use the data table. (a) Calculate the rise in blood glucose concentration from 0 to 60 minutes, and the percentage it is above the starting level. (b) Explain, step by step, why the concentration rose after Wanjiru's meal, using the words digestion and absorption. (c) Explain why you think carbohydrates, and not proteins or lipids, are the main cause of the spike. Use evidence from the meal and from the tests.</w:t>
             </w:r>
           </w:p>
         </w:tc>
@@ -3200,7 +1248,7 @@
                 <w:sz w:val="22"/>
                 <w:szCs w:val="22"/>
               </w:rPr>
-              <w:t xml:space="preserve">Part 5: Putting it all together</w:t>
+              <w:t xml:space="preserve">Part 5: Explaining the fall and the whole story</w:t>
             </w:r>
           </w:p>
         </w:tc>
@@ -3234,7 +1282,7 @@
                 <w:sz w:val="18"/>
                 <w:szCs w:val="18"/>
               </w:rPr>
-              <w:t xml:space="preserve">Write a complete final explanation that answers the driving question: How do the simple foods Kenyan athletes eat, like ugali, githeri and beans, provide the chemicals their bodies need for energy, growth and repair? In your answer: (a) name the chemical of life in each food and its role (energy, growth and repair, stored energy and insulation); (b) refer to at least two test results as evidence; (c) explain the part played by enzymes such as amylase and what affects them; (d) use at least one number from Table 1, Table 3 or Table 4; (e) say how your final class model is different from your initial model in Lesson 1.</w:t>
+              <w:t xml:space="preserve">(a) Calculate the fall in blood glucose concentration from 60 to 180 minutes and compare how fast the rise and the fall happened. (b) State when the level was first back in the normal fasting range. (c) Explain what the body does to bring blood glucose back down, naming the organ and hormone involved and what cells, the liver and muscles do with glucose. (d) Write the equation for respiration in words. (e) Finish by writing a short answer to the driving question: What chemicals are in the food we eat, and what happens to them in our bodies?</w:t>
             </w:r>
           </w:p>
         </w:tc>
@@ -3498,7 +1546,7 @@
                 <w:sz w:val="18"/>
                 <w:szCs w:val="18"/>
               </w:rPr>
-              <w:t xml:space="preserve">Understanding of chemicals of life</w:t>
+              <w:t xml:space="preserve">Chemicals of life (composition and classification)</w:t>
             </w:r>
           </w:p>
         </w:tc>
@@ -3530,7 +1578,7 @@
                 <w:sz w:val="18"/>
                 <w:szCs w:val="18"/>
               </w:rPr>
-              <w:t xml:space="preserve">Correctly names carbohydrates, proteins and lipids, gives their building blocks (sugars, amino acids, fatty acids and glycerol) and roles, and links each to Kenyan foods such as ugali, beans, milk and groundnuts.</w:t>
+              <w:t xml:space="preserve">Correctly names all the food chemical groups, classifies them as organic or inorganic using the carbon-bonded-to-hydrogen rule, names the building blocks and links them to the meal amounts.</w:t>
             </w:r>
           </w:p>
         </w:tc>
@@ -3562,7 +1610,7 @@
                 <w:sz w:val="18"/>
                 <w:szCs w:val="18"/>
               </w:rPr>
-              <w:t xml:space="preserve">Names the three groups and gives correct roles for most, with some Kenyan food examples but little detail on structure.</w:t>
+              <w:t xml:space="preserve">Names most chemical groups and classifies them correctly, with some building blocks or meal amounts missing.</w:t>
             </w:r>
           </w:p>
         </w:tc>
@@ -3594,7 +1642,7 @@
                 <w:sz w:val="18"/>
                 <w:szCs w:val="18"/>
               </w:rPr>
-              <w:t xml:space="preserve">Names some groups but roles or foods are missing, confused or incorrect.</w:t>
+              <w:t xml:space="preserve">Names few groups, or confuses organic and inorganic, with little reference to the meal.</w:t>
             </w:r>
           </w:p>
         </w:tc>
@@ -3628,7 +1676,7 @@
                 <w:sz w:val="18"/>
                 <w:szCs w:val="18"/>
               </w:rPr>
-              <w:t xml:space="preserve">Use of evidence (tests and tables)</w:t>
+              <w:t xml:space="preserve">Use of evidence from investigations</w:t>
             </w:r>
           </w:p>
         </w:tc>
@@ -3660,7 +1708,7 @@
                 <w:sz w:val="18"/>
                 <w:szCs w:val="18"/>
               </w:rPr>
-              <w:t xml:space="preserve">Accurately uses food test colours and results (iodine, Benedict's, Biuret, brown paper and emulsion) and specific numbers from Tables 1, 3 and 4 to support every claim.</w:t>
+              <w:t xml:space="preserve">Uses specific test results (colours, foods, times, mmol/L values) accurately from several lessons to support claims, including the ugali Benedict's result.</w:t>
             </w:r>
           </w:p>
         </w:tc>
@@ -3692,7 +1740,7 @@
                 <w:sz w:val="18"/>
                 <w:szCs w:val="18"/>
               </w:rPr>
-              <w:t xml:space="preserve">Uses some test results and numbers correctly, but a few claims have no evidence.</w:t>
+              <w:t xml:space="preserve">Uses some specific results accurately but misses some or states them in general terms.</w:t>
             </w:r>
           </w:p>
         </w:tc>
@@ -3724,7 +1772,7 @@
                 <w:sz w:val="18"/>
                 <w:szCs w:val="18"/>
               </w:rPr>
-              <w:t xml:space="preserve">Gives few or incorrect results or numbers; claims are mostly unsupported.</w:t>
+              <w:t xml:space="preserve">Uses little evidence, or results are vague or incorrect.</w:t>
             </w:r>
           </w:p>
         </w:tc>
@@ -3758,7 +1806,7 @@
                 <w:sz w:val="18"/>
                 <w:szCs w:val="18"/>
               </w:rPr>
-              <w:t xml:space="preserve">Enzyme explanation</w:t>
+              <w:t xml:space="preserve">Enzymes and digestion</w:t>
             </w:r>
           </w:p>
         </w:tc>
@@ -3790,7 +1838,7 @@
                 <w:sz w:val="18"/>
                 <w:szCs w:val="18"/>
               </w:rPr>
-              <w:t xml:space="preserve">Explains that enzymes are protein catalysts, that amylase breaks starch to maltose, and explains the optimum temperature and pH, denaturation and specificity using the rate data (for example, 5 times faster at 37 C than at 20 C).</w:t>
+              <w:t xml:space="preserve">Explains amylase as a protein catalyst digesting starch to maltose then glucose, uses the saliva results and the boiled-saliva control, and explains the effect of temperature (37 degrees C, denaturation, inactive at 0 degrees C).</w:t>
             </w:r>
           </w:p>
         </w:tc>
@@ -3822,7 +1870,7 @@
                 <w:sz w:val="18"/>
                 <w:szCs w:val="18"/>
               </w:rPr>
-              <w:t xml:space="preserve">Explains the role of amylase and the optimum conditions, with limited use of data or of the term denatured.</w:t>
+              <w:t xml:space="preserve">Explains the role of amylase and the main results, with incomplete reasoning about temperature or the control.</w:t>
             </w:r>
           </w:p>
         </w:tc>
@@ -3854,7 +1902,7 @@
                 <w:sz w:val="18"/>
                 <w:szCs w:val="18"/>
               </w:rPr>
-              <w:t xml:space="preserve">States that enzymes help digestion but gives little or incorrect detail on conditions or data.</w:t>
+              <w:t xml:space="preserve">Mentions enzymes but does not explain how they digest starch or how temperature affects them.</w:t>
             </w:r>
           </w:p>
         </w:tc>
@@ -3888,7 +1936,7 @@
                 <w:sz w:val="18"/>
                 <w:szCs w:val="18"/>
               </w:rPr>
-              <w:t xml:space="preserve">Explaining the phenomenon</w:t>
+              <w:t xml:space="preserve">Explaining the phenomenon (rise and fall)</w:t>
             </w:r>
           </w:p>
         </w:tc>
@@ -3920,7 +1968,7 @@
                 <w:sz w:val="18"/>
                 <w:szCs w:val="18"/>
               </w:rPr>
-              <w:t xml:space="preserve">Clearly explains how ugali, beans, sukuma wiki and milk supply energy, repair and stored energy for a marathon runner such as Kipchoge, linking to the 2,200 kcal cost and 2,000 kcal glycogen store.</w:t>
+              <w:t xml:space="preserve">Gives a complete sequence: digestion, absorption, rise to 8.0 mmol/L at 60 min, insulin, uptake, respiration and glycogen storage, fall to 4.5 mmol/L at 180 min, with correct calculations.</w:t>
             </w:r>
           </w:p>
         </w:tc>
@@ -3952,7 +2000,7 @@
                 <w:sz w:val="18"/>
                 <w:szCs w:val="18"/>
               </w:rPr>
-              <w:t xml:space="preserve">Explains most of how the plate supports performance, but the link to the marathon figures is partial.</w:t>
+              <w:t xml:space="preserve">Explains both the rise and the fall with minor gaps in the sequence or calculations.</w:t>
             </w:r>
           </w:p>
         </w:tc>
@@ -3984,7 +2032,7 @@
                 <w:sz w:val="18"/>
                 <w:szCs w:val="18"/>
               </w:rPr>
-              <w:t xml:space="preserve">Gives a general statement that food gives energy without linking chemicals to the phenomenon.</w:t>
+              <w:t xml:space="preserve">Explains only the rise or only the fall, or has major gaps or calculation errors.</w:t>
             </w:r>
           </w:p>
         </w:tc>
@@ -4018,7 +2066,7 @@
                 <w:sz w:val="18"/>
                 <w:szCs w:val="18"/>
               </w:rPr>
-              <w:t xml:space="preserve">Scientific reasoning (Claim-Evidence-Reasoning)</w:t>
+              <w:t xml:space="preserve">Scientific reasoning</w:t>
             </w:r>
           </w:p>
         </w:tc>
@@ -4050,7 +2098,7 @@
                 <w:sz w:val="18"/>
                 <w:szCs w:val="18"/>
               </w:rPr>
-              <w:t xml:space="preserve">Makes a clear claim about the best meal, supports it with at least three correct Table 4 numbers, and reasons logically why carbohydrate, protein and fat shares matter.</w:t>
+              <w:t xml:space="preserve">Links claims to evidence and gives reasons why carbohydrates, not proteins or lipids, are the main cause of the spike; writes clearly using the correct terms.</w:t>
             </w:r>
           </w:p>
         </w:tc>
@@ -4082,7 +2130,7 @@
                 <w:sz w:val="18"/>
                 <w:szCs w:val="18"/>
               </w:rPr>
-              <w:t xml:space="preserve">Makes a claim with some correct numbers and partial reasoning.</w:t>
+              <w:t xml:space="preserve">Gives some reasoning linking evidence to claims, with some unsupported statements.</w:t>
             </w:r>
           </w:p>
         </w:tc>
@@ -4114,7 +2162,7 @@
                 <w:sz w:val="18"/>
                 <w:szCs w:val="18"/>
               </w:rPr>
-              <w:t xml:space="preserve">Makes a claim with no numbers or reasoning, or the numbers are wrong.</w:t>
+              <w:t xml:space="preserve">Mostly lists facts without reasoning or evidence.</w:t>
             </w:r>
           </w:p>
         </w:tc>
@@ -4238,7 +2286,7 @@
         </w:rPr>
         <w:t xml:space="preserve">© 2026 SeaVuria and ARES. This work is licensed under a </w:t>
       </w:r>
-      <w:hyperlink w:history="1" r:id="rIdxpuqg9sf-jmtnkcygz3sa">
+      <w:hyperlink w:history="1" r:id="rIdicfyhsvt95ahjf02s1pss">
         <w:r>
           <w:rPr>
             <w:rFonts w:ascii="Arial" w:cs="Arial" w:eastAsia="Arial" w:hAnsi="Arial"/>
@@ -4258,7 +2306,7 @@
         </w:rPr>
         <w:t xml:space="preserve"> (</w:t>
       </w:r>
-      <w:hyperlink w:history="1" r:id="rIdsrmcawb1c5xgzlq4lvpmx">
+      <w:hyperlink w:history="1" r:id="rIdighb_b53ox4o179ahy1__">
         <w:r>
           <w:rPr>
             <w:rFonts w:ascii="Arial" w:cs="Arial" w:eastAsia="Arial" w:hAnsi="Arial"/>
@@ -4278,7 +2326,7 @@
         </w:rPr>
         <w:t xml:space="preserve">). To view a copy of this license, visit </w:t>
       </w:r>
-      <w:hyperlink w:history="1" r:id="rIdtnr_wgixbaxhqbmw9feek">
+      <w:hyperlink w:history="1" r:id="rIdwtacevxv7ouyvlsu_m_q9">
         <w:r>
           <w:rPr>
             <w:rFonts w:ascii="Arial" w:cs="Arial" w:eastAsia="Arial" w:hAnsi="Arial"/>

--- a/data/outputs/v2/Biology/SS1.2_Chemicals_of_Life/Biology_Chemicals_of_Life_FinalExplanation.docx
+++ b/data/outputs/v2/Biology/SS1.2_Chemicals_of_Life/Biology_Chemicals_of_Life_FinalExplanation.docx
@@ -4,6 +4,7 @@
   <w:body>
     <w:p>
       <w:pPr>
+        <w:keepNext w:val="false"/>
         <w:spacing w:after="30" w:before="0"/>
         <w:jc w:val="center"/>
       </w:pPr>
@@ -23,6 +24,7 @@
     </w:p>
     <w:p>
       <w:pPr>
+        <w:keepNext w:val="false"/>
         <w:spacing w:after="60" w:before="0"/>
         <w:jc w:val="center"/>
       </w:pPr>
@@ -81,6 +83,7 @@
           </w:tcPr>
           <w:p>
             <w:pPr>
+              <w:keepNext w:val="false"/>
               <w:spacing w:after="40" w:before="0"/>
               <w:jc w:val="center"/>
             </w:pPr>
@@ -116,6 +119,7 @@
           </w:tcPr>
           <w:p>
             <w:pPr>
+              <w:keepNext w:val="false"/>
               <w:spacing w:after="40" w:before="0"/>
               <w:jc w:val="center"/>
             </w:pPr>
@@ -150,6 +154,7 @@
           </w:tcPr>
           <w:p>
             <w:pPr>
+              <w:keepNext w:val="false"/>
               <w:spacing w:after="40" w:before="0"/>
               <w:jc w:val="left"/>
             </w:pPr>
@@ -182,6 +187,7 @@
           </w:tcPr>
           <w:p>
             <w:pPr>
+              <w:keepNext w:val="false"/>
               <w:spacing w:after="40" w:before="0"/>
               <w:jc w:val="left"/>
             </w:pPr>
@@ -216,6 +222,7 @@
           </w:tcPr>
           <w:p>
             <w:pPr>
+              <w:keepNext w:val="false"/>
               <w:spacing w:after="40" w:before="0"/>
               <w:jc w:val="left"/>
             </w:pPr>
@@ -248,6 +255,7 @@
           </w:tcPr>
           <w:p>
             <w:pPr>
+              <w:keepNext w:val="false"/>
               <w:spacing w:after="40" w:before="0"/>
               <w:jc w:val="left"/>
             </w:pPr>
@@ -282,6 +290,7 @@
           </w:tcPr>
           <w:p>
             <w:pPr>
+              <w:keepNext w:val="false"/>
               <w:spacing w:after="40" w:before="0"/>
               <w:jc w:val="left"/>
             </w:pPr>
@@ -314,6 +323,7 @@
           </w:tcPr>
           <w:p>
             <w:pPr>
+              <w:keepNext w:val="false"/>
               <w:spacing w:after="40" w:before="0"/>
               <w:jc w:val="left"/>
             </w:pPr>
@@ -374,6 +384,7 @@
           </w:tcPr>
           <w:p>
             <w:pPr>
+              <w:keepNext w:val="false"/>
               <w:spacing w:after="40" w:before="0"/>
               <w:jc w:val="center"/>
             </w:pPr>
@@ -408,6 +419,7 @@
           </w:tcPr>
           <w:p>
             <w:pPr>
+              <w:keepNext w:val="false"/>
               <w:spacing w:after="40" w:before="0"/>
               <w:jc w:val="left"/>
             </w:pPr>
@@ -427,6 +439,7 @@
           </w:p>
           <w:p>
             <w:pPr>
+              <w:keepNext w:val="false"/>
               <w:spacing w:after="40" w:before="0"/>
               <w:jc w:val="left"/>
             </w:pPr>
@@ -444,199 +457,640 @@
               <w:t xml:space="preserve"/>
             </w:r>
           </w:p>
-          <w:p>
-            <w:pPr>
-              <w:spacing w:after="40" w:before="0"/>
-              <w:jc w:val="left"/>
-            </w:pPr>
-            <w:r>
-              <w:rPr>
-                <w:rFonts w:ascii="Arial" w:cs="Arial" w:eastAsia="Arial" w:hAnsi="Arial"/>
-                <w:b w:val="false"/>
-                <w:bCs w:val="false"/>
-                <w:i w:val="false"/>
-                <w:iCs w:val="false"/>
-                <w:color w:val="000000"/>
-                <w:sz w:val="18"/>
-                <w:szCs w:val="18"/>
-              </w:rPr>
-              <w:t xml:space="preserve">| Time after meal start (min) | Blood glucose concentration (mmol/L) |</w:t>
-            </w:r>
-          </w:p>
-          <w:p>
-            <w:pPr>
-              <w:spacing w:after="40" w:before="0"/>
-              <w:jc w:val="left"/>
-            </w:pPr>
-            <w:r>
-              <w:rPr>
-                <w:rFonts w:ascii="Arial" w:cs="Arial" w:eastAsia="Arial" w:hAnsi="Arial"/>
-                <w:b w:val="false"/>
-                <w:bCs w:val="false"/>
-                <w:i w:val="false"/>
-                <w:iCs w:val="false"/>
-                <w:color w:val="000000"/>
-                <w:sz w:val="18"/>
-                <w:szCs w:val="18"/>
-              </w:rPr>
-              <w:t xml:space="preserve">|---|---|</w:t>
-            </w:r>
-          </w:p>
-          <w:p>
-            <w:pPr>
-              <w:spacing w:after="40" w:before="0"/>
-              <w:jc w:val="left"/>
-            </w:pPr>
-            <w:r>
-              <w:rPr>
-                <w:rFonts w:ascii="Arial" w:cs="Arial" w:eastAsia="Arial" w:hAnsi="Arial"/>
-                <w:b w:val="false"/>
-                <w:bCs w:val="false"/>
-                <w:i w:val="false"/>
-                <w:iCs w:val="false"/>
-                <w:color w:val="000000"/>
-                <w:sz w:val="18"/>
-                <w:szCs w:val="18"/>
-              </w:rPr>
-              <w:t xml:space="preserve">| 0 | 4.5 |</w:t>
-            </w:r>
-          </w:p>
-          <w:p>
-            <w:pPr>
-              <w:spacing w:after="40" w:before="0"/>
-              <w:jc w:val="left"/>
-            </w:pPr>
-            <w:r>
-              <w:rPr>
-                <w:rFonts w:ascii="Arial" w:cs="Arial" w:eastAsia="Arial" w:hAnsi="Arial"/>
-                <w:b w:val="false"/>
-                <w:bCs w:val="false"/>
-                <w:i w:val="false"/>
-                <w:iCs w:val="false"/>
-                <w:color w:val="000000"/>
-                <w:sz w:val="18"/>
-                <w:szCs w:val="18"/>
-              </w:rPr>
-              <w:t xml:space="preserve">| 15 | 5.5 |</w:t>
-            </w:r>
-          </w:p>
-          <w:p>
-            <w:pPr>
-              <w:spacing w:after="40" w:before="0"/>
-              <w:jc w:val="left"/>
-            </w:pPr>
-            <w:r>
-              <w:rPr>
-                <w:rFonts w:ascii="Arial" w:cs="Arial" w:eastAsia="Arial" w:hAnsi="Arial"/>
-                <w:b w:val="false"/>
-                <w:bCs w:val="false"/>
-                <w:i w:val="false"/>
-                <w:iCs w:val="false"/>
-                <w:color w:val="000000"/>
-                <w:sz w:val="18"/>
-                <w:szCs w:val="18"/>
-              </w:rPr>
-              <w:t xml:space="preserve">| 30 | 7.0 |</w:t>
-            </w:r>
-          </w:p>
-          <w:p>
-            <w:pPr>
-              <w:spacing w:after="40" w:before="0"/>
-              <w:jc w:val="left"/>
-            </w:pPr>
-            <w:r>
-              <w:rPr>
-                <w:rFonts w:ascii="Arial" w:cs="Arial" w:eastAsia="Arial" w:hAnsi="Arial"/>
-                <w:b w:val="false"/>
-                <w:bCs w:val="false"/>
-                <w:i w:val="false"/>
-                <w:iCs w:val="false"/>
-                <w:color w:val="000000"/>
-                <w:sz w:val="18"/>
-                <w:szCs w:val="18"/>
-              </w:rPr>
-              <w:t xml:space="preserve">| 60 | 8.0 |</w:t>
-            </w:r>
-          </w:p>
-          <w:p>
-            <w:pPr>
-              <w:spacing w:after="40" w:before="0"/>
-              <w:jc w:val="left"/>
-            </w:pPr>
-            <w:r>
-              <w:rPr>
-                <w:rFonts w:ascii="Arial" w:cs="Arial" w:eastAsia="Arial" w:hAnsi="Arial"/>
-                <w:b w:val="false"/>
-                <w:bCs w:val="false"/>
-                <w:i w:val="false"/>
-                <w:iCs w:val="false"/>
-                <w:color w:val="000000"/>
-                <w:sz w:val="18"/>
-                <w:szCs w:val="18"/>
-              </w:rPr>
-              <w:t xml:space="preserve">| 90 | 6.5 |</w:t>
-            </w:r>
-          </w:p>
-          <w:p>
-            <w:pPr>
-              <w:spacing w:after="40" w:before="0"/>
-              <w:jc w:val="left"/>
-            </w:pPr>
-            <w:r>
-              <w:rPr>
-                <w:rFonts w:ascii="Arial" w:cs="Arial" w:eastAsia="Arial" w:hAnsi="Arial"/>
-                <w:b w:val="false"/>
-                <w:bCs w:val="false"/>
-                <w:i w:val="false"/>
-                <w:iCs w:val="false"/>
-                <w:color w:val="000000"/>
-                <w:sz w:val="18"/>
-                <w:szCs w:val="18"/>
-              </w:rPr>
-              <w:t xml:space="preserve">| 120 | 5.2 |</w:t>
-            </w:r>
-          </w:p>
-          <w:p>
-            <w:pPr>
-              <w:spacing w:after="40" w:before="0"/>
-              <w:jc w:val="left"/>
-            </w:pPr>
-            <w:r>
-              <w:rPr>
-                <w:rFonts w:ascii="Arial" w:cs="Arial" w:eastAsia="Arial" w:hAnsi="Arial"/>
-                <w:b w:val="false"/>
-                <w:bCs w:val="false"/>
-                <w:i w:val="false"/>
-                <w:iCs w:val="false"/>
-                <w:color w:val="000000"/>
-                <w:sz w:val="18"/>
-                <w:szCs w:val="18"/>
-              </w:rPr>
-              <w:t xml:space="preserve">| 150 | 4.7 |</w:t>
-            </w:r>
-          </w:p>
-          <w:p>
-            <w:pPr>
-              <w:spacing w:after="40" w:before="0"/>
-              <w:jc w:val="left"/>
-            </w:pPr>
-            <w:r>
-              <w:rPr>
-                <w:rFonts w:ascii="Arial" w:cs="Arial" w:eastAsia="Arial" w:hAnsi="Arial"/>
-                <w:b w:val="false"/>
-                <w:bCs w:val="false"/>
-                <w:i w:val="false"/>
-                <w:iCs w:val="false"/>
-                <w:color w:val="000000"/>
-                <w:sz w:val="18"/>
-                <w:szCs w:val="18"/>
-              </w:rPr>
-              <w:t xml:space="preserve">| 180 | 4.5 |</w:t>
-            </w:r>
-          </w:p>
-          <w:p>
-            <w:pPr>
-              <w:spacing w:after="40" w:before="0"/>
+          <w:tbl>
+            <w:tblPr>
+              <w:tblW w:type="dxa" w:w="13320"/>
+              <w:tblBorders>
+                <w:top w:val="single" w:color="AAAAAA" w:sz="4"/>
+                <w:left w:val="single" w:color="AAAAAA" w:sz="4"/>
+                <w:bottom w:val="single" w:color="AAAAAA" w:sz="4"/>
+                <w:right w:val="single" w:color="AAAAAA" w:sz="4"/>
+                <w:insideH w:val="single" w:color="auto" w:sz="4"/>
+                <w:insideV w:val="single" w:color="auto" w:sz="4"/>
+              </w:tblBorders>
+              <w:tblLayout w:type="fixed"/>
+            </w:tblPr>
+            <w:tblGrid>
+              <w:gridCol w:w="6660"/>
+              <w:gridCol w:w="6660"/>
+            </w:tblGrid>
+            <w:tr>
+              <w:tc>
+                <w:tcPr>
+                  <w:tcW w:type="dxa" w:w="6660"/>
+                  <w:shd w:fill="D5E8F0" w:color="auto" w:val="clear"/>
+                  <w:tcMar>
+                    <w:top w:type="dxa" w:w="60"/>
+                    <w:left w:type="dxa" w:w="120"/>
+                    <w:bottom w:type="dxa" w:w="60"/>
+                    <w:right w:type="dxa" w:w="120"/>
+                  </w:tcMar>
+                  <w:vAlign w:val="top"/>
+                </w:tcPr>
+                <w:p>
+                  <w:pPr>
+                    <w:keepNext w:val="false"/>
+                    <w:spacing w:after="40" w:before="0"/>
+                    <w:jc w:val="left"/>
+                  </w:pPr>
+                  <w:r>
+                    <w:rPr>
+                      <w:rFonts w:ascii="Arial" w:cs="Arial" w:eastAsia="Arial" w:hAnsi="Arial"/>
+                      <w:b/>
+                      <w:bCs/>
+                      <w:i w:val="false"/>
+                      <w:iCs w:val="false"/>
+                      <w:color w:val="000000"/>
+                      <w:sz w:val="18"/>
+                      <w:szCs w:val="18"/>
+                    </w:rPr>
+                    <w:t xml:space="preserve">Time after meal start (min)</w:t>
+                  </w:r>
+                </w:p>
+              </w:tc>
+              <w:tc>
+                <w:tcPr>
+                  <w:tcW w:type="dxa" w:w="6660"/>
+                  <w:shd w:fill="D5E8F0" w:color="auto" w:val="clear"/>
+                  <w:tcMar>
+                    <w:top w:type="dxa" w:w="60"/>
+                    <w:left w:type="dxa" w:w="120"/>
+                    <w:bottom w:type="dxa" w:w="60"/>
+                    <w:right w:type="dxa" w:w="120"/>
+                  </w:tcMar>
+                  <w:vAlign w:val="top"/>
+                </w:tcPr>
+                <w:p>
+                  <w:pPr>
+                    <w:keepNext w:val="false"/>
+                    <w:spacing w:after="40" w:before="0"/>
+                    <w:jc w:val="left"/>
+                  </w:pPr>
+                  <w:r>
+                    <w:rPr>
+                      <w:rFonts w:ascii="Arial" w:cs="Arial" w:eastAsia="Arial" w:hAnsi="Arial"/>
+                      <w:b/>
+                      <w:bCs/>
+                      <w:i w:val="false"/>
+                      <w:iCs w:val="false"/>
+                      <w:color w:val="000000"/>
+                      <w:sz w:val="18"/>
+                      <w:szCs w:val="18"/>
+                    </w:rPr>
+                    <w:t xml:space="preserve">Blood glucose concentration (mmol/L)</w:t>
+                  </w:r>
+                </w:p>
+              </w:tc>
+            </w:tr>
+            <w:tr>
+              <w:tc>
+                <w:tcPr>
+                  <w:tcW w:type="dxa" w:w="6660"/>
+                  <w:shd w:fill="FFFFFF" w:color="auto" w:val="clear"/>
+                  <w:tcMar>
+                    <w:top w:type="dxa" w:w="60"/>
+                    <w:left w:type="dxa" w:w="120"/>
+                    <w:bottom w:type="dxa" w:w="60"/>
+                    <w:right w:type="dxa" w:w="120"/>
+                  </w:tcMar>
+                  <w:vAlign w:val="top"/>
+                </w:tcPr>
+                <w:p>
+                  <w:pPr>
+                    <w:keepNext w:val="false"/>
+                    <w:spacing w:after="40" w:before="0"/>
+                    <w:jc w:val="left"/>
+                  </w:pPr>
+                  <w:r>
+                    <w:rPr>
+                      <w:rFonts w:ascii="Arial" w:cs="Arial" w:eastAsia="Arial" w:hAnsi="Arial"/>
+                      <w:b w:val="false"/>
+                      <w:bCs w:val="false"/>
+                      <w:i w:val="false"/>
+                      <w:iCs w:val="false"/>
+                      <w:color w:val="000000"/>
+                      <w:sz w:val="18"/>
+                      <w:szCs w:val="18"/>
+                    </w:rPr>
+                    <w:t xml:space="preserve">0</w:t>
+                  </w:r>
+                </w:p>
+              </w:tc>
+              <w:tc>
+                <w:tcPr>
+                  <w:tcW w:type="dxa" w:w="6660"/>
+                  <w:shd w:fill="FFFFFF" w:color="auto" w:val="clear"/>
+                  <w:tcMar>
+                    <w:top w:type="dxa" w:w="60"/>
+                    <w:left w:type="dxa" w:w="120"/>
+                    <w:bottom w:type="dxa" w:w="60"/>
+                    <w:right w:type="dxa" w:w="120"/>
+                  </w:tcMar>
+                  <w:vAlign w:val="top"/>
+                </w:tcPr>
+                <w:p>
+                  <w:pPr>
+                    <w:keepNext w:val="false"/>
+                    <w:spacing w:after="40" w:before="0"/>
+                    <w:jc w:val="left"/>
+                  </w:pPr>
+                  <w:r>
+                    <w:rPr>
+                      <w:rFonts w:ascii="Arial" w:cs="Arial" w:eastAsia="Arial" w:hAnsi="Arial"/>
+                      <w:b w:val="false"/>
+                      <w:bCs w:val="false"/>
+                      <w:i w:val="false"/>
+                      <w:iCs w:val="false"/>
+                      <w:color w:val="000000"/>
+                      <w:sz w:val="18"/>
+                      <w:szCs w:val="18"/>
+                    </w:rPr>
+                    <w:t xml:space="preserve">4.5</w:t>
+                  </w:r>
+                </w:p>
+              </w:tc>
+            </w:tr>
+            <w:tr>
+              <w:tc>
+                <w:tcPr>
+                  <w:tcW w:type="dxa" w:w="6660"/>
+                  <w:shd w:fill="FFFFFF" w:color="auto" w:val="clear"/>
+                  <w:tcMar>
+                    <w:top w:type="dxa" w:w="60"/>
+                    <w:left w:type="dxa" w:w="120"/>
+                    <w:bottom w:type="dxa" w:w="60"/>
+                    <w:right w:type="dxa" w:w="120"/>
+                  </w:tcMar>
+                  <w:vAlign w:val="top"/>
+                </w:tcPr>
+                <w:p>
+                  <w:pPr>
+                    <w:keepNext w:val="false"/>
+                    <w:spacing w:after="40" w:before="0"/>
+                    <w:jc w:val="left"/>
+                  </w:pPr>
+                  <w:r>
+                    <w:rPr>
+                      <w:rFonts w:ascii="Arial" w:cs="Arial" w:eastAsia="Arial" w:hAnsi="Arial"/>
+                      <w:b w:val="false"/>
+                      <w:bCs w:val="false"/>
+                      <w:i w:val="false"/>
+                      <w:iCs w:val="false"/>
+                      <w:color w:val="000000"/>
+                      <w:sz w:val="18"/>
+                      <w:szCs w:val="18"/>
+                    </w:rPr>
+                    <w:t xml:space="preserve">15</w:t>
+                  </w:r>
+                </w:p>
+              </w:tc>
+              <w:tc>
+                <w:tcPr>
+                  <w:tcW w:type="dxa" w:w="6660"/>
+                  <w:shd w:fill="FFFFFF" w:color="auto" w:val="clear"/>
+                  <w:tcMar>
+                    <w:top w:type="dxa" w:w="60"/>
+                    <w:left w:type="dxa" w:w="120"/>
+                    <w:bottom w:type="dxa" w:w="60"/>
+                    <w:right w:type="dxa" w:w="120"/>
+                  </w:tcMar>
+                  <w:vAlign w:val="top"/>
+                </w:tcPr>
+                <w:p>
+                  <w:pPr>
+                    <w:keepNext w:val="false"/>
+                    <w:spacing w:after="40" w:before="0"/>
+                    <w:jc w:val="left"/>
+                  </w:pPr>
+                  <w:r>
+                    <w:rPr>
+                      <w:rFonts w:ascii="Arial" w:cs="Arial" w:eastAsia="Arial" w:hAnsi="Arial"/>
+                      <w:b w:val="false"/>
+                      <w:bCs w:val="false"/>
+                      <w:i w:val="false"/>
+                      <w:iCs w:val="false"/>
+                      <w:color w:val="000000"/>
+                      <w:sz w:val="18"/>
+                      <w:szCs w:val="18"/>
+                    </w:rPr>
+                    <w:t xml:space="preserve">5.5</w:t>
+                  </w:r>
+                </w:p>
+              </w:tc>
+            </w:tr>
+            <w:tr>
+              <w:tc>
+                <w:tcPr>
+                  <w:tcW w:type="dxa" w:w="6660"/>
+                  <w:shd w:fill="FFFFFF" w:color="auto" w:val="clear"/>
+                  <w:tcMar>
+                    <w:top w:type="dxa" w:w="60"/>
+                    <w:left w:type="dxa" w:w="120"/>
+                    <w:bottom w:type="dxa" w:w="60"/>
+                    <w:right w:type="dxa" w:w="120"/>
+                  </w:tcMar>
+                  <w:vAlign w:val="top"/>
+                </w:tcPr>
+                <w:p>
+                  <w:pPr>
+                    <w:keepNext w:val="false"/>
+                    <w:spacing w:after="40" w:before="0"/>
+                    <w:jc w:val="left"/>
+                  </w:pPr>
+                  <w:r>
+                    <w:rPr>
+                      <w:rFonts w:ascii="Arial" w:cs="Arial" w:eastAsia="Arial" w:hAnsi="Arial"/>
+                      <w:b w:val="false"/>
+                      <w:bCs w:val="false"/>
+                      <w:i w:val="false"/>
+                      <w:iCs w:val="false"/>
+                      <w:color w:val="000000"/>
+                      <w:sz w:val="18"/>
+                      <w:szCs w:val="18"/>
+                    </w:rPr>
+                    <w:t xml:space="preserve">30</w:t>
+                  </w:r>
+                </w:p>
+              </w:tc>
+              <w:tc>
+                <w:tcPr>
+                  <w:tcW w:type="dxa" w:w="6660"/>
+                  <w:shd w:fill="FFFFFF" w:color="auto" w:val="clear"/>
+                  <w:tcMar>
+                    <w:top w:type="dxa" w:w="60"/>
+                    <w:left w:type="dxa" w:w="120"/>
+                    <w:bottom w:type="dxa" w:w="60"/>
+                    <w:right w:type="dxa" w:w="120"/>
+                  </w:tcMar>
+                  <w:vAlign w:val="top"/>
+                </w:tcPr>
+                <w:p>
+                  <w:pPr>
+                    <w:keepNext w:val="false"/>
+                    <w:spacing w:after="40" w:before="0"/>
+                    <w:jc w:val="left"/>
+                  </w:pPr>
+                  <w:r>
+                    <w:rPr>
+                      <w:rFonts w:ascii="Arial" w:cs="Arial" w:eastAsia="Arial" w:hAnsi="Arial"/>
+                      <w:b w:val="false"/>
+                      <w:bCs w:val="false"/>
+                      <w:i w:val="false"/>
+                      <w:iCs w:val="false"/>
+                      <w:color w:val="000000"/>
+                      <w:sz w:val="18"/>
+                      <w:szCs w:val="18"/>
+                    </w:rPr>
+                    <w:t xml:space="preserve">7.0</w:t>
+                  </w:r>
+                </w:p>
+              </w:tc>
+            </w:tr>
+            <w:tr>
+              <w:tc>
+                <w:tcPr>
+                  <w:tcW w:type="dxa" w:w="6660"/>
+                  <w:shd w:fill="FFFFFF" w:color="auto" w:val="clear"/>
+                  <w:tcMar>
+                    <w:top w:type="dxa" w:w="60"/>
+                    <w:left w:type="dxa" w:w="120"/>
+                    <w:bottom w:type="dxa" w:w="60"/>
+                    <w:right w:type="dxa" w:w="120"/>
+                  </w:tcMar>
+                  <w:vAlign w:val="top"/>
+                </w:tcPr>
+                <w:p>
+                  <w:pPr>
+                    <w:keepNext w:val="false"/>
+                    <w:spacing w:after="40" w:before="0"/>
+                    <w:jc w:val="left"/>
+                  </w:pPr>
+                  <w:r>
+                    <w:rPr>
+                      <w:rFonts w:ascii="Arial" w:cs="Arial" w:eastAsia="Arial" w:hAnsi="Arial"/>
+                      <w:b w:val="false"/>
+                      <w:bCs w:val="false"/>
+                      <w:i w:val="false"/>
+                      <w:iCs w:val="false"/>
+                      <w:color w:val="000000"/>
+                      <w:sz w:val="18"/>
+                      <w:szCs w:val="18"/>
+                    </w:rPr>
+                    <w:t xml:space="preserve">60</w:t>
+                  </w:r>
+                </w:p>
+              </w:tc>
+              <w:tc>
+                <w:tcPr>
+                  <w:tcW w:type="dxa" w:w="6660"/>
+                  <w:shd w:fill="FFFFFF" w:color="auto" w:val="clear"/>
+                  <w:tcMar>
+                    <w:top w:type="dxa" w:w="60"/>
+                    <w:left w:type="dxa" w:w="120"/>
+                    <w:bottom w:type="dxa" w:w="60"/>
+                    <w:right w:type="dxa" w:w="120"/>
+                  </w:tcMar>
+                  <w:vAlign w:val="top"/>
+                </w:tcPr>
+                <w:p>
+                  <w:pPr>
+                    <w:keepNext w:val="false"/>
+                    <w:spacing w:after="40" w:before="0"/>
+                    <w:jc w:val="left"/>
+                  </w:pPr>
+                  <w:r>
+                    <w:rPr>
+                      <w:rFonts w:ascii="Arial" w:cs="Arial" w:eastAsia="Arial" w:hAnsi="Arial"/>
+                      <w:b w:val="false"/>
+                      <w:bCs w:val="false"/>
+                      <w:i w:val="false"/>
+                      <w:iCs w:val="false"/>
+                      <w:color w:val="000000"/>
+                      <w:sz w:val="18"/>
+                      <w:szCs w:val="18"/>
+                    </w:rPr>
+                    <w:t xml:space="preserve">8.0</w:t>
+                  </w:r>
+                </w:p>
+              </w:tc>
+            </w:tr>
+            <w:tr>
+              <w:tc>
+                <w:tcPr>
+                  <w:tcW w:type="dxa" w:w="6660"/>
+                  <w:shd w:fill="FFFFFF" w:color="auto" w:val="clear"/>
+                  <w:tcMar>
+                    <w:top w:type="dxa" w:w="60"/>
+                    <w:left w:type="dxa" w:w="120"/>
+                    <w:bottom w:type="dxa" w:w="60"/>
+                    <w:right w:type="dxa" w:w="120"/>
+                  </w:tcMar>
+                  <w:vAlign w:val="top"/>
+                </w:tcPr>
+                <w:p>
+                  <w:pPr>
+                    <w:keepNext w:val="false"/>
+                    <w:spacing w:after="40" w:before="0"/>
+                    <w:jc w:val="left"/>
+                  </w:pPr>
+                  <w:r>
+                    <w:rPr>
+                      <w:rFonts w:ascii="Arial" w:cs="Arial" w:eastAsia="Arial" w:hAnsi="Arial"/>
+                      <w:b w:val="false"/>
+                      <w:bCs w:val="false"/>
+                      <w:i w:val="false"/>
+                      <w:iCs w:val="false"/>
+                      <w:color w:val="000000"/>
+                      <w:sz w:val="18"/>
+                      <w:szCs w:val="18"/>
+                    </w:rPr>
+                    <w:t xml:space="preserve">90</w:t>
+                  </w:r>
+                </w:p>
+              </w:tc>
+              <w:tc>
+                <w:tcPr>
+                  <w:tcW w:type="dxa" w:w="6660"/>
+                  <w:shd w:fill="FFFFFF" w:color="auto" w:val="clear"/>
+                  <w:tcMar>
+                    <w:top w:type="dxa" w:w="60"/>
+                    <w:left w:type="dxa" w:w="120"/>
+                    <w:bottom w:type="dxa" w:w="60"/>
+                    <w:right w:type="dxa" w:w="120"/>
+                  </w:tcMar>
+                  <w:vAlign w:val="top"/>
+                </w:tcPr>
+                <w:p>
+                  <w:pPr>
+                    <w:keepNext w:val="false"/>
+                    <w:spacing w:after="40" w:before="0"/>
+                    <w:jc w:val="left"/>
+                  </w:pPr>
+                  <w:r>
+                    <w:rPr>
+                      <w:rFonts w:ascii="Arial" w:cs="Arial" w:eastAsia="Arial" w:hAnsi="Arial"/>
+                      <w:b w:val="false"/>
+                      <w:bCs w:val="false"/>
+                      <w:i w:val="false"/>
+                      <w:iCs w:val="false"/>
+                      <w:color w:val="000000"/>
+                      <w:sz w:val="18"/>
+                      <w:szCs w:val="18"/>
+                    </w:rPr>
+                    <w:t xml:space="preserve">6.5</w:t>
+                  </w:r>
+                </w:p>
+              </w:tc>
+            </w:tr>
+            <w:tr>
+              <w:tc>
+                <w:tcPr>
+                  <w:tcW w:type="dxa" w:w="6660"/>
+                  <w:shd w:fill="FFFFFF" w:color="auto" w:val="clear"/>
+                  <w:tcMar>
+                    <w:top w:type="dxa" w:w="60"/>
+                    <w:left w:type="dxa" w:w="120"/>
+                    <w:bottom w:type="dxa" w:w="60"/>
+                    <w:right w:type="dxa" w:w="120"/>
+                  </w:tcMar>
+                  <w:vAlign w:val="top"/>
+                </w:tcPr>
+                <w:p>
+                  <w:pPr>
+                    <w:keepNext w:val="false"/>
+                    <w:spacing w:after="40" w:before="0"/>
+                    <w:jc w:val="left"/>
+                  </w:pPr>
+                  <w:r>
+                    <w:rPr>
+                      <w:rFonts w:ascii="Arial" w:cs="Arial" w:eastAsia="Arial" w:hAnsi="Arial"/>
+                      <w:b w:val="false"/>
+                      <w:bCs w:val="false"/>
+                      <w:i w:val="false"/>
+                      <w:iCs w:val="false"/>
+                      <w:color w:val="000000"/>
+                      <w:sz w:val="18"/>
+                      <w:szCs w:val="18"/>
+                    </w:rPr>
+                    <w:t xml:space="preserve">120</w:t>
+                  </w:r>
+                </w:p>
+              </w:tc>
+              <w:tc>
+                <w:tcPr>
+                  <w:tcW w:type="dxa" w:w="6660"/>
+                  <w:shd w:fill="FFFFFF" w:color="auto" w:val="clear"/>
+                  <w:tcMar>
+                    <w:top w:type="dxa" w:w="60"/>
+                    <w:left w:type="dxa" w:w="120"/>
+                    <w:bottom w:type="dxa" w:w="60"/>
+                    <w:right w:type="dxa" w:w="120"/>
+                  </w:tcMar>
+                  <w:vAlign w:val="top"/>
+                </w:tcPr>
+                <w:p>
+                  <w:pPr>
+                    <w:keepNext w:val="false"/>
+                    <w:spacing w:after="40" w:before="0"/>
+                    <w:jc w:val="left"/>
+                  </w:pPr>
+                  <w:r>
+                    <w:rPr>
+                      <w:rFonts w:ascii="Arial" w:cs="Arial" w:eastAsia="Arial" w:hAnsi="Arial"/>
+                      <w:b w:val="false"/>
+                      <w:bCs w:val="false"/>
+                      <w:i w:val="false"/>
+                      <w:iCs w:val="false"/>
+                      <w:color w:val="000000"/>
+                      <w:sz w:val="18"/>
+                      <w:szCs w:val="18"/>
+                    </w:rPr>
+                    <w:t xml:space="preserve">5.2</w:t>
+                  </w:r>
+                </w:p>
+              </w:tc>
+            </w:tr>
+            <w:tr>
+              <w:tc>
+                <w:tcPr>
+                  <w:tcW w:type="dxa" w:w="6660"/>
+                  <w:shd w:fill="FFFFFF" w:color="auto" w:val="clear"/>
+                  <w:tcMar>
+                    <w:top w:type="dxa" w:w="60"/>
+                    <w:left w:type="dxa" w:w="120"/>
+                    <w:bottom w:type="dxa" w:w="60"/>
+                    <w:right w:type="dxa" w:w="120"/>
+                  </w:tcMar>
+                  <w:vAlign w:val="top"/>
+                </w:tcPr>
+                <w:p>
+                  <w:pPr>
+                    <w:keepNext w:val="false"/>
+                    <w:spacing w:after="40" w:before="0"/>
+                    <w:jc w:val="left"/>
+                  </w:pPr>
+                  <w:r>
+                    <w:rPr>
+                      <w:rFonts w:ascii="Arial" w:cs="Arial" w:eastAsia="Arial" w:hAnsi="Arial"/>
+                      <w:b w:val="false"/>
+                      <w:bCs w:val="false"/>
+                      <w:i w:val="false"/>
+                      <w:iCs w:val="false"/>
+                      <w:color w:val="000000"/>
+                      <w:sz w:val="18"/>
+                      <w:szCs w:val="18"/>
+                    </w:rPr>
+                    <w:t xml:space="preserve">150</w:t>
+                  </w:r>
+                </w:p>
+              </w:tc>
+              <w:tc>
+                <w:tcPr>
+                  <w:tcW w:type="dxa" w:w="6660"/>
+                  <w:shd w:fill="FFFFFF" w:color="auto" w:val="clear"/>
+                  <w:tcMar>
+                    <w:top w:type="dxa" w:w="60"/>
+                    <w:left w:type="dxa" w:w="120"/>
+                    <w:bottom w:type="dxa" w:w="60"/>
+                    <w:right w:type="dxa" w:w="120"/>
+                  </w:tcMar>
+                  <w:vAlign w:val="top"/>
+                </w:tcPr>
+                <w:p>
+                  <w:pPr>
+                    <w:keepNext w:val="false"/>
+                    <w:spacing w:after="40" w:before="0"/>
+                    <w:jc w:val="left"/>
+                  </w:pPr>
+                  <w:r>
+                    <w:rPr>
+                      <w:rFonts w:ascii="Arial" w:cs="Arial" w:eastAsia="Arial" w:hAnsi="Arial"/>
+                      <w:b w:val="false"/>
+                      <w:bCs w:val="false"/>
+                      <w:i w:val="false"/>
+                      <w:iCs w:val="false"/>
+                      <w:color w:val="000000"/>
+                      <w:sz w:val="18"/>
+                      <w:szCs w:val="18"/>
+                    </w:rPr>
+                    <w:t xml:space="preserve">4.7</w:t>
+                  </w:r>
+                </w:p>
+              </w:tc>
+            </w:tr>
+            <w:tr>
+              <w:tc>
+                <w:tcPr>
+                  <w:tcW w:type="dxa" w:w="6660"/>
+                  <w:shd w:fill="FFFFFF" w:color="auto" w:val="clear"/>
+                  <w:tcMar>
+                    <w:top w:type="dxa" w:w="60"/>
+                    <w:left w:type="dxa" w:w="120"/>
+                    <w:bottom w:type="dxa" w:w="60"/>
+                    <w:right w:type="dxa" w:w="120"/>
+                  </w:tcMar>
+                  <w:vAlign w:val="top"/>
+                </w:tcPr>
+                <w:p>
+                  <w:pPr>
+                    <w:keepNext w:val="false"/>
+                    <w:spacing w:after="40" w:before="0"/>
+                    <w:jc w:val="left"/>
+                  </w:pPr>
+                  <w:r>
+                    <w:rPr>
+                      <w:rFonts w:ascii="Arial" w:cs="Arial" w:eastAsia="Arial" w:hAnsi="Arial"/>
+                      <w:b w:val="false"/>
+                      <w:bCs w:val="false"/>
+                      <w:i w:val="false"/>
+                      <w:iCs w:val="false"/>
+                      <w:color w:val="000000"/>
+                      <w:sz w:val="18"/>
+                      <w:szCs w:val="18"/>
+                    </w:rPr>
+                    <w:t xml:space="preserve">180</w:t>
+                  </w:r>
+                </w:p>
+              </w:tc>
+              <w:tc>
+                <w:tcPr>
+                  <w:tcW w:type="dxa" w:w="6660"/>
+                  <w:shd w:fill="FFFFFF" w:color="auto" w:val="clear"/>
+                  <w:tcMar>
+                    <w:top w:type="dxa" w:w="60"/>
+                    <w:left w:type="dxa" w:w="120"/>
+                    <w:bottom w:type="dxa" w:w="60"/>
+                    <w:right w:type="dxa" w:w="120"/>
+                  </w:tcMar>
+                  <w:vAlign w:val="top"/>
+                </w:tcPr>
+                <w:p>
+                  <w:pPr>
+                    <w:keepNext w:val="false"/>
+                    <w:spacing w:after="40" w:before="0"/>
+                    <w:jc w:val="left"/>
+                  </w:pPr>
+                  <w:r>
+                    <w:rPr>
+                      <w:rFonts w:ascii="Arial" w:cs="Arial" w:eastAsia="Arial" w:hAnsi="Arial"/>
+                      <w:b w:val="false"/>
+                      <w:bCs w:val="false"/>
+                      <w:i w:val="false"/>
+                      <w:iCs w:val="false"/>
+                      <w:color w:val="000000"/>
+                      <w:sz w:val="18"/>
+                      <w:szCs w:val="18"/>
+                    </w:rPr>
+                    <w:t xml:space="preserve">4.5</w:t>
+                  </w:r>
+                </w:p>
+              </w:tc>
+            </w:tr>
+          </w:tbl>
+          <w:p>
+            <w:pPr>
+              <w:keepNext w:val="false"/>
+              <w:spacing w:after="60" w:before="0"/>
               <w:jc w:val="left"/>
             </w:pPr>
             <w:r>
@@ -655,6 +1109,27 @@
           </w:p>
           <w:p>
             <w:pPr>
+              <w:keepNext w:val="false"/>
+              <w:spacing w:after="40" w:before="0"/>
+              <w:jc w:val="left"/>
+            </w:pPr>
+            <w:r>
+              <w:rPr>
+                <w:rFonts w:ascii="Arial" w:cs="Arial" w:eastAsia="Arial" w:hAnsi="Arial"/>
+                <w:b w:val="false"/>
+                <w:bCs w:val="false"/>
+                <w:i w:val="false"/>
+                <w:iCs w:val="false"/>
+                <w:color w:val="000000"/>
+                <w:sz w:val="18"/>
+                <w:szCs w:val="18"/>
+              </w:rPr>
+              <w:t xml:space="preserve"/>
+            </w:r>
+          </w:p>
+          <w:p>
+            <w:pPr>
+              <w:keepNext w:val="false"/>
               <w:spacing w:after="40" w:before="0"/>
               <w:jc w:val="left"/>
             </w:pPr>
@@ -670,6 +1145,26 @@
                 <w:szCs w:val="18"/>
               </w:rPr>
               <w:t xml:space="preserve">The normal fasting range is 4.0 to 5.5 mmol/L.</w:t>
+            </w:r>
+          </w:p>
+          <w:p>
+            <w:pPr>
+              <w:keepNext w:val="false"/>
+              <w:spacing w:after="60" w:before="0"/>
+              <w:jc w:val="left"/>
+            </w:pPr>
+            <w:r>
+              <w:rPr>
+                <w:rFonts w:ascii="Arial" w:cs="Arial" w:eastAsia="Arial" w:hAnsi="Arial"/>
+                <w:b w:val="false"/>
+                <w:bCs w:val="false"/>
+                <w:i w:val="false"/>
+                <w:iCs w:val="false"/>
+                <w:color w:val="000000"/>
+                <w:sz w:val="18"/>
+                <w:szCs w:val="18"/>
+              </w:rPr>
+              <w:t xml:space="preserve"/>
             </w:r>
           </w:p>
         </w:tc>
@@ -714,6 +1209,7 @@
           </w:tcPr>
           <w:p>
             <w:pPr>
+              <w:keepNext/>
               <w:spacing w:after="40" w:before="0"/>
               <w:jc w:val="center"/>
             </w:pPr>
@@ -748,6 +1244,7 @@
           </w:tcPr>
           <w:p>
             <w:pPr>
+              <w:keepNext/>
               <w:spacing w:after="40" w:before="0"/>
               <w:jc w:val="left"/>
             </w:pPr>
@@ -785,6 +1282,7 @@
           </w:tcPr>
           <w:p>
             <w:pPr>
+              <w:keepNext w:val="false"/>
               <w:spacing w:after="40" w:before="0"/>
               <w:jc w:val="left"/>
             </w:pPr>
@@ -844,6 +1342,7 @@
           </w:tcPr>
           <w:p>
             <w:pPr>
+              <w:keepNext/>
               <w:spacing w:after="40" w:before="0"/>
               <w:jc w:val="center"/>
             </w:pPr>
@@ -878,6 +1377,7 @@
           </w:tcPr>
           <w:p>
             <w:pPr>
+              <w:keepNext/>
               <w:spacing w:after="40" w:before="0"/>
               <w:jc w:val="left"/>
             </w:pPr>
@@ -915,6 +1415,7 @@
           </w:tcPr>
           <w:p>
             <w:pPr>
+              <w:keepNext w:val="false"/>
               <w:spacing w:after="40" w:before="0"/>
               <w:jc w:val="left"/>
             </w:pPr>
@@ -974,6 +1475,7 @@
           </w:tcPr>
           <w:p>
             <w:pPr>
+              <w:keepNext/>
               <w:spacing w:after="40" w:before="0"/>
               <w:jc w:val="center"/>
             </w:pPr>
@@ -1008,6 +1510,7 @@
           </w:tcPr>
           <w:p>
             <w:pPr>
+              <w:keepNext/>
               <w:spacing w:after="40" w:before="0"/>
               <w:jc w:val="left"/>
             </w:pPr>
@@ -1045,6 +1548,7 @@
           </w:tcPr>
           <w:p>
             <w:pPr>
+              <w:keepNext w:val="false"/>
               <w:spacing w:after="40" w:before="0"/>
               <w:jc w:val="left"/>
             </w:pPr>
@@ -1104,6 +1608,7 @@
           </w:tcPr>
           <w:p>
             <w:pPr>
+              <w:keepNext/>
               <w:spacing w:after="40" w:before="0"/>
               <w:jc w:val="center"/>
             </w:pPr>
@@ -1138,6 +1643,7 @@
           </w:tcPr>
           <w:p>
             <w:pPr>
+              <w:keepNext/>
               <w:spacing w:after="40" w:before="0"/>
               <w:jc w:val="left"/>
             </w:pPr>
@@ -1175,6 +1681,7 @@
           </w:tcPr>
           <w:p>
             <w:pPr>
+              <w:keepNext w:val="false"/>
               <w:spacing w:after="40" w:before="0"/>
               <w:jc w:val="left"/>
             </w:pPr>
@@ -1234,6 +1741,7 @@
           </w:tcPr>
           <w:p>
             <w:pPr>
+              <w:keepNext/>
               <w:spacing w:after="40" w:before="0"/>
               <w:jc w:val="center"/>
             </w:pPr>
@@ -1268,6 +1776,7 @@
           </w:tcPr>
           <w:p>
             <w:pPr>
+              <w:keepNext/>
               <w:spacing w:after="40" w:before="0"/>
               <w:jc w:val="left"/>
             </w:pPr>
@@ -1305,6 +1814,7 @@
           </w:tcPr>
           <w:p>
             <w:pPr>
+              <w:keepNext w:val="false"/>
               <w:spacing w:after="40" w:before="0"/>
               <w:jc w:val="left"/>
             </w:pPr>
@@ -1368,6 +1878,7 @@
           </w:tcPr>
           <w:p>
             <w:pPr>
+              <w:keepNext w:val="false"/>
               <w:spacing w:after="40" w:before="0"/>
               <w:jc w:val="center"/>
             </w:pPr>
@@ -1402,6 +1913,7 @@
           </w:tcPr>
           <w:p>
             <w:pPr>
+              <w:keepNext w:val="false"/>
               <w:spacing w:after="40" w:before="0"/>
               <w:jc w:val="left"/>
             </w:pPr>
@@ -1434,6 +1946,7 @@
           </w:tcPr>
           <w:p>
             <w:pPr>
+              <w:keepNext w:val="false"/>
               <w:spacing w:after="40" w:before="0"/>
               <w:jc w:val="left"/>
             </w:pPr>
@@ -1466,6 +1979,7 @@
           </w:tcPr>
           <w:p>
             <w:pPr>
+              <w:keepNext w:val="false"/>
               <w:spacing w:after="40" w:before="0"/>
               <w:jc w:val="left"/>
             </w:pPr>
@@ -1498,6 +2012,7 @@
           </w:tcPr>
           <w:p>
             <w:pPr>
+              <w:keepNext w:val="false"/>
               <w:spacing w:after="40" w:before="0"/>
               <w:jc w:val="left"/>
             </w:pPr>
@@ -1532,6 +2047,7 @@
           </w:tcPr>
           <w:p>
             <w:pPr>
+              <w:keepNext w:val="false"/>
               <w:spacing w:after="40" w:before="0"/>
               <w:jc w:val="left"/>
             </w:pPr>
@@ -1564,6 +2080,7 @@
           </w:tcPr>
           <w:p>
             <w:pPr>
+              <w:keepNext w:val="false"/>
               <w:spacing w:after="40" w:before="0"/>
               <w:jc w:val="left"/>
             </w:pPr>
@@ -1596,6 +2113,7 @@
           </w:tcPr>
           <w:p>
             <w:pPr>
+              <w:keepNext w:val="false"/>
               <w:spacing w:after="40" w:before="0"/>
               <w:jc w:val="left"/>
             </w:pPr>
@@ -1628,6 +2146,7 @@
           </w:tcPr>
           <w:p>
             <w:pPr>
+              <w:keepNext w:val="false"/>
               <w:spacing w:after="40" w:before="0"/>
               <w:jc w:val="left"/>
             </w:pPr>
@@ -1662,6 +2181,7 @@
           </w:tcPr>
           <w:p>
             <w:pPr>
+              <w:keepNext w:val="false"/>
               <w:spacing w:after="40" w:before="0"/>
               <w:jc w:val="left"/>
             </w:pPr>
@@ -1694,6 +2214,7 @@
           </w:tcPr>
           <w:p>
             <w:pPr>
+              <w:keepNext w:val="false"/>
               <w:spacing w:after="40" w:before="0"/>
               <w:jc w:val="left"/>
             </w:pPr>
@@ -1726,6 +2247,7 @@
           </w:tcPr>
           <w:p>
             <w:pPr>
+              <w:keepNext w:val="false"/>
               <w:spacing w:after="40" w:before="0"/>
               <w:jc w:val="left"/>
             </w:pPr>
@@ -1758,6 +2280,7 @@
           </w:tcPr>
           <w:p>
             <w:pPr>
+              <w:keepNext w:val="false"/>
               <w:spacing w:after="40" w:before="0"/>
               <w:jc w:val="left"/>
             </w:pPr>
@@ -1792,6 +2315,7 @@
           </w:tcPr>
           <w:p>
             <w:pPr>
+              <w:keepNext w:val="false"/>
               <w:spacing w:after="40" w:before="0"/>
               <w:jc w:val="left"/>
             </w:pPr>
@@ -1824,6 +2348,7 @@
           </w:tcPr>
           <w:p>
             <w:pPr>
+              <w:keepNext w:val="false"/>
               <w:spacing w:after="40" w:before="0"/>
               <w:jc w:val="left"/>
             </w:pPr>
@@ -1856,6 +2381,7 @@
           </w:tcPr>
           <w:p>
             <w:pPr>
+              <w:keepNext w:val="false"/>
               <w:spacing w:after="40" w:before="0"/>
               <w:jc w:val="left"/>
             </w:pPr>
@@ -1888,6 +2414,7 @@
           </w:tcPr>
           <w:p>
             <w:pPr>
+              <w:keepNext w:val="false"/>
               <w:spacing w:after="40" w:before="0"/>
               <w:jc w:val="left"/>
             </w:pPr>
@@ -1922,6 +2449,7 @@
           </w:tcPr>
           <w:p>
             <w:pPr>
+              <w:keepNext w:val="false"/>
               <w:spacing w:after="40" w:before="0"/>
               <w:jc w:val="left"/>
             </w:pPr>
@@ -1954,6 +2482,7 @@
           </w:tcPr>
           <w:p>
             <w:pPr>
+              <w:keepNext w:val="false"/>
               <w:spacing w:after="40" w:before="0"/>
               <w:jc w:val="left"/>
             </w:pPr>
@@ -1986,6 +2515,7 @@
           </w:tcPr>
           <w:p>
             <w:pPr>
+              <w:keepNext w:val="false"/>
               <w:spacing w:after="40" w:before="0"/>
               <w:jc w:val="left"/>
             </w:pPr>
@@ -2018,6 +2548,7 @@
           </w:tcPr>
           <w:p>
             <w:pPr>
+              <w:keepNext w:val="false"/>
               <w:spacing w:after="40" w:before="0"/>
               <w:jc w:val="left"/>
             </w:pPr>
@@ -2052,6 +2583,7 @@
           </w:tcPr>
           <w:p>
             <w:pPr>
+              <w:keepNext w:val="false"/>
               <w:spacing w:after="40" w:before="0"/>
               <w:jc w:val="left"/>
             </w:pPr>
@@ -2084,6 +2616,7 @@
           </w:tcPr>
           <w:p>
             <w:pPr>
+              <w:keepNext w:val="false"/>
               <w:spacing w:after="40" w:before="0"/>
               <w:jc w:val="left"/>
             </w:pPr>
@@ -2116,6 +2649,7 @@
           </w:tcPr>
           <w:p>
             <w:pPr>
+              <w:keepNext w:val="false"/>
               <w:spacing w:after="40" w:before="0"/>
               <w:jc w:val="left"/>
             </w:pPr>
@@ -2148,6 +2682,7 @@
           </w:tcPr>
           <w:p>
             <w:pPr>
+              <w:keepNext w:val="false"/>
               <w:spacing w:after="40" w:before="0"/>
               <w:jc w:val="left"/>
             </w:pPr>
@@ -2286,7 +2821,7 @@
         </w:rPr>
         <w:t xml:space="preserve">© 2026 SeaVuria and ARES. This work is licensed under a </w:t>
       </w:r>
-      <w:hyperlink w:history="1" r:id="rIdicfyhsvt95ahjf02s1pss">
+      <w:hyperlink w:history="1" r:id="rIduqp1njiactymow2s43143">
         <w:r>
           <w:rPr>
             <w:rFonts w:ascii="Arial" w:cs="Arial" w:eastAsia="Arial" w:hAnsi="Arial"/>
@@ -2306,7 +2841,7 @@
         </w:rPr>
         <w:t xml:space="preserve"> (</w:t>
       </w:r>
-      <w:hyperlink w:history="1" r:id="rIdighb_b53ox4o179ahy1__">
+      <w:hyperlink w:history="1" r:id="rIdrzetymtjddq0ougpagdbl">
         <w:r>
           <w:rPr>
             <w:rFonts w:ascii="Arial" w:cs="Arial" w:eastAsia="Arial" w:hAnsi="Arial"/>
@@ -2326,7 +2861,7 @@
         </w:rPr>
         <w:t xml:space="preserve">). To view a copy of this license, visit </w:t>
       </w:r>
-      <w:hyperlink w:history="1" r:id="rIdwtacevxv7ouyvlsu_m_q9">
+      <w:hyperlink w:history="1" r:id="rIdqhj-zlnvhopsyivek1i14">
         <w:r>
           <w:rPr>
             <w:rFonts w:ascii="Arial" w:cs="Arial" w:eastAsia="Arial" w:hAnsi="Arial"/>

--- a/data/outputs/v2/Biology/SS1.2_Chemicals_of_Life/Biology_Chemicals_of_Life_FinalExplanation.docx
+++ b/data/outputs/v2/Biology/SS1.2_Chemicals_of_Life/Biology_Chemicals_of_Life_FinalExplanation.docx
@@ -2821,7 +2821,7 @@
         </w:rPr>
         <w:t xml:space="preserve">© 2026 SeaVuria and ARES. This work is licensed under a </w:t>
       </w:r>
-      <w:hyperlink w:history="1" r:id="rIduqp1njiactymow2s43143">
+      <w:hyperlink w:history="1" r:id="rIdqqx0dcm0m_qncpffzdxr6">
         <w:r>
           <w:rPr>
             <w:rFonts w:ascii="Arial" w:cs="Arial" w:eastAsia="Arial" w:hAnsi="Arial"/>
@@ -2841,7 +2841,7 @@
         </w:rPr>
         <w:t xml:space="preserve"> (</w:t>
       </w:r>
-      <w:hyperlink w:history="1" r:id="rIdrzetymtjddq0ougpagdbl">
+      <w:hyperlink w:history="1" r:id="rIdhozmua9liveiky0-4udve">
         <w:r>
           <w:rPr>
             <w:rFonts w:ascii="Arial" w:cs="Arial" w:eastAsia="Arial" w:hAnsi="Arial"/>
@@ -2861,7 +2861,7 @@
         </w:rPr>
         <w:t xml:space="preserve">). To view a copy of this license, visit </w:t>
       </w:r>
-      <w:hyperlink w:history="1" r:id="rIdqhj-zlnvhopsyivek1i14">
+      <w:hyperlink w:history="1" r:id="rIdgy8my0khidiy38nmcoyzo">
         <w:r>
           <w:rPr>
             <w:rFonts w:ascii="Arial" w:cs="Arial" w:eastAsia="Arial" w:hAnsi="Arial"/>
